--- a/SantanderCS/report/빅데이터 20기 프로젝트_lkj.docx
+++ b/SantanderCS/report/빅데이터 20기 프로젝트_lkj.docx
@@ -4,6 +4,28 @@
   <w:body>
     <w:p>
       <w:pPr>
+        <w:pStyle w:val="1"/>
+        <w:rPr>
+          <w:rFonts w:hint="eastAsia"/>
+        </w:rPr>
+      </w:pPr>
+      <w:r>
+        <w:rPr>
+          <w:rFonts w:hint="eastAsia"/>
+        </w:rPr>
+        <w:t xml:space="preserve">2. </w:t>
+      </w:r>
+      <w:proofErr w:type="spellStart"/>
+      <w:r>
+        <w:t>산탄데르</w:t>
+      </w:r>
+      <w:proofErr w:type="spellEnd"/>
+      <w:r>
+        <w:t xml:space="preserve"> 고객 만족 분석 프로젝트</w:t>
+      </w:r>
+    </w:p>
+    <w:p>
+      <w:pPr>
         <w:pStyle w:val="2"/>
       </w:pPr>
       <w:r>
@@ -22,11 +44,6 @@
       <w:proofErr w:type="spellEnd"/>
     </w:p>
     <w:p>
-      <w:pPr>
-        <w:rPr>
-          <w:rFonts w:hint="eastAsia"/>
-        </w:rPr>
-      </w:pPr>
       <w:r>
         <w:rPr>
           <w:rFonts w:hint="eastAsia"/>
@@ -380,11 +397,6 @@
             </w:r>
           </w:p>
           <w:p>
-            <w:pPr>
-              <w:rPr>
-                <w:rFonts w:hint="eastAsia"/>
-              </w:rPr>
-            </w:pPr>
             <w:r>
               <w:rPr>
                 <w:rFonts w:hint="eastAsia"/>
@@ -417,15 +429,24 @@
               <w:rPr>
                 <w:rFonts w:hint="eastAsia"/>
               </w:rPr>
-              <w:t>['var3'].replace(-999999, 2)</w:t>
+              <w:t>['var3'</w:t>
+            </w:r>
+            <w:proofErr w:type="gramStart"/>
+            <w:r>
+              <w:rPr>
+                <w:rFonts w:hint="eastAsia"/>
+              </w:rPr>
+              <w:t>].replace</w:t>
+            </w:r>
+            <w:proofErr w:type="gramEnd"/>
+            <w:r>
+              <w:rPr>
+                <w:rFonts w:hint="eastAsia"/>
+              </w:rPr>
+              <w:t>(-999999, 2)</w:t>
             </w:r>
           </w:p>
           <w:p>
-            <w:pPr>
-              <w:rPr>
-                <w:rFonts w:hint="eastAsia"/>
-              </w:rPr>
-            </w:pPr>
             <w:r>
               <w:rPr>
                 <w:rFonts w:hint="eastAsia"/>
@@ -458,25 +479,28 @@
               <w:rPr>
                 <w:rFonts w:hint="eastAsia"/>
               </w:rPr>
-              <w:t>['var3'].replace(-999999, 2)</w:t>
+              <w:t>['var3'</w:t>
             </w:r>
-          </w:p>
-          <w:p>
-            <w:pPr>
+            <w:proofErr w:type="gramStart"/>
+            <w:r>
               <w:rPr>
                 <w:rFonts w:hint="eastAsia"/>
               </w:rPr>
-            </w:pPr>
+              <w:t>].replace</w:t>
+            </w:r>
+            <w:proofErr w:type="gramEnd"/>
+            <w:r>
+              <w:rPr>
+                <w:rFonts w:hint="eastAsia"/>
+              </w:rPr>
+              <w:t>(-999999, 2)</w:t>
+            </w:r>
           </w:p>
+          <w:p/>
         </w:tc>
       </w:tr>
     </w:tbl>
     <w:p>
-      <w:pPr>
-        <w:rPr>
-          <w:rFonts w:hint="eastAsia"/>
-        </w:rPr>
-      </w:pPr>
       <w:r>
         <w:rPr>
           <w:rFonts w:hint="eastAsia"/>
@@ -560,7 +584,11 @@
       </w:r>
       <w:proofErr w:type="spellEnd"/>
       <w:r>
-        <w:t xml:space="preserve"> 해석하는 것이 타당하다. 따라서 본 분석에서는 변수별 분포와 도메인 지식을 함께 고려하여 0값을 </w:t>
+        <w:t xml:space="preserve"> 해석하는 것이 타당하다. 따라서 본 분석에서는 변수별 분포와 도메인 지식을 함께 </w:t>
+      </w:r>
+      <w:r>
+        <w:lastRenderedPageBreak/>
+        <w:t xml:space="preserve">고려하여 0값을 </w:t>
       </w:r>
       <w:proofErr w:type="spellStart"/>
       <w:r>
@@ -605,14 +633,7 @@
         <w:rPr>
           <w:rFonts w:hint="eastAsia"/>
         </w:rPr>
-        <w:t xml:space="preserve"> 0이 차지하는 비율을 분석하여 0 값이 </w:t>
-      </w:r>
-      <w:r>
-        <w:rPr>
-          <w:rFonts w:hint="eastAsia"/>
-        </w:rPr>
-        <w:lastRenderedPageBreak/>
-        <w:t xml:space="preserve">99% 이상인 </w:t>
+        <w:t xml:space="preserve"> 0이 차지하는 비율을 분석하여 0 값이 99% 이상인 </w:t>
       </w:r>
       <w:proofErr w:type="spellStart"/>
       <w:r>
@@ -626,10 +647,21 @@
         <w:rPr>
           <w:rFonts w:hint="eastAsia"/>
         </w:rPr>
-        <w:t xml:space="preserve"> 삭제하기로 판단하였다 </w:t>
-      </w:r>
-      <w:r>
-        <w:t>. 이러한 구분 과정을 통해 데이터의 신뢰성을 확보하고, 모델 성능 저하를 방지하고자 하였다.</w:t>
+        <w:t xml:space="preserve"> 삭제하기로 </w:t>
+      </w:r>
+      <w:proofErr w:type="gramStart"/>
+      <w:r>
+        <w:rPr>
+          <w:rFonts w:hint="eastAsia"/>
+        </w:rPr>
+        <w:t xml:space="preserve">판단하였다 </w:t>
+      </w:r>
+      <w:r>
+        <w:t>.</w:t>
+      </w:r>
+      <w:proofErr w:type="gramEnd"/>
+      <w:r>
+        <w:t xml:space="preserve"> 이러한 구분 과정을 통해 데이터의 신뢰성을 확보하고, 모델 성능 저하를 방지하고자 하였다.</w:t>
       </w:r>
       <w:r>
         <w:br/>
@@ -651,11 +683,19 @@
       </w:r>
       <w:proofErr w:type="spellStart"/>
       <w:r>
-        <w:t>zero_count_rate</w:t>
+        <w:t>zero_count_</w:t>
+      </w:r>
+      <w:proofErr w:type="gramStart"/>
+      <w:r>
+        <w:t>rate</w:t>
       </w:r>
       <w:proofErr w:type="spellEnd"/>
       <w:r>
-        <w:t xml:space="preserve"> &gt; 99%인 Feature 삭</w:t>
+        <w:t xml:space="preserve"> &gt;</w:t>
+      </w:r>
+      <w:proofErr w:type="gramEnd"/>
+      <w:r>
+        <w:t xml:space="preserve"> 99%인 Feature 삭</w:t>
       </w:r>
       <w:r>
         <w:rPr>
@@ -675,7 +715,21 @@
         <w:rPr>
           <w:rFonts w:hint="eastAsia"/>
         </w:rPr>
-        <w:t xml:space="preserve"> 220개 이며, 자세한 </w:t>
+        <w:t xml:space="preserve"> 220</w:t>
+      </w:r>
+      <w:proofErr w:type="gramStart"/>
+      <w:r>
+        <w:rPr>
+          <w:rFonts w:hint="eastAsia"/>
+        </w:rPr>
+        <w:t>개 이며</w:t>
+      </w:r>
+      <w:proofErr w:type="gramEnd"/>
+      <w:r>
+        <w:rPr>
+          <w:rFonts w:hint="eastAsia"/>
+        </w:rPr>
+        <w:t xml:space="preserve">, 자세한 </w:t>
       </w:r>
       <w:proofErr w:type="spellStart"/>
       <w:r>
@@ -763,11 +817,6 @@
             </w:r>
           </w:p>
           <w:p>
-            <w:pPr>
-              <w:rPr>
-                <w:rFonts w:hint="eastAsia"/>
-              </w:rPr>
-            </w:pPr>
             <w:proofErr w:type="spellStart"/>
             <w:r>
               <w:t>X_features</w:t>
@@ -782,19 +831,21 @@
             </w:r>
             <w:proofErr w:type="spellEnd"/>
             <w:r>
-              <w:t>['var15'].clip(upper=100)</w:t>
+              <w:t>['var15'</w:t>
+            </w:r>
+            <w:proofErr w:type="gramStart"/>
+            <w:r>
+              <w:t>].clip</w:t>
+            </w:r>
+            <w:proofErr w:type="gramEnd"/>
+            <w:r>
+              <w:t>(upper=100)</w:t>
             </w:r>
           </w:p>
         </w:tc>
       </w:tr>
     </w:tbl>
-    <w:p>
-      <w:pPr>
-        <w:rPr>
-          <w:rFonts w:hint="eastAsia"/>
-        </w:rPr>
-      </w:pPr>
-    </w:p>
+    <w:p/>
     <w:p/>
     <w:p>
       <w:r>
@@ -915,7 +966,6 @@
         <w:pStyle w:val="4"/>
       </w:pPr>
       <w:r>
-        <w:lastRenderedPageBreak/>
         <w:t>2.3.2.3 사유</w:t>
       </w:r>
     </w:p>
@@ -963,6 +1013,7 @@
     </w:p>
     <w:p/>
     <w:p>
+      <w:proofErr w:type="gramStart"/>
       <w:r>
         <w:rPr>
           <w:rFonts w:hint="eastAsia"/>
@@ -970,7 +1021,19 @@
         <w:t>·</w:t>
       </w:r>
       <w:r>
-        <w:t xml:space="preserve">  활동성 지표 : 0값의 개수를 세어</w:t>
+        <w:t xml:space="preserve">  활동성</w:t>
+      </w:r>
+      <w:proofErr w:type="gramEnd"/>
+      <w:r>
+        <w:t xml:space="preserve"> </w:t>
+      </w:r>
+      <w:proofErr w:type="gramStart"/>
+      <w:r>
+        <w:t>지표 :</w:t>
+      </w:r>
+      <w:proofErr w:type="gramEnd"/>
+      <w:r>
+        <w:t xml:space="preserve"> 0값의 개수를 세어</w:t>
       </w:r>
     </w:p>
     <w:p>
@@ -986,6 +1049,7 @@
     </w:p>
     <w:p/>
     <w:p>
+      <w:proofErr w:type="gramStart"/>
       <w:r>
         <w:rPr>
           <w:rFonts w:hint="eastAsia"/>
@@ -993,7 +1057,19 @@
         <w:t>·</w:t>
       </w:r>
       <w:r>
-        <w:t xml:space="preserve">  총 잔액 : </w:t>
+        <w:t xml:space="preserve">  총</w:t>
+      </w:r>
+      <w:proofErr w:type="gramEnd"/>
+      <w:r>
+        <w:t xml:space="preserve"> </w:t>
+      </w:r>
+      <w:proofErr w:type="gramStart"/>
+      <w:r>
+        <w:t>잔액 :</w:t>
+      </w:r>
+      <w:proofErr w:type="gramEnd"/>
+      <w:r>
+        <w:t xml:space="preserve"> </w:t>
       </w:r>
       <w:proofErr w:type="spellStart"/>
       <w:r>
@@ -1006,6 +1082,7 @@
     </w:p>
     <w:p/>
     <w:p>
+      <w:proofErr w:type="gramStart"/>
       <w:r>
         <w:rPr>
           <w:rFonts w:hint="eastAsia"/>
@@ -1013,11 +1090,24 @@
         <w:t>·</w:t>
       </w:r>
       <w:r>
-        <w:t xml:space="preserve">  거래 빈도 : num 관련 피처 합산</w:t>
+        <w:t xml:space="preserve">  거래</w:t>
+      </w:r>
+      <w:proofErr w:type="gramEnd"/>
+      <w:r>
+        <w:t xml:space="preserve"> </w:t>
+      </w:r>
+      <w:proofErr w:type="gramStart"/>
+      <w:r>
+        <w:t>빈도 :</w:t>
+      </w:r>
+      <w:proofErr w:type="gramEnd"/>
+      <w:r>
+        <w:t xml:space="preserve"> num 관련 피처 합산</w:t>
       </w:r>
     </w:p>
     <w:p/>
     <w:p>
+      <w:proofErr w:type="gramStart"/>
       <w:r>
         <w:rPr>
           <w:rFonts w:hint="eastAsia"/>
@@ -1025,11 +1115,24 @@
         <w:t>·</w:t>
       </w:r>
       <w:r>
-        <w:t xml:space="preserve">  거래 규모 : imp 관련 피처 합산</w:t>
+        <w:t xml:space="preserve">  거래</w:t>
+      </w:r>
+      <w:proofErr w:type="gramEnd"/>
+      <w:r>
+        <w:t xml:space="preserve"> </w:t>
+      </w:r>
+      <w:proofErr w:type="gramStart"/>
+      <w:r>
+        <w:t>규모 :</w:t>
+      </w:r>
+      <w:proofErr w:type="gramEnd"/>
+      <w:r>
+        <w:t xml:space="preserve"> imp 관련 피처 합산</w:t>
       </w:r>
     </w:p>
     <w:p/>
     <w:p>
+      <w:proofErr w:type="gramStart"/>
       <w:r>
         <w:rPr>
           <w:rFonts w:hint="eastAsia"/>
@@ -1037,7 +1140,27 @@
         <w:t>·</w:t>
       </w:r>
       <w:r>
-        <w:t xml:space="preserve">  비율 변수 : 특정 상품 잔액 / 총 잔액</w:t>
+        <w:t xml:space="preserve">  비율</w:t>
+      </w:r>
+      <w:proofErr w:type="gramEnd"/>
+      <w:r>
+        <w:t xml:space="preserve"> </w:t>
+      </w:r>
+      <w:proofErr w:type="gramStart"/>
+      <w:r>
+        <w:t>변수 :</w:t>
+      </w:r>
+      <w:proofErr w:type="gramEnd"/>
+      <w:r>
+        <w:t xml:space="preserve"> 특정 상품 </w:t>
+      </w:r>
+      <w:proofErr w:type="gramStart"/>
+      <w:r>
+        <w:t>잔액 /</w:t>
+      </w:r>
+      <w:proofErr w:type="gramEnd"/>
+      <w:r>
+        <w:t xml:space="preserve"> 총 잔액</w:t>
       </w:r>
     </w:p>
     <w:p/>
@@ -1064,6 +1187,7 @@
         <w:rPr>
           <w:rFonts w:hint="eastAsia"/>
         </w:rPr>
+        <w:lastRenderedPageBreak/>
         <w:t>·</w:t>
       </w:r>
       <w:r>
@@ -1081,6 +1205,7 @@
     </w:p>
     <w:p/>
     <w:p>
+      <w:proofErr w:type="gramStart"/>
       <w:r>
         <w:rPr>
           <w:rFonts w:hint="eastAsia"/>
@@ -1088,7 +1213,19 @@
         <w:t>·</w:t>
       </w:r>
       <w:r>
-        <w:t xml:space="preserve">  로그 변환 : 치우친 분포(var15, </w:t>
+        <w:t xml:space="preserve">  로그</w:t>
+      </w:r>
+      <w:proofErr w:type="gramEnd"/>
+      <w:r>
+        <w:t xml:space="preserve"> </w:t>
+      </w:r>
+      <w:proofErr w:type="gramStart"/>
+      <w:r>
+        <w:t>변환 :</w:t>
+      </w:r>
+      <w:proofErr w:type="gramEnd"/>
+      <w:r>
+        <w:t xml:space="preserve"> 치우친 분포(var15, </w:t>
       </w:r>
       <w:proofErr w:type="spellStart"/>
       <w:r>
@@ -1101,6 +1238,7 @@
     </w:p>
     <w:p/>
     <w:p>
+      <w:proofErr w:type="gramStart"/>
       <w:r>
         <w:rPr>
           <w:rFonts w:hint="eastAsia"/>
@@ -1108,7 +1246,19 @@
         <w:t>·</w:t>
       </w:r>
       <w:r>
-        <w:t xml:space="preserve">  표준화(Standardization) : 트리 계열에는 불필요하지만, 다른 모델 비교 시 필요</w:t>
+        <w:t xml:space="preserve">  표준화</w:t>
+      </w:r>
+      <w:proofErr w:type="gramEnd"/>
+      <w:r>
+        <w:t>(Standardization</w:t>
+      </w:r>
+      <w:proofErr w:type="gramStart"/>
+      <w:r>
+        <w:t>) :</w:t>
+      </w:r>
+      <w:proofErr w:type="gramEnd"/>
+      <w:r>
+        <w:t xml:space="preserve"> 트리 계열에는 불필요하지만, 다른 모델 비교 시 필요</w:t>
       </w:r>
     </w:p>
     <w:p/>
@@ -1232,6 +1382,7 @@
         <w:rPr>
           <w:rFonts w:hint="eastAsia"/>
         </w:rPr>
+        <w:lastRenderedPageBreak/>
         <w:t>·</w:t>
       </w:r>
       <w:r>
@@ -6815,7 +6966,7 @@
     <w:link w:val="1Char"/>
     <w:uiPriority w:val="9"/>
     <w:qFormat/>
-    <w:rsid w:val="00660AD6"/>
+    <w:rsid w:val="000342A5"/>
     <w:pPr>
       <w:keepNext/>
       <w:keepLines/>
@@ -6825,7 +6976,8 @@
     </w:pPr>
     <w:rPr>
       <w:rFonts w:asciiTheme="majorHAnsi" w:eastAsiaTheme="majorEastAsia" w:hAnsiTheme="majorHAnsi" w:cstheme="majorBidi"/>
-      <w:color w:val="2F5496" w:themeColor="accent1" w:themeShade="BF"/>
+      <w:b/>
+      <w:color w:val="0D0D0D" w:themeColor="text1" w:themeTint="F2"/>
       <w:sz w:val="40"/>
       <w:szCs w:val="40"/>
     </w:rPr>
@@ -7044,10 +7196,11 @@
     <w:basedOn w:val="a0"/>
     <w:link w:val="1"/>
     <w:uiPriority w:val="9"/>
-    <w:rsid w:val="00660AD6"/>
+    <w:rsid w:val="000342A5"/>
     <w:rPr>
       <w:rFonts w:asciiTheme="majorHAnsi" w:eastAsiaTheme="majorEastAsia" w:hAnsiTheme="majorHAnsi" w:cstheme="majorBidi"/>
-      <w:color w:val="2F5496" w:themeColor="accent1" w:themeShade="BF"/>
+      <w:b/>
+      <w:color w:val="0D0D0D" w:themeColor="text1" w:themeTint="F2"/>
       <w:sz w:val="40"/>
       <w:szCs w:val="40"/>
     </w:rPr>

--- a/SantanderCS/report/빅데이터 20기 프로젝트_lkj.docx
+++ b/SantanderCS/report/빅데이터 20기 프로젝트_lkj.docx
@@ -2,28 +2,6 @@
 <file path=word/document.xml><?xml version="1.0" encoding="utf-8"?>
 <w:document xmlns:wpc="http://schemas.microsoft.com/office/word/2010/wordprocessingCanvas" xmlns:cx="http://schemas.microsoft.com/office/drawing/2014/chartex" xmlns:cx1="http://schemas.microsoft.com/office/drawing/2015/9/8/chartex" xmlns:cx2="http://schemas.microsoft.com/office/drawing/2015/10/21/chartex" xmlns:cx3="http://schemas.microsoft.com/office/drawing/2016/5/9/chartex" xmlns:cx4="http://schemas.microsoft.com/office/drawing/2016/5/10/chartex" xmlns:cx5="http://schemas.microsoft.com/office/drawing/2016/5/11/chartex" xmlns:cx6="http://schemas.microsoft.com/office/drawing/2016/5/12/chartex" xmlns:cx7="http://schemas.microsoft.com/office/drawing/2016/5/13/chartex" xmlns:cx8="http://schemas.microsoft.com/office/drawing/2016/5/14/chartex" xmlns:mc="http://schemas.openxmlformats.org/markup-compatibility/2006" xmlns:aink="http://schemas.microsoft.com/office/drawing/2016/ink" xmlns:am3d="http://schemas.microsoft.com/office/drawing/2017/model3d" xmlns:o="urn:schemas-microsoft-com:office:office" xmlns:oel="http://schemas.microsoft.com/office/2019/extlst" xmlns:r="http://schemas.openxmlformats.org/officeDocument/2006/relationships" xmlns:m="http://schemas.openxmlformats.org/officeDocument/2006/math" xmlns:v="urn:schemas-microsoft-com:vml" xmlns:wp14="http://schemas.microsoft.com/office/word/2010/wordprocessingDrawing" xmlns:wp="http://schemas.openxmlformats.org/drawingml/2006/wordprocessingDrawing" xmlns:w10="urn:schemas-microsoft-com:office:word" xmlns:w="http://schemas.openxmlformats.org/wordprocessingml/2006/main" xmlns:w14="http://schemas.microsoft.com/office/word/2010/wordml" xmlns:w15="http://schemas.microsoft.com/office/word/2012/wordml" xmlns:w16cex="http://schemas.microsoft.com/office/word/2018/wordml/cex" xmlns:w16cid="http://schemas.microsoft.com/office/word/2016/wordml/cid" xmlns:w16="http://schemas.microsoft.com/office/word/2018/wordml" xmlns:w16du="http://schemas.microsoft.com/office/word/2023/wordml/word16du" xmlns:w16sdtdh="http://schemas.microsoft.com/office/word/2020/wordml/sdtdatahash" xmlns:w16sdtfl="http://schemas.microsoft.com/office/word/2024/wordml/sdtformatlock" xmlns:w16se="http://schemas.microsoft.com/office/word/2015/wordml/symex" xmlns:wpg="http://schemas.microsoft.com/office/word/2010/wordprocessingGroup" xmlns:wpi="http://schemas.microsoft.com/office/word/2010/wordprocessingInk" xmlns:wne="http://schemas.microsoft.com/office/word/2006/wordml" xmlns:wps="http://schemas.microsoft.com/office/word/2010/wordprocessingShape" mc:Ignorable="w14 w15 w16se w16cid w16 w16cex w16sdtdh w16sdtfl w16du wp14">
   <w:body>
-    <w:p>
-      <w:pPr>
-        <w:pStyle w:val="1"/>
-        <w:rPr>
-          <w:rFonts w:hint="eastAsia"/>
-        </w:rPr>
-      </w:pPr>
-      <w:r>
-        <w:rPr>
-          <w:rFonts w:hint="eastAsia"/>
-        </w:rPr>
-        <w:t xml:space="preserve">2. </w:t>
-      </w:r>
-      <w:proofErr w:type="spellStart"/>
-      <w:r>
-        <w:t>산탄데르</w:t>
-      </w:r>
-      <w:proofErr w:type="spellEnd"/>
-      <w:r>
-        <w:t xml:space="preserve"> 고객 만족 분석 프로젝트</w:t>
-      </w:r>
-    </w:p>
     <w:p>
       <w:pPr>
         <w:pStyle w:val="2"/>
@@ -584,166 +562,181 @@
       </w:r>
       <w:proofErr w:type="spellEnd"/>
       <w:r>
-        <w:t xml:space="preserve"> 해석하는 것이 타당하다. 따라서 본 분석에서는 변수별 분포와 도메인 지식을 함께 </w:t>
-      </w:r>
-      <w:r>
+        <w:t xml:space="preserve"> 해석하는 것이 타당하다. 따라서 본 분석에서는 변수별 분포와 도메인 지식을 함께 고려하여 0값을 </w:t>
+      </w:r>
+      <w:proofErr w:type="spellStart"/>
+      <w:r>
+        <w:t>결측치와</w:t>
+      </w:r>
+      <w:proofErr w:type="spellEnd"/>
+      <w:r>
+        <w:t xml:space="preserve"> 실제 값으로 구분하였다. </w:t>
+      </w:r>
+      <w:proofErr w:type="spellStart"/>
+      <w:r>
+        <w:t>결측치로</w:t>
+      </w:r>
+      <w:proofErr w:type="spellEnd"/>
+      <w:r>
+        <w:t xml:space="preserve"> 판단되는 경우에는 적절한 대체(imputation) 기법을 적용</w:t>
+      </w:r>
+      <w:r>
+        <w:rPr>
+          <w:rFonts w:hint="eastAsia"/>
+        </w:rPr>
+        <w:t xml:space="preserve">하려 했으나, </w:t>
+      </w:r>
+      <w:r>
+        <w:t xml:space="preserve">실제 값으로 </w:t>
+      </w:r>
+      <w:r>
+        <w:rPr>
+          <w:rFonts w:hint="eastAsia"/>
+        </w:rPr>
+        <w:t xml:space="preserve">판단할 수도 있어, 각 </w:t>
+      </w:r>
+      <w:proofErr w:type="spellStart"/>
+      <w:r>
+        <w:rPr>
+          <w:rFonts w:hint="eastAsia"/>
+        </w:rPr>
+        <w:t>피쳐의</w:t>
+      </w:r>
+      <w:proofErr w:type="spellEnd"/>
+      <w:r>
+        <w:rPr>
+          <w:rFonts w:hint="eastAsia"/>
+        </w:rPr>
+        <w:t xml:space="preserve"> 0이 차지하는 비율을 분석하여 0 값이 </w:t>
+      </w:r>
+      <w:r>
+        <w:rPr>
+          <w:rFonts w:hint="eastAsia"/>
+        </w:rPr>
         <w:lastRenderedPageBreak/>
-        <w:t xml:space="preserve">고려하여 0값을 </w:t>
+        <w:t xml:space="preserve">99% 이상인 </w:t>
       </w:r>
       <w:proofErr w:type="spellStart"/>
       <w:r>
-        <w:t>결측치와</w:t>
+        <w:rPr>
+          <w:rFonts w:hint="eastAsia"/>
+        </w:rPr>
+        <w:t>피쳐들은</w:t>
       </w:r>
       <w:proofErr w:type="spellEnd"/>
       <w:r>
-        <w:t xml:space="preserve"> 실제 값으로 구분하였다. </w:t>
+        <w:rPr>
+          <w:rFonts w:hint="eastAsia"/>
+        </w:rPr>
+        <w:t xml:space="preserve"> 삭제하기로 </w:t>
+      </w:r>
+      <w:proofErr w:type="gramStart"/>
+      <w:r>
+        <w:rPr>
+          <w:rFonts w:hint="eastAsia"/>
+        </w:rPr>
+        <w:t xml:space="preserve">판단하였다 </w:t>
+      </w:r>
+      <w:r>
+        <w:t>.</w:t>
+      </w:r>
+      <w:proofErr w:type="gramEnd"/>
+      <w:r>
+        <w:t xml:space="preserve"> 이러한 구분 과정을 통해 데이터의 신뢰성을 확보하고, 모델 성능 저하를 방지하고자 하였다.</w:t>
+      </w:r>
+      <w:r>
+        <w:br/>
+      </w:r>
+      <w:r>
+        <w:rPr>
+          <w:rFonts w:hint="eastAsia"/>
+        </w:rPr>
+        <w:t xml:space="preserve">이렇게 </w:t>
+      </w:r>
+      <w:r>
+        <w:rPr>
+          <w:rFonts w:hint="eastAsia"/>
+        </w:rPr>
+        <w:t>각</w:t>
+      </w:r>
+      <w:r>
+        <w:t xml:space="preserve"> Feature의 값들의 </w:t>
       </w:r>
       <w:proofErr w:type="spellStart"/>
       <w:r>
-        <w:t>결측치로</w:t>
+        <w:t>zero_count_</w:t>
+      </w:r>
+      <w:proofErr w:type="gramStart"/>
+      <w:r>
+        <w:t>rate</w:t>
       </w:r>
       <w:proofErr w:type="spellEnd"/>
       <w:r>
-        <w:t xml:space="preserve"> 판단되는 경우에는 적절한 대체(imputation) 기법을 적용</w:t>
-      </w:r>
-      <w:r>
-        <w:rPr>
-          <w:rFonts w:hint="eastAsia"/>
-        </w:rPr>
-        <w:t xml:space="preserve">하려 했으나, </w:t>
-      </w:r>
-      <w:r>
-        <w:t xml:space="preserve">실제 값으로 </w:t>
-      </w:r>
-      <w:r>
-        <w:rPr>
-          <w:rFonts w:hint="eastAsia"/>
-        </w:rPr>
-        <w:t xml:space="preserve">판단할 수도 있어, 각 </w:t>
+        <w:t xml:space="preserve"> &gt;</w:t>
+      </w:r>
+      <w:proofErr w:type="gramEnd"/>
+      <w:r>
+        <w:t xml:space="preserve"> 99%인 Feature 삭</w:t>
+      </w:r>
+      <w:r>
+        <w:rPr>
+          <w:rFonts w:hint="eastAsia"/>
+        </w:rPr>
+        <w:t xml:space="preserve">제한 </w:t>
       </w:r>
       <w:proofErr w:type="spellStart"/>
       <w:r>
         <w:rPr>
           <w:rFonts w:hint="eastAsia"/>
         </w:rPr>
-        <w:t>피쳐의</w:t>
+        <w:t>피쳐는</w:t>
       </w:r>
       <w:proofErr w:type="spellEnd"/>
       <w:r>
         <w:rPr>
           <w:rFonts w:hint="eastAsia"/>
         </w:rPr>
-        <w:t xml:space="preserve"> 0이 차지하는 비율을 분석하여 0 값이 99% 이상인 </w:t>
+        <w:t xml:space="preserve"> 220</w:t>
+      </w:r>
+      <w:proofErr w:type="gramStart"/>
+      <w:r>
+        <w:rPr>
+          <w:rFonts w:hint="eastAsia"/>
+        </w:rPr>
+        <w:t>개 이며</w:t>
+      </w:r>
+      <w:proofErr w:type="gramEnd"/>
+      <w:r>
+        <w:rPr>
+          <w:rFonts w:hint="eastAsia"/>
+        </w:rPr>
+        <w:t xml:space="preserve">, 자세한 </w:t>
       </w:r>
       <w:proofErr w:type="spellStart"/>
       <w:r>
         <w:rPr>
           <w:rFonts w:hint="eastAsia"/>
         </w:rPr>
-        <w:t>피쳐들은</w:t>
+        <w:t>피쳐</w:t>
       </w:r>
       <w:proofErr w:type="spellEnd"/>
       <w:r>
         <w:rPr>
           <w:rFonts w:hint="eastAsia"/>
         </w:rPr>
-        <w:t xml:space="preserve"> 삭제하기로 </w:t>
-      </w:r>
-      <w:proofErr w:type="gramStart"/>
-      <w:r>
-        <w:rPr>
-          <w:rFonts w:hint="eastAsia"/>
-        </w:rPr>
-        <w:t xml:space="preserve">판단하였다 </w:t>
-      </w:r>
-      <w:r>
-        <w:t>.</w:t>
-      </w:r>
-      <w:proofErr w:type="gramEnd"/>
-      <w:r>
-        <w:t xml:space="preserve"> 이러한 구분 과정을 통해 데이터의 신뢰성을 확보하고, 모델 성능 저하를 방지하고자 하였다.</w:t>
-      </w:r>
-      <w:r>
-        <w:br/>
-      </w:r>
-      <w:r>
-        <w:rPr>
-          <w:rFonts w:hint="eastAsia"/>
-        </w:rPr>
-        <w:t xml:space="preserve">이렇게 </w:t>
-      </w:r>
-      <w:r>
-        <w:rPr>
-          <w:rFonts w:hint="eastAsia"/>
-        </w:rPr>
-        <w:t>각</w:t>
-      </w:r>
-      <w:r>
-        <w:t xml:space="preserve"> Feature의 값들의 </w:t>
-      </w:r>
-      <w:proofErr w:type="spellStart"/>
-      <w:r>
-        <w:t>zero_count_</w:t>
-      </w:r>
-      <w:proofErr w:type="gramStart"/>
-      <w:r>
-        <w:t>rate</w:t>
-      </w:r>
-      <w:proofErr w:type="spellEnd"/>
-      <w:r>
-        <w:t xml:space="preserve"> &gt;</w:t>
-      </w:r>
-      <w:proofErr w:type="gramEnd"/>
-      <w:r>
-        <w:t xml:space="preserve"> 99%인 Feature 삭</w:t>
-      </w:r>
-      <w:r>
-        <w:rPr>
-          <w:rFonts w:hint="eastAsia"/>
-        </w:rPr>
-        <w:t xml:space="preserve">제한 </w:t>
-      </w:r>
-      <w:proofErr w:type="spellStart"/>
-      <w:r>
-        <w:rPr>
-          <w:rFonts w:hint="eastAsia"/>
-        </w:rPr>
-        <w:t>피쳐는</w:t>
-      </w:r>
-      <w:proofErr w:type="spellEnd"/>
-      <w:r>
-        <w:rPr>
-          <w:rFonts w:hint="eastAsia"/>
-        </w:rPr>
-        <w:t xml:space="preserve"> 220</w:t>
-      </w:r>
-      <w:proofErr w:type="gramStart"/>
-      <w:r>
-        <w:rPr>
-          <w:rFonts w:hint="eastAsia"/>
-        </w:rPr>
-        <w:t>개 이며</w:t>
-      </w:r>
-      <w:proofErr w:type="gramEnd"/>
-      <w:r>
-        <w:rPr>
-          <w:rFonts w:hint="eastAsia"/>
-        </w:rPr>
-        <w:t xml:space="preserve">, 자세한 </w:t>
-      </w:r>
-      <w:proofErr w:type="spellStart"/>
-      <w:r>
-        <w:rPr>
-          <w:rFonts w:hint="eastAsia"/>
-        </w:rPr>
-        <w:t>피쳐</w:t>
-      </w:r>
-      <w:proofErr w:type="spellEnd"/>
-      <w:r>
-        <w:rPr>
-          <w:rFonts w:hint="eastAsia"/>
-        </w:rPr>
-        <w:t xml:space="preserve"> 목록은 첨부 </w:t>
+        <w:t xml:space="preserve"> 목록은 첨부</w:t>
+      </w:r>
+      <w:r>
+        <w:rPr>
+          <w:rFonts w:hint="eastAsia"/>
+        </w:rPr>
+        <w:t>#</w:t>
+      </w:r>
+      <w:r>
+        <w:rPr>
+          <w:rFonts w:hint="eastAsia"/>
+        </w:rPr>
+        <w:t xml:space="preserve"> </w:t>
       </w:r>
       <w:r>
         <w:t>“</w:t>
@@ -966,6 +959,7 @@
         <w:pStyle w:val="4"/>
       </w:pPr>
       <w:r>
+        <w:lastRenderedPageBreak/>
         <w:t>2.3.2.3 사유</w:t>
       </w:r>
     </w:p>
@@ -1187,7 +1181,6 @@
         <w:rPr>
           <w:rFonts w:hint="eastAsia"/>
         </w:rPr>
-        <w:lastRenderedPageBreak/>
         <w:t>·</w:t>
       </w:r>
       <w:r>
@@ -1382,7 +1375,6 @@
         <w:rPr>
           <w:rFonts w:hint="eastAsia"/>
         </w:rPr>
-        <w:lastRenderedPageBreak/>
         <w:t>·</w:t>
       </w:r>
       <w:r>
@@ -7168,6 +7160,7 @@
   <w:style w:type="character" w:default="1" w:styleId="a0">
     <w:name w:val="Default Paragraph Font"/>
     <w:uiPriority w:val="1"/>
+    <w:semiHidden/>
     <w:unhideWhenUsed/>
   </w:style>
   <w:style w:type="table" w:default="1" w:styleId="a1">

--- a/SantanderCS/report/빅데이터 20기 프로젝트_lkj.docx
+++ b/SantanderCS/report/빅데이터 20기 프로젝트_lkj.docx
@@ -765,7 +765,13 @@
         <w:rPr>
           <w:rFonts w:hint="eastAsia"/>
         </w:rPr>
-        <w:t>2.3.1.3 var15 처리</w:t>
+        <w:t xml:space="preserve">2.3.1.3 </w:t>
+      </w:r>
+      <w:r>
+        <w:rPr>
+          <w:rFonts w:hint="eastAsia"/>
+        </w:rPr>
+        <w:t xml:space="preserve">상관관계 높은 Features 삭제하기 </w:t>
       </w:r>
     </w:p>
     <w:p>
@@ -773,21 +779,285 @@
         <w:rPr>
           <w:rFonts w:hint="eastAsia"/>
         </w:rPr>
+        <w:t>각 Feature간의 상관계수를 파악한 후 상관계수가 0.95 이상인 것들은 삭제하였다.</w:t>
+      </w:r>
+    </w:p>
+    <w:tbl>
+      <w:tblPr>
+        <w:tblStyle w:val="af3"/>
+        <w:tblW w:w="0" w:type="auto"/>
+        <w:tblLook w:val="04A0" w:firstRow="1" w:lastRow="0" w:firstColumn="1" w:lastColumn="0" w:noHBand="0" w:noVBand="1"/>
+      </w:tblPr>
+      <w:tblGrid>
+        <w:gridCol w:w="10456"/>
+      </w:tblGrid>
+      <w:tr>
+        <w:tc>
+          <w:tcPr>
+            <w:tcW w:w="10456" w:type="dxa"/>
+          </w:tcPr>
+          <w:p>
+            <w:r>
+              <w:rPr>
+                <w:rFonts w:hint="eastAsia"/>
+              </w:rPr>
+              <w:t># 상관계수 높은 feature들 삭제하기 default 0.95</w:t>
+            </w:r>
+          </w:p>
+          <w:p>
+            <w:pPr>
+              <w:rPr>
+                <w:rFonts w:hint="eastAsia"/>
+              </w:rPr>
+            </w:pPr>
+            <w:proofErr w:type="spellStart"/>
+            <w:r>
+              <w:rPr>
+                <w:rFonts w:hint="eastAsia"/>
+              </w:rPr>
+              <w:t>X_reduced</w:t>
+            </w:r>
+            <w:proofErr w:type="spellEnd"/>
+            <w:r>
+              <w:rPr>
+                <w:rFonts w:hint="eastAsia"/>
+              </w:rPr>
+              <w:t xml:space="preserve">, </w:t>
+            </w:r>
+            <w:proofErr w:type="spellStart"/>
+            <w:r>
+              <w:rPr>
+                <w:rFonts w:hint="eastAsia"/>
+              </w:rPr>
+              <w:t>to_drop</w:t>
+            </w:r>
+            <w:proofErr w:type="spellEnd"/>
+            <w:r>
+              <w:rPr>
+                <w:rFonts w:hint="eastAsia"/>
+              </w:rPr>
+              <w:t xml:space="preserve"> = </w:t>
+            </w:r>
+            <w:proofErr w:type="spellStart"/>
+            <w:r>
+              <w:rPr>
+                <w:rFonts w:hint="eastAsia"/>
+              </w:rPr>
+              <w:t>drop_highly_correlated_features</w:t>
+            </w:r>
+            <w:proofErr w:type="spellEnd"/>
+            <w:r>
+              <w:rPr>
+                <w:rFonts w:hint="eastAsia"/>
+              </w:rPr>
+              <w:t>(</w:t>
+            </w:r>
+            <w:proofErr w:type="spellStart"/>
+            <w:r>
+              <w:rPr>
+                <w:rFonts w:hint="eastAsia"/>
+              </w:rPr>
+              <w:t>X_features</w:t>
+            </w:r>
+            <w:proofErr w:type="spellEnd"/>
+            <w:r>
+              <w:rPr>
+                <w:rFonts w:hint="eastAsia"/>
+              </w:rPr>
+              <w:t>)</w:t>
+            </w:r>
+          </w:p>
+          <w:p>
+            <w:pPr>
+              <w:rPr>
+                <w:rFonts w:hint="eastAsia"/>
+              </w:rPr>
+            </w:pPr>
+            <w:proofErr w:type="spellStart"/>
+            <w:r>
+              <w:rPr>
+                <w:rFonts w:hint="eastAsia"/>
+              </w:rPr>
+              <w:t>X_test_reduced</w:t>
+            </w:r>
+            <w:proofErr w:type="spellEnd"/>
+            <w:r>
+              <w:rPr>
+                <w:rFonts w:hint="eastAsia"/>
+              </w:rPr>
+              <w:t xml:space="preserve"> = </w:t>
+            </w:r>
+            <w:proofErr w:type="spellStart"/>
+            <w:r>
+              <w:rPr>
+                <w:rFonts w:hint="eastAsia"/>
+              </w:rPr>
+              <w:t>X_</w:t>
+            </w:r>
+            <w:proofErr w:type="gramStart"/>
+            <w:r>
+              <w:rPr>
+                <w:rFonts w:hint="eastAsia"/>
+              </w:rPr>
+              <w:t>test.drop</w:t>
+            </w:r>
+            <w:proofErr w:type="spellEnd"/>
+            <w:proofErr w:type="gramEnd"/>
+            <w:r>
+              <w:rPr>
+                <w:rFonts w:hint="eastAsia"/>
+              </w:rPr>
+              <w:t>(</w:t>
+            </w:r>
+            <w:proofErr w:type="spellStart"/>
+            <w:r>
+              <w:rPr>
+                <w:rFonts w:hint="eastAsia"/>
+              </w:rPr>
+              <w:t>to_drop</w:t>
+            </w:r>
+            <w:proofErr w:type="spellEnd"/>
+            <w:r>
+              <w:rPr>
+                <w:rFonts w:hint="eastAsia"/>
+              </w:rPr>
+              <w:t>, axis=1)  </w:t>
+            </w:r>
+          </w:p>
+          <w:p>
+            <w:pPr>
+              <w:rPr>
+                <w:rFonts w:hint="eastAsia"/>
+              </w:rPr>
+            </w:pPr>
+          </w:p>
+        </w:tc>
+      </w:tr>
+    </w:tbl>
+    <w:p>
+      <w:pPr>
+        <w:rPr>
+          <w:rFonts w:hint="eastAsia"/>
+        </w:rPr>
+      </w:pPr>
+      <w:r>
+        <w:rPr>
+          <w:rFonts w:hint="eastAsia"/>
+        </w:rPr>
+        <w:t>이렇게 삭제된 Features 수는 53</w:t>
+      </w:r>
+      <w:proofErr w:type="gramStart"/>
+      <w:r>
+        <w:rPr>
+          <w:rFonts w:hint="eastAsia"/>
+        </w:rPr>
+        <w:t>개 이며</w:t>
+      </w:r>
+      <w:proofErr w:type="gramEnd"/>
+      <w:r>
+        <w:rPr>
+          <w:rFonts w:hint="eastAsia"/>
+        </w:rPr>
+        <w:t xml:space="preserve"> 이때 shape은 </w:t>
+      </w:r>
+      <w:r>
+        <w:rPr>
+          <w:rFonts w:hint="eastAsia"/>
+        </w:rPr>
+        <w:t>(76020, 96) (75818, 96)</w:t>
+      </w:r>
+      <w:r>
+        <w:rPr>
+          <w:rFonts w:hint="eastAsia"/>
+        </w:rPr>
+        <w:t xml:space="preserve"> 로 최종 96개의 Feature로 분석을 하기로 함.</w:t>
+      </w:r>
+    </w:p>
+    <w:p>
+      <w:pPr>
+        <w:rPr>
+          <w:rFonts w:hint="eastAsia"/>
+        </w:rPr>
+      </w:pPr>
+    </w:p>
+    <w:p>
+      <w:pPr>
+        <w:pStyle w:val="3"/>
+        <w:rPr>
+          <w:rFonts w:hint="eastAsia"/>
+        </w:rPr>
+      </w:pPr>
+      <w:r>
+        <w:t xml:space="preserve">2.3.2 </w:t>
+      </w:r>
+      <w:r>
+        <w:t>이상치</w:t>
+      </w:r>
+      <w:r>
+        <w:t xml:space="preserve"> 처리</w:t>
+      </w:r>
+    </w:p>
+    <w:p>
+      <w:pPr>
+        <w:pStyle w:val="4"/>
+      </w:pPr>
+      <w:r>
+        <w:t>2.3.2.1 처리 대상 컬럼</w:t>
+      </w:r>
+      <w:r>
+        <w:rPr>
+          <w:rFonts w:hint="eastAsia"/>
+        </w:rPr>
+        <w:t xml:space="preserve"> 및 처리 방법</w:t>
+      </w:r>
+    </w:p>
+    <w:p>
+      <w:pPr>
+        <w:pStyle w:val="5"/>
+      </w:pPr>
+      <w:r>
+        <w:rPr>
+          <w:rFonts w:hint="eastAsia"/>
+        </w:rPr>
+        <w:t xml:space="preserve">- </w:t>
+      </w:r>
+      <w:r>
+        <w:rPr>
+          <w:rFonts w:hint="eastAsia"/>
+        </w:rPr>
+        <w:t>var15 처리</w:t>
+      </w:r>
+    </w:p>
+    <w:p>
+      <w:r>
+        <w:rPr>
+          <w:rFonts w:hint="eastAsia"/>
+        </w:rPr>
         <w:t xml:space="preserve">해당 </w:t>
       </w:r>
-      <w:proofErr w:type="spellStart"/>
-      <w:r>
-        <w:rPr>
-          <w:rFonts w:hint="eastAsia"/>
-        </w:rPr>
-        <w:t>피쳐는</w:t>
-      </w:r>
-      <w:proofErr w:type="spellEnd"/>
-      <w:r>
-        <w:rPr>
-          <w:rFonts w:hint="eastAsia"/>
-        </w:rPr>
-        <w:t xml:space="preserve"> 나이로 추정했다. 그런데 100세 이상인 값이 5개 존재했고, 이 부분은 아래와 같이 100으로 설정하였다.</w:t>
+      <w:r>
+        <w:rPr>
+          <w:rFonts w:hint="eastAsia"/>
+        </w:rPr>
+        <w:t>Feature</w:t>
+      </w:r>
+      <w:r>
+        <w:rPr>
+          <w:rFonts w:hint="eastAsia"/>
+        </w:rPr>
+        <w:t xml:space="preserve">는 나이로 추정했다. 그런데 100세 이상인 값이 5개 존재했고, 이 부분은 아래와 같이 </w:t>
+      </w:r>
+      <w:r>
+        <w:rPr>
+          <w:rFonts w:hint="eastAsia"/>
+        </w:rPr>
+        <w:t>도메인 지식을 활용하여</w:t>
+      </w:r>
+      <w:r>
+        <w:rPr>
+          <w:rFonts w:hint="eastAsia"/>
+        </w:rPr>
+        <w:t>100으로 설정하였다.</w:t>
       </w:r>
     </w:p>
     <w:tbl>
@@ -839,24 +1109,18 @@
       </w:tr>
     </w:tbl>
     <w:p/>
-    <w:p/>
     <w:p>
-      <w:r>
-        <w:rPr>
-          <w:rFonts w:hint="eastAsia"/>
-        </w:rPr>
-        <w:t>·</w:t>
-      </w:r>
-      <w:r>
-        <w:t xml:space="preserve"> var38의 </w:t>
-      </w:r>
-      <w:proofErr w:type="spellStart"/>
-      <w:r>
-        <w:t>특수값</w:t>
-      </w:r>
-      <w:proofErr w:type="spellEnd"/>
-      <w:r>
-        <w:t xml:space="preserve"> 처리</w:t>
+      <w:pPr>
+        <w:pStyle w:val="3"/>
+      </w:pPr>
+      <w:r>
+        <w:rPr>
+          <w:rFonts w:hint="eastAsia"/>
+        </w:rPr>
+        <w:t>2.3.2.2</w:t>
+      </w:r>
+      <w:r>
+        <w:t xml:space="preserve"> 모델 성능 향상</w:t>
       </w:r>
     </w:p>
     <w:p/>
@@ -865,123 +1129,10 @@
         <w:pStyle w:val="3"/>
       </w:pPr>
       <w:r>
-        <w:t xml:space="preserve">2.3.2 </w:t>
-      </w:r>
-      <w:r>
-        <w:t>이상치</w:t>
-      </w:r>
-      <w:r>
-        <w:t xml:space="preserve"> 처리</w:t>
-      </w:r>
-    </w:p>
-    <w:p/>
-    <w:p>
-      <w:pPr>
-        <w:pStyle w:val="4"/>
-      </w:pPr>
-      <w:r>
-        <w:t>2.3.2.1 처리 대상 컬럼</w:t>
-      </w:r>
-    </w:p>
-    <w:p/>
-    <w:p>
-      <w:r>
-        <w:rPr>
-          <w:rFonts w:hint="eastAsia"/>
-        </w:rPr>
-        <w:t>·</w:t>
-      </w:r>
-      <w:r>
-        <w:t xml:space="preserve"> var15 (나이): 100세 이상 값</w:t>
-      </w:r>
-    </w:p>
-    <w:p/>
-    <w:p>
-      <w:r>
-        <w:rPr>
-          <w:rFonts w:hint="eastAsia"/>
-        </w:rPr>
-        <w:t>·</w:t>
-      </w:r>
-      <w:r>
-        <w:t xml:space="preserve"> var38: 반복되는 </w:t>
-      </w:r>
-      <w:proofErr w:type="spellStart"/>
-      <w:r>
-        <w:t>특정값</w:t>
-      </w:r>
-      <w:proofErr w:type="spellEnd"/>
-    </w:p>
-    <w:p/>
-    <w:p>
-      <w:pPr>
-        <w:pStyle w:val="4"/>
-      </w:pPr>
-      <w:r>
-        <w:t>2.3.2.2 처리 방법</w:t>
-      </w:r>
-    </w:p>
-    <w:p/>
-    <w:p>
-      <w:r>
-        <w:rPr>
-          <w:rFonts w:hint="eastAsia"/>
-        </w:rPr>
-        <w:t>·</w:t>
-      </w:r>
-      <w:r>
-        <w:t xml:space="preserve"> 제거 또는 대체 (평균, 중앙값, </w:t>
-      </w:r>
-      <w:proofErr w:type="spellStart"/>
-      <w:r>
-        <w:t>최빈값</w:t>
-      </w:r>
-      <w:proofErr w:type="spellEnd"/>
-      <w:r>
-        <w:t>)</w:t>
-      </w:r>
-    </w:p>
-    <w:p/>
-    <w:p>
-      <w:r>
-        <w:rPr>
-          <w:rFonts w:hint="eastAsia"/>
-        </w:rPr>
-        <w:t>·</w:t>
-      </w:r>
-      <w:r>
-        <w:t xml:space="preserve"> 도메인 지식 활용</w:t>
-      </w:r>
-    </w:p>
-    <w:p/>
-    <w:p>
-      <w:pPr>
-        <w:pStyle w:val="4"/>
-      </w:pPr>
-      <w:r>
-        <w:lastRenderedPageBreak/>
-        <w:t>2.3.2.3 사유</w:t>
-      </w:r>
-    </w:p>
-    <w:p/>
-    <w:p>
-      <w:r>
-        <w:rPr>
-          <w:rFonts w:hint="eastAsia"/>
-        </w:rPr>
-        <w:t>·</w:t>
-      </w:r>
-      <w:r>
-        <w:t xml:space="preserve"> 모델 성능 향상</w:t>
-      </w:r>
-    </w:p>
-    <w:p/>
-    <w:p>
-      <w:r>
-        <w:rPr>
-          <w:rFonts w:hint="eastAsia"/>
-        </w:rPr>
-        <w:t>·</w:t>
+        <w:rPr>
+          <w:rFonts w:hint="eastAsia"/>
+        </w:rPr>
+        <w:t>2.3.2.3</w:t>
       </w:r>
       <w:r>
         <w:t xml:space="preserve"> 데이터 품질 개선</w:t>
@@ -1035,6 +1186,7 @@
         <w:rPr>
           <w:rFonts w:hint="eastAsia"/>
         </w:rPr>
+        <w:lastRenderedPageBreak/>
         <w:t>고객의</w:t>
       </w:r>
       <w:r>
@@ -1321,40 +1473,16 @@
         <w:pStyle w:val="3"/>
       </w:pPr>
       <w:r>
-        <w:t>2.3.5 인코딩</w:t>
-      </w:r>
-    </w:p>
-    <w:p/>
-    <w:p>
-      <w:r>
-        <w:rPr>
-          <w:rFonts w:hint="eastAsia"/>
-        </w:rPr>
-        <w:t>·</w:t>
-      </w:r>
-      <w:r>
-        <w:t xml:space="preserve"> 범주형 변수가 있다면 인코딩 필요</w:t>
-      </w:r>
-    </w:p>
-    <w:p/>
-    <w:p>
-      <w:r>
-        <w:rPr>
-          <w:rFonts w:hint="eastAsia"/>
-        </w:rPr>
-        <w:t>·</w:t>
-      </w:r>
-      <w:r>
-        <w:t xml:space="preserve"> One-Hot Encoding, Label Encoding</w:t>
-      </w:r>
-    </w:p>
-    <w:p/>
-    <w:p>
-      <w:pPr>
-        <w:pStyle w:val="3"/>
-      </w:pPr>
-      <w:r>
-        <w:t>2.3.6 스케일링</w:t>
+        <w:t>2.3.</w:t>
+      </w:r>
+      <w:r>
+        <w:rPr>
+          <w:rFonts w:hint="eastAsia"/>
+        </w:rPr>
+        <w:t>4</w:t>
+      </w:r>
+      <w:r>
+        <w:t xml:space="preserve"> 스케일링</w:t>
       </w:r>
     </w:p>
     <w:p/>
@@ -7048,10 +7176,9 @@
     <w:next w:val="a"/>
     <w:link w:val="5Char"/>
     <w:uiPriority w:val="9"/>
-    <w:semiHidden/>
     <w:unhideWhenUsed/>
     <w:qFormat/>
-    <w:rsid w:val="00660AD6"/>
+    <w:rsid w:val="00D70D63"/>
     <w:pPr>
       <w:keepNext/>
       <w:keepLines/>
@@ -7060,7 +7187,7 @@
     </w:pPr>
     <w:rPr>
       <w:rFonts w:asciiTheme="majorHAnsi" w:eastAsiaTheme="majorEastAsia" w:hAnsiTheme="majorHAnsi" w:cstheme="majorBidi"/>
-      <w:sz w:val="28"/>
+      <w:sz w:val="24"/>
       <w:szCs w:val="28"/>
     </w:rPr>
   </w:style>
@@ -7160,7 +7287,6 @@
   <w:style w:type="character" w:default="1" w:styleId="a0">
     <w:name w:val="Default Paragraph Font"/>
     <w:uiPriority w:val="1"/>
-    <w:semiHidden/>
     <w:unhideWhenUsed/>
   </w:style>
   <w:style w:type="table" w:default="1" w:styleId="a1">
@@ -7243,11 +7369,10 @@
     <w:basedOn w:val="a0"/>
     <w:link w:val="5"/>
     <w:uiPriority w:val="9"/>
-    <w:semiHidden/>
-    <w:rsid w:val="00660AD6"/>
+    <w:rsid w:val="00D70D63"/>
     <w:rPr>
       <w:rFonts w:asciiTheme="majorHAnsi" w:eastAsiaTheme="majorEastAsia" w:hAnsiTheme="majorHAnsi" w:cstheme="majorBidi"/>
-      <w:sz w:val="28"/>
+      <w:sz w:val="24"/>
       <w:szCs w:val="28"/>
     </w:rPr>
   </w:style>

--- a/SantanderCS/report/빅데이터 20기 프로젝트_lkj.docx
+++ b/SantanderCS/report/빅데이터 20기 프로젝트_lkj.docx
@@ -13,32 +13,18 @@
         <w:t>데이터</w:t>
       </w:r>
       <w:r>
-        <w:t xml:space="preserve"> </w:t>
-      </w:r>
-      <w:proofErr w:type="spellStart"/>
-      <w:r>
-        <w:t>전처리</w:t>
-      </w:r>
-      <w:proofErr w:type="spellEnd"/>
+        <w:t xml:space="preserve"> 전처리</w:t>
+      </w:r>
     </w:p>
     <w:p>
       <w:r>
         <w:rPr>
           <w:rFonts w:hint="eastAsia"/>
         </w:rPr>
-        <w:t xml:space="preserve">위에서 설명한 </w:t>
-      </w:r>
-      <w:r>
-        <w:rPr>
-          <w:rFonts w:hint="eastAsia"/>
-        </w:rPr>
-        <w:t>데이터들을 분석전에 처리</w:t>
-      </w:r>
-      <w:r>
-        <w:rPr>
-          <w:rFonts w:hint="eastAsia"/>
-        </w:rPr>
-        <w:t>했다.</w:t>
+        <w:t>본</w:t>
+      </w:r>
+      <w:r>
+        <w:t xml:space="preserve"> 프로젝트에서는 데이터의 품질을 확보하고 불만족 고객 예측 모델의 성능을 향상시키기 위해 다양한 전처리 과정을 수행하였다. 전처리 단계는 결측치와 이상치 처리, 클래스 불균형 대응, 피처 엔지니어링, 다중공선성 제거, 인코딩 및 스케일링, 최종 특성 목록 확정으로 구성된다.</w:t>
       </w:r>
       <w:r>
         <w:br/>
@@ -65,21 +51,7 @@
         <w:rPr>
           <w:rFonts w:hint="eastAsia"/>
         </w:rPr>
-        <w:t xml:space="preserve"> </w:t>
-      </w:r>
-      <w:proofErr w:type="spellStart"/>
-      <w:r>
-        <w:rPr>
-          <w:rFonts w:hint="eastAsia"/>
-        </w:rPr>
-        <w:t>피쳐와</w:t>
-      </w:r>
-      <w:proofErr w:type="spellEnd"/>
-      <w:r>
-        <w:rPr>
-          <w:rFonts w:hint="eastAsia"/>
-        </w:rPr>
-        <w:t xml:space="preserve"> 레이블인 </w:t>
+        <w:t xml:space="preserve"> 피쳐와 레이블인 </w:t>
       </w:r>
       <w:r>
         <w:t>‘</w:t>
@@ -97,37 +69,222 @@
         <w:rPr>
           <w:rFonts w:hint="eastAsia"/>
         </w:rPr>
-        <w:t xml:space="preserve"> </w:t>
-      </w:r>
-      <w:proofErr w:type="spellStart"/>
-      <w:r>
+        <w:t xml:space="preserve"> 피쳐를 삭제했다.</w:t>
+      </w:r>
+    </w:p>
+    <w:tbl>
+      <w:tblPr>
+        <w:tblStyle w:val="af3"/>
+        <w:tblW w:w="0" w:type="auto"/>
+        <w:tblLook w:val="04A0" w:firstRow="1" w:lastRow="0" w:firstColumn="1" w:lastColumn="0" w:noHBand="0" w:noVBand="1"/>
+      </w:tblPr>
+      <w:tblGrid>
+        <w:gridCol w:w="10456"/>
+      </w:tblGrid>
+      <w:tr>
+        <w:tc>
+          <w:tcPr>
+            <w:tcW w:w="10456" w:type="dxa"/>
+          </w:tcPr>
+          <w:p>
+            <w:r>
+              <w:rPr>
+                <w:rFonts w:hint="eastAsia"/>
+              </w:rPr>
+              <w:t>def split_features_target(</w:t>
+            </w:r>
+            <w:r>
+              <w:rPr>
+                <w:rFonts w:hint="eastAsia"/>
+                <w:i/>
+                <w:iCs/>
+              </w:rPr>
+              <w:t>train_df</w:t>
+            </w:r>
+            <w:r>
+              <w:rPr>
+                <w:rFonts w:hint="eastAsia"/>
+              </w:rPr>
+              <w:t xml:space="preserve">, </w:t>
+            </w:r>
+            <w:r>
+              <w:rPr>
+                <w:rFonts w:hint="eastAsia"/>
+                <w:i/>
+                <w:iCs/>
+              </w:rPr>
+              <w:t>target_col</w:t>
+            </w:r>
+            <w:r>
+              <w:rPr>
+                <w:rFonts w:hint="eastAsia"/>
+              </w:rPr>
+              <w:t>="TARGET"):</w:t>
+            </w:r>
+          </w:p>
+          <w:p>
+            <w:pPr>
+              <w:rPr>
+                <w:rFonts w:hint="eastAsia"/>
+              </w:rPr>
+            </w:pPr>
+            <w:r>
+              <w:rPr>
+                <w:rFonts w:hint="eastAsia"/>
+              </w:rPr>
+              <w:t>    """</w:t>
+            </w:r>
+          </w:p>
+          <w:p>
+            <w:pPr>
+              <w:rPr>
+                <w:rFonts w:hint="eastAsia"/>
+              </w:rPr>
+            </w:pPr>
+            <w:r>
+              <w:rPr>
+                <w:rFonts w:hint="eastAsia"/>
+              </w:rPr>
+              <w:t>    train_df 를 넣으면 'ID' 와 'TARGET'를 기본으로 삭제해서 X 를,</w:t>
+            </w:r>
+          </w:p>
+          <w:p>
+            <w:pPr>
+              <w:rPr>
+                <w:rFonts w:hint="eastAsia"/>
+              </w:rPr>
+            </w:pPr>
+            <w:r>
+              <w:rPr>
+                <w:rFonts w:hint="eastAsia"/>
+              </w:rPr>
+              <w:t>    'TARGET'를 기본값으로 y를 return 함</w:t>
+            </w:r>
+          </w:p>
+          <w:p>
+            <w:pPr>
+              <w:rPr>
+                <w:rFonts w:hint="eastAsia"/>
+              </w:rPr>
+            </w:pPr>
+            <w:r>
+              <w:rPr>
+                <w:rFonts w:hint="eastAsia"/>
+              </w:rPr>
+              <w:t>    사용법 : X_Features, y_labels = split_feature_target(train)</w:t>
+            </w:r>
+          </w:p>
+          <w:p>
+            <w:pPr>
+              <w:rPr>
+                <w:rFonts w:hint="eastAsia"/>
+              </w:rPr>
+            </w:pPr>
+            <w:r>
+              <w:rPr>
+                <w:rFonts w:hint="eastAsia"/>
+              </w:rPr>
+              <w:t>    """</w:t>
+            </w:r>
+          </w:p>
+          <w:p>
+            <w:pPr>
+              <w:rPr>
+                <w:rFonts w:hint="eastAsia"/>
+              </w:rPr>
+            </w:pPr>
+            <w:r>
+              <w:rPr>
+                <w:rFonts w:hint="eastAsia"/>
+              </w:rPr>
+              <w:t xml:space="preserve">    X = train_df.drop(["ID", target_col], </w:t>
+            </w:r>
+            <w:r>
+              <w:rPr>
+                <w:rFonts w:hint="eastAsia"/>
+                <w:i/>
+                <w:iCs/>
+              </w:rPr>
+              <w:t>axis</w:t>
+            </w:r>
+            <w:r>
+              <w:rPr>
+                <w:rFonts w:hint="eastAsia"/>
+              </w:rPr>
+              <w:t>=1)</w:t>
+            </w:r>
+          </w:p>
+          <w:p>
+            <w:pPr>
+              <w:rPr>
+                <w:rFonts w:hint="eastAsia"/>
+              </w:rPr>
+            </w:pPr>
+            <w:r>
+              <w:rPr>
+                <w:rFonts w:hint="eastAsia"/>
+              </w:rPr>
+              <w:t>    y = train_df[target_col]</w:t>
+            </w:r>
+          </w:p>
+          <w:p>
+            <w:pPr>
+              <w:rPr>
+                <w:rFonts w:hint="eastAsia"/>
+              </w:rPr>
+            </w:pPr>
+            <w:r>
+              <w:rPr>
+                <w:rFonts w:hint="eastAsia"/>
+              </w:rPr>
+              <w:t>    return X, y</w:t>
+            </w:r>
+          </w:p>
+          <w:p>
+            <w:pPr>
+              <w:rPr>
+                <w:rFonts w:hint="eastAsia"/>
+              </w:rPr>
+            </w:pPr>
+          </w:p>
+        </w:tc>
+      </w:tr>
+    </w:tbl>
+    <w:p>
+      <w:pPr>
         <w:rPr>
           <w:rFonts w:hint="eastAsia"/>
         </w:rPr>
-        <w:t>피쳐를</w:t>
-      </w:r>
-      <w:proofErr w:type="spellEnd"/>
-      <w:r>
+      </w:pPr>
+    </w:p>
+    <w:p>
+      <w:pPr>
+        <w:pStyle w:val="3"/>
+      </w:pPr>
+      <w:r>
+        <w:t xml:space="preserve">2.3.1 </w:t>
+      </w:r>
+      <w:r>
+        <w:t>결측치</w:t>
+      </w:r>
+      <w:r>
+        <w:t xml:space="preserve"> 처리</w:t>
+      </w:r>
+    </w:p>
+    <w:p>
+      <w:pPr>
         <w:rPr>
           <w:rFonts w:hint="eastAsia"/>
         </w:rPr>
-        <w:t xml:space="preserve"> 삭제했다.</w:t>
-      </w:r>
-    </w:p>
-    <w:p>
-      <w:pPr>
-        <w:pStyle w:val="3"/>
-      </w:pPr>
-      <w:r>
-        <w:t xml:space="preserve">2.3.1 </w:t>
-      </w:r>
-      <w:proofErr w:type="spellStart"/>
-      <w:r>
-        <w:t>결측치</w:t>
-      </w:r>
-      <w:proofErr w:type="spellEnd"/>
-      <w:r>
-        <w:t xml:space="preserve"> 처리</w:t>
+      </w:pPr>
+      <w:r>
+        <w:rPr>
+          <w:rFonts w:hint="eastAsia"/>
+        </w:rPr>
+        <w:t>데이터셋</w:t>
+      </w:r>
+      <w:r>
+        <w:t xml:space="preserve"> 내 일부 변수에서 명시적 결측치가 발견되었다. 예를 들어 `var3` 변수에는 -999999 값이 존재하였으며 이는 결측치를 의미하는 것으로 판단하였다. 해당 값들은 최빈값으로 치환하여 데이터의 일관성을 확보하였다. 이 과정을 통해 모델 학습 시 결측치로 인한 왜곡을 최소화하였다.</w:t>
       </w:r>
     </w:p>
     <w:p>
@@ -141,15 +298,7 @@
         <w:t>2.3.1.1</w:t>
       </w:r>
       <w:r>
-        <w:t xml:space="preserve">명시적 </w:t>
-      </w:r>
-      <w:proofErr w:type="spellStart"/>
-      <w:r>
-        <w:t>결측치</w:t>
-      </w:r>
-      <w:proofErr w:type="spellEnd"/>
-      <w:r>
-        <w:t xml:space="preserve"> 확인 및 처리</w:t>
+        <w:t>명시적 결측치 확인 및 처리</w:t>
       </w:r>
       <w:r>
         <w:rPr>
@@ -284,72 +433,17 @@
         <w:rPr>
           <w:rFonts w:hint="eastAsia"/>
         </w:rPr>
-        <w:t xml:space="preserve">[그림 2.3.1 </w:t>
-      </w:r>
-      <w:proofErr w:type="spellStart"/>
+        <w:lastRenderedPageBreak/>
+        <w:t>[그림 2.3.1 결측치 처리]</w:t>
+      </w:r>
+      <w:r>
+        <w:br/>
+      </w:r>
       <w:r>
         <w:rPr>
           <w:rFonts w:hint="eastAsia"/>
         </w:rPr>
-        <w:t>결측치</w:t>
-      </w:r>
-      <w:proofErr w:type="spellEnd"/>
-      <w:r>
-        <w:rPr>
-          <w:rFonts w:hint="eastAsia"/>
-        </w:rPr>
-        <w:t xml:space="preserve"> 처리]</w:t>
-      </w:r>
-      <w:r>
-        <w:br/>
-      </w:r>
-      <w:r>
-        <w:rPr>
-          <w:rFonts w:hint="eastAsia"/>
-        </w:rPr>
-        <w:t xml:space="preserve">위 값들은 데이터 </w:t>
-      </w:r>
-      <w:proofErr w:type="spellStart"/>
-      <w:r>
-        <w:rPr>
-          <w:rFonts w:hint="eastAsia"/>
-        </w:rPr>
-        <w:t>수집시</w:t>
-      </w:r>
-      <w:proofErr w:type="spellEnd"/>
-      <w:r>
-        <w:rPr>
-          <w:rFonts w:hint="eastAsia"/>
-        </w:rPr>
-        <w:t xml:space="preserve"> </w:t>
-      </w:r>
-      <w:proofErr w:type="spellStart"/>
-      <w:r>
-        <w:rPr>
-          <w:rFonts w:hint="eastAsia"/>
-        </w:rPr>
-        <w:t>결측치를</w:t>
-      </w:r>
-      <w:proofErr w:type="spellEnd"/>
-      <w:r>
-        <w:rPr>
-          <w:rFonts w:hint="eastAsia"/>
-        </w:rPr>
-        <w:t xml:space="preserve"> -9999로 저장한 것으로 판단하고 </w:t>
-      </w:r>
-      <w:proofErr w:type="spellStart"/>
-      <w:r>
-        <w:rPr>
-          <w:rFonts w:hint="eastAsia"/>
-        </w:rPr>
-        <w:t>최빈값인</w:t>
-      </w:r>
-      <w:proofErr w:type="spellEnd"/>
-      <w:r>
-        <w:rPr>
-          <w:rFonts w:hint="eastAsia"/>
-        </w:rPr>
-        <w:t xml:space="preserve"> 2 로 치환함.</w:t>
+        <w:t>위 값들은 데이터 수집시 결측치를 -9999로 저장한 것으로 판단하고 최빈값인 2 로 치환함.</w:t>
       </w:r>
     </w:p>
     <w:tbl>
@@ -379,99 +473,15 @@
               <w:rPr>
                 <w:rFonts w:hint="eastAsia"/>
               </w:rPr>
-              <w:t xml:space="preserve">    </w:t>
-            </w:r>
-            <w:proofErr w:type="spellStart"/>
-            <w:r>
-              <w:rPr>
-                <w:rFonts w:hint="eastAsia"/>
-              </w:rPr>
-              <w:t>X_features</w:t>
-            </w:r>
-            <w:proofErr w:type="spellEnd"/>
-            <w:r>
-              <w:rPr>
-                <w:rFonts w:hint="eastAsia"/>
-              </w:rPr>
-              <w:t xml:space="preserve">['var3'] = </w:t>
-            </w:r>
-            <w:proofErr w:type="spellStart"/>
-            <w:r>
-              <w:rPr>
-                <w:rFonts w:hint="eastAsia"/>
-              </w:rPr>
-              <w:t>X_features</w:t>
-            </w:r>
-            <w:proofErr w:type="spellEnd"/>
-            <w:r>
-              <w:rPr>
-                <w:rFonts w:hint="eastAsia"/>
-              </w:rPr>
-              <w:t>['var3'</w:t>
-            </w:r>
-            <w:proofErr w:type="gramStart"/>
-            <w:r>
-              <w:rPr>
-                <w:rFonts w:hint="eastAsia"/>
-              </w:rPr>
-              <w:t>].replace</w:t>
-            </w:r>
-            <w:proofErr w:type="gramEnd"/>
-            <w:r>
-              <w:rPr>
-                <w:rFonts w:hint="eastAsia"/>
-              </w:rPr>
-              <w:t>(-999999, 2)</w:t>
-            </w:r>
-          </w:p>
-          <w:p>
-            <w:r>
-              <w:rPr>
-                <w:rFonts w:hint="eastAsia"/>
-              </w:rPr>
-              <w:t xml:space="preserve">    </w:t>
-            </w:r>
-            <w:proofErr w:type="spellStart"/>
-            <w:r>
-              <w:rPr>
-                <w:rFonts w:hint="eastAsia"/>
-              </w:rPr>
-              <w:t>X_test</w:t>
-            </w:r>
-            <w:proofErr w:type="spellEnd"/>
-            <w:r>
-              <w:rPr>
-                <w:rFonts w:hint="eastAsia"/>
-              </w:rPr>
-              <w:t xml:space="preserve">['var3'] = </w:t>
-            </w:r>
-            <w:proofErr w:type="spellStart"/>
-            <w:r>
-              <w:rPr>
-                <w:rFonts w:hint="eastAsia"/>
-              </w:rPr>
-              <w:t>X_test</w:t>
-            </w:r>
-            <w:proofErr w:type="spellEnd"/>
-            <w:r>
-              <w:rPr>
-                <w:rFonts w:hint="eastAsia"/>
-              </w:rPr>
-              <w:t>['var3'</w:t>
-            </w:r>
-            <w:proofErr w:type="gramStart"/>
-            <w:r>
-              <w:rPr>
-                <w:rFonts w:hint="eastAsia"/>
-              </w:rPr>
-              <w:t>].replace</w:t>
-            </w:r>
-            <w:proofErr w:type="gramEnd"/>
-            <w:r>
-              <w:rPr>
-                <w:rFonts w:hint="eastAsia"/>
-              </w:rPr>
-              <w:t>(-999999, 2)</w:t>
+              <w:t>    X_features['var3'] = X_features['var3'].replace(-999999, 2)</w:t>
+            </w:r>
+          </w:p>
+          <w:p>
+            <w:r>
+              <w:rPr>
+                <w:rFonts w:hint="eastAsia"/>
+              </w:rPr>
+              <w:t>    X_test['var3'] = X_test['var3'].replace(-999999, 2)</w:t>
             </w:r>
           </w:p>
           <w:p/>
@@ -523,15 +533,7 @@
     </w:p>
     <w:p>
       <w:r>
-        <w:t xml:space="preserve">데이터셋에는 다수의 0값이 존재하며, 이는 단순히 </w:t>
-      </w:r>
-      <w:proofErr w:type="spellStart"/>
-      <w:r>
-        <w:t>결측치를</w:t>
-      </w:r>
-      <w:proofErr w:type="spellEnd"/>
-      <w:r>
-        <w:t xml:space="preserve"> 의미하는 경우와 실제 값이 0인 경우로 구분될 수 있다. 예를 들어, 특정 금융 거래 지표에서 0은 고객이 해당 거래를 수행하지 않았음을 나타내는 실제 값일 수 있다</w:t>
+        <w:t>데이터셋에는 다수의 0값이 존재하며, 이는 단순히 결측치를 의미하는 경우와 실제 값이 0인 경우로 구분될 수 있다. 예를 들어, 특정 금융 거래 지표에서 0은 고객이 해당 거래를 수행하지 않았음을 나타내는 실제 값일 수 있다</w:t>
       </w:r>
       <w:r>
         <w:rPr>
@@ -542,7 +544,6 @@
       <w:r>
         <w:t xml:space="preserve">반면, 일부 </w:t>
       </w:r>
-      <w:proofErr w:type="spellStart"/>
       <w:r>
         <w:rPr>
           <w:rFonts w:hint="eastAsia"/>
@@ -550,35 +551,7 @@
         <w:t>피쳐</w:t>
       </w:r>
       <w:r>
-        <w:t>에서는</w:t>
-      </w:r>
-      <w:proofErr w:type="spellEnd"/>
-      <w:r>
-        <w:t xml:space="preserve"> 데이터 수집 과정에서 값이 존재하지 않아 0으로 채워진 경우가 있어 </w:t>
-      </w:r>
-      <w:proofErr w:type="spellStart"/>
-      <w:r>
-        <w:t>결측치로</w:t>
-      </w:r>
-      <w:proofErr w:type="spellEnd"/>
-      <w:r>
-        <w:t xml:space="preserve"> 해석하는 것이 타당하다. 따라서 본 분석에서는 변수별 분포와 도메인 지식을 함께 고려하여 0값을 </w:t>
-      </w:r>
-      <w:proofErr w:type="spellStart"/>
-      <w:r>
-        <w:t>결측치와</w:t>
-      </w:r>
-      <w:proofErr w:type="spellEnd"/>
-      <w:r>
-        <w:t xml:space="preserve"> 실제 값으로 구분하였다. </w:t>
-      </w:r>
-      <w:proofErr w:type="spellStart"/>
-      <w:r>
-        <w:t>결측치로</w:t>
-      </w:r>
-      <w:proofErr w:type="spellEnd"/>
-      <w:r>
-        <w:t xml:space="preserve"> 판단되는 경우에는 적절한 대체(imputation) 기법을 적용</w:t>
+        <w:t>에서는 데이터 수집 과정에서 값이 존재하지 않아 0으로 채워진 경우가 있어 결측치로 해석하는 것이 타당하다. 따라서 본 분석에서는 변수별 분포와 도메인 지식을 함께 고려하여 0값을 결측치와 실제 값으로 구분하였다. 결측치로 판단되는 경우에는 적절한 대체(imputation) 기법을 적용</w:t>
       </w:r>
       <w:r>
         <w:rPr>
@@ -593,56 +566,10 @@
         <w:rPr>
           <w:rFonts w:hint="eastAsia"/>
         </w:rPr>
-        <w:t xml:space="preserve">판단할 수도 있어, 각 </w:t>
-      </w:r>
-      <w:proofErr w:type="spellStart"/>
-      <w:r>
-        <w:rPr>
-          <w:rFonts w:hint="eastAsia"/>
-        </w:rPr>
-        <w:t>피쳐의</w:t>
-      </w:r>
-      <w:proofErr w:type="spellEnd"/>
-      <w:r>
-        <w:rPr>
-          <w:rFonts w:hint="eastAsia"/>
-        </w:rPr>
-        <w:t xml:space="preserve"> 0이 차지하는 비율을 분석하여 0 값이 </w:t>
-      </w:r>
-      <w:r>
-        <w:rPr>
-          <w:rFonts w:hint="eastAsia"/>
-        </w:rPr>
-        <w:lastRenderedPageBreak/>
-        <w:t xml:space="preserve">99% 이상인 </w:t>
-      </w:r>
-      <w:proofErr w:type="spellStart"/>
-      <w:r>
-        <w:rPr>
-          <w:rFonts w:hint="eastAsia"/>
-        </w:rPr>
-        <w:t>피쳐들은</w:t>
-      </w:r>
-      <w:proofErr w:type="spellEnd"/>
-      <w:r>
-        <w:rPr>
-          <w:rFonts w:hint="eastAsia"/>
-        </w:rPr>
-        <w:t xml:space="preserve"> 삭제하기로 </w:t>
-      </w:r>
-      <w:proofErr w:type="gramStart"/>
-      <w:r>
-        <w:rPr>
-          <w:rFonts w:hint="eastAsia"/>
-        </w:rPr>
-        <w:t xml:space="preserve">판단하였다 </w:t>
-      </w:r>
-      <w:r>
-        <w:t>.</w:t>
-      </w:r>
-      <w:proofErr w:type="gramEnd"/>
-      <w:r>
-        <w:t xml:space="preserve"> 이러한 구분 과정을 통해 데이터의 신뢰성을 확보하고, 모델 성능 저하를 방지하고자 하였다.</w:t>
+        <w:t xml:space="preserve">판단할 수도 있어, 각 피쳐의 0이 차지하는 비율을 분석하여 0 값이 99% 이상인 피쳐들은 삭제하기로 판단하였다 </w:t>
+      </w:r>
+      <w:r>
+        <w:t>. 이러한 구분 과정을 통해 데이터의 신뢰성을 확보하고, 모델 성능 저하를 방지하고자 하였다.</w:t>
       </w:r>
       <w:r>
         <w:br/>
@@ -660,71 +587,13 @@
         <w:t>각</w:t>
       </w:r>
       <w:r>
-        <w:t xml:space="preserve"> Feature의 값들의 </w:t>
-      </w:r>
-      <w:proofErr w:type="spellStart"/>
-      <w:r>
-        <w:t>zero_count_</w:t>
-      </w:r>
-      <w:proofErr w:type="gramStart"/>
-      <w:r>
-        <w:t>rate</w:t>
-      </w:r>
-      <w:proofErr w:type="spellEnd"/>
-      <w:r>
-        <w:t xml:space="preserve"> &gt;</w:t>
-      </w:r>
-      <w:proofErr w:type="gramEnd"/>
-      <w:r>
-        <w:t xml:space="preserve"> 99%인 Feature 삭</w:t>
+        <w:t xml:space="preserve"> Feature의 값들의 zero_count_rate &gt; 99%인 Feature 삭</w:t>
       </w:r>
       <w:r>
         <w:rPr>
           <w:rFonts w:hint="eastAsia"/>
         </w:rPr>
-        <w:t xml:space="preserve">제한 </w:t>
-      </w:r>
-      <w:proofErr w:type="spellStart"/>
-      <w:r>
-        <w:rPr>
-          <w:rFonts w:hint="eastAsia"/>
-        </w:rPr>
-        <w:t>피쳐는</w:t>
-      </w:r>
-      <w:proofErr w:type="spellEnd"/>
-      <w:r>
-        <w:rPr>
-          <w:rFonts w:hint="eastAsia"/>
-        </w:rPr>
-        <w:t xml:space="preserve"> 220</w:t>
-      </w:r>
-      <w:proofErr w:type="gramStart"/>
-      <w:r>
-        <w:rPr>
-          <w:rFonts w:hint="eastAsia"/>
-        </w:rPr>
-        <w:t>개 이며</w:t>
-      </w:r>
-      <w:proofErr w:type="gramEnd"/>
-      <w:r>
-        <w:rPr>
-          <w:rFonts w:hint="eastAsia"/>
-        </w:rPr>
-        <w:t xml:space="preserve">, 자세한 </w:t>
-      </w:r>
-      <w:proofErr w:type="spellStart"/>
-      <w:r>
-        <w:rPr>
-          <w:rFonts w:hint="eastAsia"/>
-        </w:rPr>
-        <w:t>피쳐</w:t>
-      </w:r>
-      <w:proofErr w:type="spellEnd"/>
-      <w:r>
-        <w:rPr>
-          <w:rFonts w:hint="eastAsia"/>
-        </w:rPr>
-        <w:t xml:space="preserve"> 목록은 첨부</w:t>
+        <w:t>제한 피쳐는 220개 이며, 자세한 피쳐 목록은 첨부</w:t>
       </w:r>
       <w:r>
         <w:rPr>
@@ -745,7 +614,19 @@
         <w:rPr>
           <w:rFonts w:hint="eastAsia"/>
         </w:rPr>
-        <w:t>remove_cods_0.99.txt</w:t>
+        <w:t>remove_co</w:t>
+      </w:r>
+      <w:r>
+        <w:rPr>
+          <w:rFonts w:hint="eastAsia"/>
+        </w:rPr>
+        <w:t>l</w:t>
+      </w:r>
+      <w:r>
+        <w:rPr>
+          <w:rFonts w:hint="eastAsia"/>
+        </w:rPr>
+        <w:t>s_0.99.txt</w:t>
       </w:r>
       <w:r>
         <w:t>”</w:t>
@@ -755,31 +636,6 @@
           <w:rFonts w:hint="eastAsia"/>
         </w:rPr>
         <w:t>에 있다.</w:t>
-      </w:r>
-    </w:p>
-    <w:p>
-      <w:pPr>
-        <w:pStyle w:val="4"/>
-      </w:pPr>
-      <w:r>
-        <w:rPr>
-          <w:rFonts w:hint="eastAsia"/>
-        </w:rPr>
-        <w:t xml:space="preserve">2.3.1.3 </w:t>
-      </w:r>
-      <w:r>
-        <w:rPr>
-          <w:rFonts w:hint="eastAsia"/>
-        </w:rPr>
-        <w:t xml:space="preserve">상관관계 높은 Features 삭제하기 </w:t>
-      </w:r>
-    </w:p>
-    <w:p>
-      <w:r>
-        <w:rPr>
-          <w:rFonts w:hint="eastAsia"/>
-        </w:rPr>
-        <w:t>각 Feature간의 상관계수를 파악한 후 상관계수가 0.95 이상인 것들은 삭제하였다.</w:t>
       </w:r>
     </w:p>
     <w:tbl>
@@ -801,127 +657,1862 @@
               <w:rPr>
                 <w:rFonts w:hint="eastAsia"/>
               </w:rPr>
-              <w:t># 상관계수 높은 feature들 삭제하기 default 0.95</w:t>
-            </w:r>
-          </w:p>
-          <w:p>
-            <w:pPr>
-              <w:rPr>
-                <w:rFonts w:hint="eastAsia"/>
-              </w:rPr>
-            </w:pPr>
-            <w:proofErr w:type="spellStart"/>
-            <w:r>
-              <w:rPr>
-                <w:rFonts w:hint="eastAsia"/>
-              </w:rPr>
-              <w:t>X_reduced</w:t>
-            </w:r>
-            <w:proofErr w:type="spellEnd"/>
+              <w:t>def remove_zero_columns2(</w:t>
+            </w:r>
+            <w:r>
+              <w:rPr>
+                <w:rFonts w:hint="eastAsia"/>
+                <w:i/>
+                <w:iCs/>
+              </w:rPr>
+              <w:t>train_df</w:t>
+            </w:r>
             <w:r>
               <w:rPr>
                 <w:rFonts w:hint="eastAsia"/>
               </w:rPr>
               <w:t xml:space="preserve">, </w:t>
             </w:r>
-            <w:proofErr w:type="spellStart"/>
-            <w:r>
-              <w:rPr>
-                <w:rFonts w:hint="eastAsia"/>
-              </w:rPr>
-              <w:t>to_drop</w:t>
-            </w:r>
-            <w:proofErr w:type="spellEnd"/>
-            <w:r>
-              <w:rPr>
-                <w:rFonts w:hint="eastAsia"/>
-              </w:rPr>
-              <w:t xml:space="preserve"> = </w:t>
-            </w:r>
-            <w:proofErr w:type="spellStart"/>
-            <w:r>
-              <w:rPr>
-                <w:rFonts w:hint="eastAsia"/>
-              </w:rPr>
-              <w:t>drop_highly_correlated_features</w:t>
-            </w:r>
-            <w:proofErr w:type="spellEnd"/>
-            <w:r>
-              <w:rPr>
-                <w:rFonts w:hint="eastAsia"/>
-              </w:rPr>
-              <w:t>(</w:t>
-            </w:r>
-            <w:proofErr w:type="spellStart"/>
-            <w:r>
-              <w:rPr>
-                <w:rFonts w:hint="eastAsia"/>
-              </w:rPr>
-              <w:t>X_features</w:t>
-            </w:r>
-            <w:proofErr w:type="spellEnd"/>
-            <w:r>
-              <w:rPr>
-                <w:rFonts w:hint="eastAsia"/>
-              </w:rPr>
-              <w:t>)</w:t>
-            </w:r>
-          </w:p>
-          <w:p>
-            <w:pPr>
-              <w:rPr>
-                <w:rFonts w:hint="eastAsia"/>
-              </w:rPr>
-            </w:pPr>
-            <w:proofErr w:type="spellStart"/>
-            <w:r>
-              <w:rPr>
-                <w:rFonts w:hint="eastAsia"/>
-              </w:rPr>
-              <w:t>X_test_reduced</w:t>
-            </w:r>
-            <w:proofErr w:type="spellEnd"/>
-            <w:r>
-              <w:rPr>
-                <w:rFonts w:hint="eastAsia"/>
-              </w:rPr>
-              <w:t xml:space="preserve"> = </w:t>
-            </w:r>
-            <w:proofErr w:type="spellStart"/>
-            <w:r>
-              <w:rPr>
-                <w:rFonts w:hint="eastAsia"/>
-              </w:rPr>
-              <w:t>X_</w:t>
-            </w:r>
-            <w:proofErr w:type="gramStart"/>
-            <w:r>
-              <w:rPr>
-                <w:rFonts w:hint="eastAsia"/>
-              </w:rPr>
-              <w:t>test.drop</w:t>
-            </w:r>
-            <w:proofErr w:type="spellEnd"/>
-            <w:proofErr w:type="gramEnd"/>
-            <w:r>
-              <w:rPr>
-                <w:rFonts w:hint="eastAsia"/>
-              </w:rPr>
-              <w:t>(</w:t>
-            </w:r>
-            <w:proofErr w:type="spellStart"/>
-            <w:r>
-              <w:rPr>
-                <w:rFonts w:hint="eastAsia"/>
-              </w:rPr>
-              <w:t>to_drop</w:t>
-            </w:r>
-            <w:proofErr w:type="spellEnd"/>
-            <w:r>
-              <w:rPr>
-                <w:rFonts w:hint="eastAsia"/>
-              </w:rPr>
-              <w:t>, axis=1)  </w:t>
+            <w:r>
+              <w:rPr>
+                <w:rFonts w:hint="eastAsia"/>
+                <w:i/>
+                <w:iCs/>
+              </w:rPr>
+              <w:t>test_df</w:t>
+            </w:r>
+            <w:r>
+              <w:rPr>
+                <w:rFonts w:hint="eastAsia"/>
+              </w:rPr>
+              <w:t xml:space="preserve">, </w:t>
+            </w:r>
+            <w:r>
+              <w:rPr>
+                <w:rFonts w:hint="eastAsia"/>
+                <w:i/>
+                <w:iCs/>
+              </w:rPr>
+              <w:t>threshold_rate</w:t>
+            </w:r>
+            <w:r>
+              <w:rPr>
+                <w:rFonts w:hint="eastAsia"/>
+              </w:rPr>
+              <w:t xml:space="preserve">=0.99, </w:t>
+            </w:r>
+            <w:r>
+              <w:rPr>
+                <w:rFonts w:hint="eastAsia"/>
+                <w:i/>
+                <w:iCs/>
+              </w:rPr>
+              <w:t>save_report</w:t>
+            </w:r>
+            <w:r>
+              <w:rPr>
+                <w:rFonts w:hint="eastAsia"/>
+              </w:rPr>
+              <w:t>=True):</w:t>
+            </w:r>
+          </w:p>
+          <w:p>
+            <w:pPr>
+              <w:rPr>
+                <w:rFonts w:hint="eastAsia"/>
+              </w:rPr>
+            </w:pPr>
+            <w:r>
+              <w:rPr>
+                <w:rFonts w:hint="eastAsia"/>
+              </w:rPr>
+              <w:t>    """</w:t>
+            </w:r>
+          </w:p>
+          <w:p>
+            <w:pPr>
+              <w:rPr>
+                <w:rFonts w:hint="eastAsia"/>
+              </w:rPr>
+            </w:pPr>
+            <w:r>
+              <w:rPr>
+                <w:rFonts w:hint="eastAsia"/>
+              </w:rPr>
+              <w:t>    0값이 threshold_rate 이상인 컬럼들을 train_df 기준으로 train_df와 test_df에서 모두 제거</w:t>
+            </w:r>
+          </w:p>
+          <w:p>
+            <w:pPr>
+              <w:rPr>
+                <w:rFonts w:hint="eastAsia"/>
+              </w:rPr>
+            </w:pPr>
+          </w:p>
+          <w:p>
+            <w:pPr>
+              <w:rPr>
+                <w:rFonts w:hint="eastAsia"/>
+              </w:rPr>
+            </w:pPr>
+            <w:r>
+              <w:rPr>
+                <w:rFonts w:hint="eastAsia"/>
+              </w:rPr>
+              <w:t>    Parameters:</w:t>
+            </w:r>
+          </w:p>
+          <w:p>
+            <w:pPr>
+              <w:rPr>
+                <w:rFonts w:hint="eastAsia"/>
+              </w:rPr>
+            </w:pPr>
+            <w:r>
+              <w:rPr>
+                <w:rFonts w:hint="eastAsia"/>
+              </w:rPr>
+              <w:t>    -----------</w:t>
+            </w:r>
+          </w:p>
+          <w:p>
+            <w:pPr>
+              <w:rPr>
+                <w:rFonts w:hint="eastAsia"/>
+              </w:rPr>
+            </w:pPr>
+            <w:r>
+              <w:rPr>
+                <w:rFonts w:hint="eastAsia"/>
+              </w:rPr>
+              <w:t>    train_df : pd.DataFrame</w:t>
+            </w:r>
+          </w:p>
+          <w:p>
+            <w:pPr>
+              <w:rPr>
+                <w:rFonts w:hint="eastAsia"/>
+              </w:rPr>
+            </w:pPr>
+            <w:r>
+              <w:rPr>
+                <w:rFonts w:hint="eastAsia"/>
+              </w:rPr>
+              <w:t>        기준이 되는 학습 데이터프레임</w:t>
+            </w:r>
+          </w:p>
+          <w:p>
+            <w:pPr>
+              <w:rPr>
+                <w:rFonts w:hint="eastAsia"/>
+              </w:rPr>
+            </w:pPr>
+            <w:r>
+              <w:rPr>
+                <w:rFonts w:hint="eastAsia"/>
+              </w:rPr>
+              <w:t>    test_df : pd.DataFrame</w:t>
+            </w:r>
+          </w:p>
+          <w:p>
+            <w:pPr>
+              <w:rPr>
+                <w:rFonts w:hint="eastAsia"/>
+              </w:rPr>
+            </w:pPr>
+            <w:r>
+              <w:rPr>
+                <w:rFonts w:hint="eastAsia"/>
+              </w:rPr>
+              <w:t>        테스트 데이터프레임</w:t>
+            </w:r>
+          </w:p>
+          <w:p>
+            <w:pPr>
+              <w:rPr>
+                <w:rFonts w:hint="eastAsia"/>
+              </w:rPr>
+            </w:pPr>
+            <w:r>
+              <w:rPr>
+                <w:rFonts w:hint="eastAsia"/>
+              </w:rPr>
+              <w:t>    threshold_rate : float, default=0.99</w:t>
+            </w:r>
+          </w:p>
+          <w:p>
+            <w:pPr>
+              <w:rPr>
+                <w:rFonts w:hint="eastAsia"/>
+              </w:rPr>
+            </w:pPr>
+            <w:r>
+              <w:rPr>
+                <w:rFonts w:hint="eastAsia"/>
+              </w:rPr>
+              <w:t>        0값 비율 임계값 (0~1 사이, 예: 0.99 = 99%)</w:t>
+            </w:r>
+          </w:p>
+          <w:p>
+            <w:pPr>
+              <w:rPr>
+                <w:rFonts w:hint="eastAsia"/>
+              </w:rPr>
+            </w:pPr>
+            <w:r>
+              <w:rPr>
+                <w:rFonts w:hint="eastAsia"/>
+              </w:rPr>
+              <w:t>    save_report : bool, default=True</w:t>
+            </w:r>
+          </w:p>
+          <w:p>
+            <w:pPr>
+              <w:rPr>
+                <w:rFonts w:hint="eastAsia"/>
+              </w:rPr>
+            </w:pPr>
+            <w:r>
+              <w:rPr>
+                <w:rFonts w:hint="eastAsia"/>
+              </w:rPr>
+              <w:t>        제거된 컬럼 정보를 텍스트 파일로 저장할지 여부</w:t>
+            </w:r>
+          </w:p>
+          <w:p>
+            <w:pPr>
+              <w:rPr>
+                <w:rFonts w:hint="eastAsia"/>
+              </w:rPr>
+            </w:pPr>
+          </w:p>
+          <w:p>
+            <w:pPr>
+              <w:rPr>
+                <w:rFonts w:hint="eastAsia"/>
+              </w:rPr>
+            </w:pPr>
+            <w:r>
+              <w:rPr>
+                <w:rFonts w:hint="eastAsia"/>
+              </w:rPr>
+              <w:t>    Returns:</w:t>
+            </w:r>
+          </w:p>
+          <w:p>
+            <w:pPr>
+              <w:rPr>
+                <w:rFonts w:hint="eastAsia"/>
+              </w:rPr>
+            </w:pPr>
+            <w:r>
+              <w:rPr>
+                <w:rFonts w:hint="eastAsia"/>
+              </w:rPr>
+              <w:t>    --------</w:t>
+            </w:r>
+          </w:p>
+          <w:p>
+            <w:pPr>
+              <w:rPr>
+                <w:rFonts w:hint="eastAsia"/>
+              </w:rPr>
+            </w:pPr>
+            <w:r>
+              <w:rPr>
+                <w:rFonts w:hint="eastAsia"/>
+              </w:rPr>
+              <w:t>    tuple : (clean_train_df, clean_test_df) - 컬럼이 제거된 데이터프레임들</w:t>
+            </w:r>
+          </w:p>
+          <w:p>
+            <w:pPr>
+              <w:rPr>
+                <w:rFonts w:hint="eastAsia"/>
+              </w:rPr>
+            </w:pPr>
+          </w:p>
+          <w:p>
+            <w:pPr>
+              <w:rPr>
+                <w:rFonts w:hint="eastAsia"/>
+              </w:rPr>
+            </w:pPr>
+            <w:r>
+              <w:rPr>
+                <w:rFonts w:hint="eastAsia"/>
+              </w:rPr>
+              <w:t>    Example:</w:t>
+            </w:r>
+          </w:p>
+          <w:p>
+            <w:pPr>
+              <w:rPr>
+                <w:rFonts w:hint="eastAsia"/>
+              </w:rPr>
+            </w:pPr>
+            <w:r>
+              <w:rPr>
+                <w:rFonts w:hint="eastAsia"/>
+              </w:rPr>
+              <w:t>    --------</w:t>
+            </w:r>
+          </w:p>
+          <w:p>
+            <w:pPr>
+              <w:rPr>
+                <w:rFonts w:hint="eastAsia"/>
+              </w:rPr>
+            </w:pPr>
+            <w:r>
+              <w:rPr>
+                <w:rFonts w:hint="eastAsia"/>
+              </w:rPr>
+              <w:lastRenderedPageBreak/>
+              <w:t>    &gt;&gt;&gt; clean_train, clean_test = remove_zero_columns2(train_df, test_df, threshold_rate=0.95)</w:t>
+            </w:r>
+          </w:p>
+          <w:p>
+            <w:pPr>
+              <w:rPr>
+                <w:rFonts w:hint="eastAsia"/>
+              </w:rPr>
+            </w:pPr>
+            <w:r>
+              <w:rPr>
+                <w:rFonts w:hint="eastAsia"/>
+              </w:rPr>
+              <w:t>    &gt;&gt;&gt; print(f"Train: {train_df.shape} -&gt; {clean_train.shape}")</w:t>
+            </w:r>
+          </w:p>
+          <w:p>
+            <w:pPr>
+              <w:rPr>
+                <w:rFonts w:hint="eastAsia"/>
+              </w:rPr>
+            </w:pPr>
+            <w:r>
+              <w:rPr>
+                <w:rFonts w:hint="eastAsia"/>
+              </w:rPr>
+              <w:t>    &gt;&gt;&gt; print(f"Test: {test_df.shape} -&gt; {clean_test.shape}")</w:t>
+            </w:r>
+          </w:p>
+          <w:p>
+            <w:pPr>
+              <w:rPr>
+                <w:rFonts w:hint="eastAsia"/>
+              </w:rPr>
+            </w:pPr>
+            <w:r>
+              <w:rPr>
+                <w:rFonts w:hint="eastAsia"/>
+              </w:rPr>
+              <w:t>    """</w:t>
+            </w:r>
+          </w:p>
+          <w:p>
+            <w:pPr>
+              <w:rPr>
+                <w:rFonts w:hint="eastAsia"/>
+              </w:rPr>
+            </w:pPr>
+          </w:p>
+          <w:p>
+            <w:pPr>
+              <w:rPr>
+                <w:rFonts w:hint="eastAsia"/>
+              </w:rPr>
+            </w:pPr>
+            <w:r>
+              <w:rPr>
+                <w:rFonts w:hint="eastAsia"/>
+              </w:rPr>
+              <w:t>    # 입력 검증</w:t>
+            </w:r>
+          </w:p>
+          <w:p>
+            <w:pPr>
+              <w:rPr>
+                <w:rFonts w:hint="eastAsia"/>
+              </w:rPr>
+            </w:pPr>
+            <w:r>
+              <w:rPr>
+                <w:rFonts w:hint="eastAsia"/>
+              </w:rPr>
+              <w:t>    if not isinstance(train_df, pd.DataFrame) or not isinstance(test_df, pd.DataFrame):</w:t>
+            </w:r>
+          </w:p>
+          <w:p>
+            <w:pPr>
+              <w:rPr>
+                <w:rFonts w:hint="eastAsia"/>
+              </w:rPr>
+            </w:pPr>
+            <w:r>
+              <w:rPr>
+                <w:rFonts w:hint="eastAsia"/>
+              </w:rPr>
+              <w:t>        raise ValueError("train_df와 test_df는 모두 pandas DataFrame이어야 합니다.")</w:t>
+            </w:r>
+          </w:p>
+          <w:p>
+            <w:pPr>
+              <w:rPr>
+                <w:rFonts w:hint="eastAsia"/>
+              </w:rPr>
+            </w:pPr>
+          </w:p>
+          <w:p>
+            <w:pPr>
+              <w:rPr>
+                <w:rFonts w:hint="eastAsia"/>
+              </w:rPr>
+            </w:pPr>
+            <w:r>
+              <w:rPr>
+                <w:rFonts w:hint="eastAsia"/>
+              </w:rPr>
+              <w:t>    if not 0 &lt;= threshold_rate &lt;= 1:</w:t>
+            </w:r>
+          </w:p>
+          <w:p>
+            <w:pPr>
+              <w:rPr>
+                <w:rFonts w:hint="eastAsia"/>
+              </w:rPr>
+            </w:pPr>
+            <w:r>
+              <w:rPr>
+                <w:rFonts w:hint="eastAsia"/>
+              </w:rPr>
+              <w:t>        raise ValueError("threshold_rate는 0과 1 사이의 값이어야 합니다.")</w:t>
+            </w:r>
+          </w:p>
+          <w:p>
+            <w:pPr>
+              <w:rPr>
+                <w:rFonts w:hint="eastAsia"/>
+              </w:rPr>
+            </w:pPr>
+          </w:p>
+          <w:p>
+            <w:pPr>
+              <w:rPr>
+                <w:rFonts w:hint="eastAsia"/>
+              </w:rPr>
+            </w:pPr>
+            <w:r>
+              <w:rPr>
+                <w:rFonts w:hint="eastAsia"/>
+              </w:rPr>
+              <w:t>    row_count = train_df.shape[0]</w:t>
+            </w:r>
+          </w:p>
+          <w:p>
+            <w:pPr>
+              <w:rPr>
+                <w:rFonts w:hint="eastAsia"/>
+              </w:rPr>
+            </w:pPr>
+          </w:p>
+          <w:p>
+            <w:pPr>
+              <w:rPr>
+                <w:rFonts w:hint="eastAsia"/>
+              </w:rPr>
+            </w:pPr>
+            <w:r>
+              <w:rPr>
+                <w:rFonts w:hint="eastAsia"/>
+              </w:rPr>
+              <w:t>    print(f"\n{'=' * 102}")</w:t>
+            </w:r>
+          </w:p>
+          <w:p>
+            <w:pPr>
+              <w:rPr>
+                <w:rFonts w:hint="eastAsia"/>
+              </w:rPr>
+            </w:pPr>
+            <w:r>
+              <w:rPr>
+                <w:rFonts w:hint="eastAsia"/>
+              </w:rPr>
+              <w:t>    print(f"Train Data Analysis (Threshold: {threshold_rate * 100}% )")</w:t>
+            </w:r>
+          </w:p>
+          <w:p>
+            <w:pPr>
+              <w:rPr>
+                <w:rFonts w:hint="eastAsia"/>
+              </w:rPr>
+            </w:pPr>
+            <w:r>
+              <w:rPr>
+                <w:rFonts w:hint="eastAsia"/>
+              </w:rPr>
+              <w:t>    print("=" * 102)</w:t>
+            </w:r>
+          </w:p>
+          <w:p>
+            <w:pPr>
+              <w:rPr>
+                <w:rFonts w:hint="eastAsia"/>
+              </w:rPr>
+            </w:pPr>
+            <w:r>
+              <w:rPr>
+                <w:rFonts w:hint="eastAsia"/>
+              </w:rPr>
+              <w:t>    print(f"Train rows: {train_df.shape[0]:,}, columns: {train_df.shape[1]:,}")</w:t>
+            </w:r>
+          </w:p>
+          <w:p>
+            <w:pPr>
+              <w:rPr>
+                <w:rFonts w:hint="eastAsia"/>
+              </w:rPr>
+            </w:pPr>
+            <w:r>
+              <w:rPr>
+                <w:rFonts w:hint="eastAsia"/>
+              </w:rPr>
+              <w:t>    print(f"Test rows: {test_df.shape[0]:,}, columns: {test_df.shape[1]:,}")</w:t>
+            </w:r>
+          </w:p>
+          <w:p>
+            <w:pPr>
+              <w:rPr>
+                <w:rFonts w:hint="eastAsia"/>
+              </w:rPr>
+            </w:pPr>
+            <w:r>
+              <w:rPr>
+                <w:rFonts w:hint="eastAsia"/>
+              </w:rPr>
+              <w:t>    print("=" * 102)</w:t>
+            </w:r>
+          </w:p>
+          <w:p>
+            <w:pPr>
+              <w:rPr>
+                <w:rFonts w:hint="eastAsia"/>
+              </w:rPr>
+            </w:pPr>
+          </w:p>
+          <w:p>
+            <w:pPr>
+              <w:rPr>
+                <w:rFonts w:hint="eastAsia"/>
+              </w:rPr>
+            </w:pPr>
+            <w:r>
+              <w:rPr>
+                <w:rFonts w:hint="eastAsia"/>
+              </w:rPr>
+              <w:t>    ## Train 데이터 기준으로 Summary DataFrame 생성</w:t>
+            </w:r>
+          </w:p>
+          <w:p>
+            <w:pPr>
+              <w:rPr>
+                <w:rFonts w:hint="eastAsia"/>
+              </w:rPr>
+            </w:pPr>
+            <w:r>
+              <w:rPr>
+                <w:rFonts w:hint="eastAsia"/>
+              </w:rPr>
+              <w:t>    summary_data = []</w:t>
+            </w:r>
+          </w:p>
+          <w:p>
+            <w:pPr>
+              <w:rPr>
+                <w:rFonts w:hint="eastAsia"/>
+              </w:rPr>
+            </w:pPr>
+          </w:p>
+          <w:p>
+            <w:pPr>
+              <w:rPr>
+                <w:rFonts w:hint="eastAsia"/>
+              </w:rPr>
+            </w:pPr>
+            <w:r>
+              <w:rPr>
+                <w:rFonts w:hint="eastAsia"/>
+              </w:rPr>
+              <w:t>    for col in train_df.columns:</w:t>
+            </w:r>
+          </w:p>
+          <w:p>
+            <w:pPr>
+              <w:rPr>
+                <w:rFonts w:hint="eastAsia"/>
+              </w:rPr>
+            </w:pPr>
+            <w:r>
+              <w:rPr>
+                <w:rFonts w:hint="eastAsia"/>
+              </w:rPr>
+              <w:t>        zero_count = (train_df[col] == 0).sum()</w:t>
+            </w:r>
+          </w:p>
+          <w:p>
+            <w:pPr>
+              <w:rPr>
+                <w:rFonts w:hint="eastAsia"/>
+              </w:rPr>
+            </w:pPr>
+            <w:r>
+              <w:rPr>
+                <w:rFonts w:hint="eastAsia"/>
+              </w:rPr>
+              <w:t>        zero_rate = zero_count / len(train_df)</w:t>
+            </w:r>
+          </w:p>
+          <w:p>
+            <w:pPr>
+              <w:rPr>
+                <w:rFonts w:hint="eastAsia"/>
+              </w:rPr>
+            </w:pPr>
+            <w:r>
+              <w:rPr>
+                <w:rFonts w:hint="eastAsia"/>
+              </w:rPr>
+              <w:t>        mode_freq = (</w:t>
+            </w:r>
+          </w:p>
+          <w:p>
+            <w:pPr>
+              <w:rPr>
+                <w:rFonts w:hint="eastAsia"/>
+              </w:rPr>
+            </w:pPr>
+            <w:r>
+              <w:rPr>
+                <w:rFonts w:hint="eastAsia"/>
+              </w:rPr>
+              <w:t>            train_df[col].value_counts().iloc[0] if len(train_df[col]) &gt; 0 else 0</w:t>
+            </w:r>
+          </w:p>
+          <w:p>
+            <w:pPr>
+              <w:rPr>
+                <w:rFonts w:hint="eastAsia"/>
+              </w:rPr>
+            </w:pPr>
+            <w:r>
+              <w:rPr>
+                <w:rFonts w:hint="eastAsia"/>
+              </w:rPr>
+              <w:t>        )</w:t>
+            </w:r>
+          </w:p>
+          <w:p>
+            <w:pPr>
+              <w:rPr>
+                <w:rFonts w:hint="eastAsia"/>
+              </w:rPr>
+            </w:pPr>
+            <w:r>
+              <w:rPr>
+                <w:rFonts w:hint="eastAsia"/>
+              </w:rPr>
+              <w:t>        mode_rate = mode_freq / len(train_df)</w:t>
+            </w:r>
+          </w:p>
+          <w:p>
+            <w:pPr>
+              <w:rPr>
+                <w:rFonts w:hint="eastAsia"/>
+              </w:rPr>
+            </w:pPr>
+          </w:p>
+          <w:p>
+            <w:pPr>
+              <w:rPr>
+                <w:rFonts w:hint="eastAsia"/>
+              </w:rPr>
+            </w:pPr>
+            <w:r>
+              <w:rPr>
+                <w:rFonts w:hint="eastAsia"/>
+              </w:rPr>
+              <w:t>        summary_data.append(</w:t>
+            </w:r>
+          </w:p>
+          <w:p>
+            <w:pPr>
+              <w:rPr>
+                <w:rFonts w:hint="eastAsia"/>
+              </w:rPr>
+            </w:pPr>
+            <w:r>
+              <w:rPr>
+                <w:rFonts w:hint="eastAsia"/>
+              </w:rPr>
+              <w:t>            {</w:t>
+            </w:r>
+          </w:p>
+          <w:p>
+            <w:pPr>
+              <w:rPr>
+                <w:rFonts w:hint="eastAsia"/>
+              </w:rPr>
+            </w:pPr>
+            <w:r>
+              <w:rPr>
+                <w:rFonts w:hint="eastAsia"/>
+              </w:rPr>
+              <w:t>                "ColumnName": col,</w:t>
+            </w:r>
+          </w:p>
+          <w:p>
+            <w:pPr>
+              <w:rPr>
+                <w:rFonts w:hint="eastAsia"/>
+              </w:rPr>
+            </w:pPr>
+            <w:r>
+              <w:rPr>
+                <w:rFonts w:hint="eastAsia"/>
+              </w:rPr>
+              <w:t>                "na_Sum": train_df[col].isna().sum(),</w:t>
+            </w:r>
+          </w:p>
+          <w:p>
+            <w:pPr>
+              <w:rPr>
+                <w:rFonts w:hint="eastAsia"/>
+              </w:rPr>
+            </w:pPr>
+            <w:r>
+              <w:rPr>
+                <w:rFonts w:hint="eastAsia"/>
+              </w:rPr>
+              <w:t>                "nUnique": train_df[col].nunique(),</w:t>
+            </w:r>
+          </w:p>
+          <w:p>
+            <w:pPr>
+              <w:rPr>
+                <w:rFonts w:hint="eastAsia"/>
+              </w:rPr>
+            </w:pPr>
+            <w:r>
+              <w:rPr>
+                <w:rFonts w:hint="eastAsia"/>
+              </w:rPr>
+              <w:t>                "mode": (</w:t>
+            </w:r>
+          </w:p>
+          <w:p>
+            <w:pPr>
+              <w:rPr>
+                <w:rFonts w:hint="eastAsia"/>
+              </w:rPr>
+            </w:pPr>
+            <w:r>
+              <w:rPr>
+                <w:rFonts w:hint="eastAsia"/>
+              </w:rPr>
+              <w:t>                    train_df[col].mode()[0] if len(train_df[col].mode()) &gt; 0 else None</w:t>
+            </w:r>
+          </w:p>
+          <w:p>
+            <w:pPr>
+              <w:rPr>
+                <w:rFonts w:hint="eastAsia"/>
+              </w:rPr>
+            </w:pPr>
+            <w:r>
+              <w:rPr>
+                <w:rFonts w:hint="eastAsia"/>
+              </w:rPr>
+              <w:t>                ),</w:t>
+            </w:r>
+          </w:p>
+          <w:p>
+            <w:pPr>
+              <w:rPr>
+                <w:rFonts w:hint="eastAsia"/>
+              </w:rPr>
+            </w:pPr>
+            <w:r>
+              <w:rPr>
+                <w:rFonts w:hint="eastAsia"/>
+              </w:rPr>
+              <w:t>                "modeFreq": mode_freq,</w:t>
+            </w:r>
+          </w:p>
+          <w:p>
+            <w:pPr>
+              <w:rPr>
+                <w:rFonts w:hint="eastAsia"/>
+              </w:rPr>
+            </w:pPr>
+            <w:r>
+              <w:rPr>
+                <w:rFonts w:hint="eastAsia"/>
+              </w:rPr>
+              <w:t>                "modeFreqRate": f"{mode_rate * 100:.2f}%",</w:t>
+            </w:r>
+          </w:p>
+          <w:p>
+            <w:pPr>
+              <w:rPr>
+                <w:rFonts w:hint="eastAsia"/>
+              </w:rPr>
+            </w:pPr>
+            <w:r>
+              <w:rPr>
+                <w:rFonts w:hint="eastAsia"/>
+              </w:rPr>
+              <w:t>                "zero_count": zero_count,</w:t>
+            </w:r>
+          </w:p>
+          <w:p>
+            <w:pPr>
+              <w:rPr>
+                <w:rFonts w:hint="eastAsia"/>
+              </w:rPr>
+            </w:pPr>
+            <w:r>
+              <w:rPr>
+                <w:rFonts w:hint="eastAsia"/>
+              </w:rPr>
+              <w:t xml:space="preserve">                "zero_count_rate": zero_rate,  # </w:t>
+            </w:r>
+            <w:r>
+              <w:rPr>
+                <w:rFonts w:ascii="Segoe UI Emoji" w:hAnsi="Segoe UI Emoji" w:cs="Segoe UI Emoji"/>
+              </w:rPr>
+              <w:t>✅</w:t>
+            </w:r>
+            <w:r>
+              <w:rPr>
+                <w:rFonts w:hint="eastAsia"/>
+              </w:rPr>
+              <w:t xml:space="preserve"> 숫자 (비교용)</w:t>
+            </w:r>
+          </w:p>
+          <w:p>
+            <w:pPr>
+              <w:rPr>
+                <w:rFonts w:hint="eastAsia"/>
+              </w:rPr>
+            </w:pPr>
+            <w:r>
+              <w:rPr>
+                <w:rFonts w:hint="eastAsia"/>
+              </w:rPr>
+              <w:lastRenderedPageBreak/>
+              <w:t xml:space="preserve">                "zero_count_rate_display": f"{zero_rate * 100:.2f}%",  # </w:t>
+            </w:r>
+            <w:r>
+              <w:rPr>
+                <w:rFonts w:ascii="Segoe UI Emoji" w:hAnsi="Segoe UI Emoji" w:cs="Segoe UI Emoji"/>
+              </w:rPr>
+              <w:t>✅</w:t>
+            </w:r>
+            <w:r>
+              <w:rPr>
+                <w:rFonts w:hint="eastAsia"/>
+              </w:rPr>
+              <w:t xml:space="preserve"> 문자 (출력용)</w:t>
+            </w:r>
+          </w:p>
+          <w:p>
+            <w:pPr>
+              <w:rPr>
+                <w:rFonts w:hint="eastAsia"/>
+              </w:rPr>
+            </w:pPr>
+            <w:r>
+              <w:rPr>
+                <w:rFonts w:hint="eastAsia"/>
+              </w:rPr>
+              <w:t>            }</w:t>
+            </w:r>
+          </w:p>
+          <w:p>
+            <w:pPr>
+              <w:rPr>
+                <w:rFonts w:hint="eastAsia"/>
+              </w:rPr>
+            </w:pPr>
+            <w:r>
+              <w:rPr>
+                <w:rFonts w:hint="eastAsia"/>
+              </w:rPr>
+              <w:t>        )</w:t>
+            </w:r>
+          </w:p>
+          <w:p>
+            <w:pPr>
+              <w:rPr>
+                <w:rFonts w:hint="eastAsia"/>
+              </w:rPr>
+            </w:pPr>
+          </w:p>
+          <w:p>
+            <w:pPr>
+              <w:rPr>
+                <w:rFonts w:hint="eastAsia"/>
+              </w:rPr>
+            </w:pPr>
+            <w:r>
+              <w:rPr>
+                <w:rFonts w:hint="eastAsia"/>
+              </w:rPr>
+              <w:t>    summary_df = pd.DataFrame(summary_data)</w:t>
+            </w:r>
+          </w:p>
+          <w:p>
+            <w:pPr>
+              <w:rPr>
+                <w:rFonts w:hint="eastAsia"/>
+              </w:rPr>
+            </w:pPr>
+          </w:p>
+          <w:p>
+            <w:pPr>
+              <w:rPr>
+                <w:rFonts w:hint="eastAsia"/>
+              </w:rPr>
+            </w:pPr>
+            <w:r>
+              <w:rPr>
+                <w:rFonts w:hint="eastAsia"/>
+              </w:rPr>
+              <w:t>    # Summary 정보 출력 (표시용 컬럼 사용)</w:t>
+            </w:r>
+          </w:p>
+          <w:p>
+            <w:pPr>
+              <w:rPr>
+                <w:rFonts w:hint="eastAsia"/>
+              </w:rPr>
+            </w:pPr>
+            <w:r>
+              <w:rPr>
+                <w:rFonts w:hint="eastAsia"/>
+              </w:rPr>
+              <w:t>    display_cols = [</w:t>
+            </w:r>
+          </w:p>
+          <w:p>
+            <w:pPr>
+              <w:rPr>
+                <w:rFonts w:hint="eastAsia"/>
+              </w:rPr>
+            </w:pPr>
+            <w:r>
+              <w:rPr>
+                <w:rFonts w:hint="eastAsia"/>
+              </w:rPr>
+              <w:t>        "ColumnName",</w:t>
+            </w:r>
+          </w:p>
+          <w:p>
+            <w:pPr>
+              <w:rPr>
+                <w:rFonts w:hint="eastAsia"/>
+              </w:rPr>
+            </w:pPr>
+            <w:r>
+              <w:rPr>
+                <w:rFonts w:hint="eastAsia"/>
+              </w:rPr>
+              <w:t>        "na_Sum",</w:t>
+            </w:r>
+          </w:p>
+          <w:p>
+            <w:pPr>
+              <w:rPr>
+                <w:rFonts w:hint="eastAsia"/>
+              </w:rPr>
+            </w:pPr>
+            <w:r>
+              <w:rPr>
+                <w:rFonts w:hint="eastAsia"/>
+              </w:rPr>
+              <w:t>        "nUnique",</w:t>
+            </w:r>
+          </w:p>
+          <w:p>
+            <w:pPr>
+              <w:rPr>
+                <w:rFonts w:hint="eastAsia"/>
+              </w:rPr>
+            </w:pPr>
+            <w:r>
+              <w:rPr>
+                <w:rFonts w:hint="eastAsia"/>
+              </w:rPr>
+              <w:t>        "mode",</w:t>
+            </w:r>
+          </w:p>
+          <w:p>
+            <w:pPr>
+              <w:rPr>
+                <w:rFonts w:hint="eastAsia"/>
+              </w:rPr>
+            </w:pPr>
+            <w:r>
+              <w:rPr>
+                <w:rFonts w:hint="eastAsia"/>
+              </w:rPr>
+              <w:t>        "modeFreq",</w:t>
+            </w:r>
+          </w:p>
+          <w:p>
+            <w:pPr>
+              <w:rPr>
+                <w:rFonts w:hint="eastAsia"/>
+              </w:rPr>
+            </w:pPr>
+            <w:r>
+              <w:rPr>
+                <w:rFonts w:hint="eastAsia"/>
+              </w:rPr>
+              <w:t>        "modeFreqRate",</w:t>
+            </w:r>
+          </w:p>
+          <w:p>
+            <w:pPr>
+              <w:rPr>
+                <w:rFonts w:hint="eastAsia"/>
+              </w:rPr>
+            </w:pPr>
+            <w:r>
+              <w:rPr>
+                <w:rFonts w:hint="eastAsia"/>
+              </w:rPr>
+              <w:t>        "zero_count",</w:t>
+            </w:r>
+          </w:p>
+          <w:p>
+            <w:pPr>
+              <w:rPr>
+                <w:rFonts w:hint="eastAsia"/>
+              </w:rPr>
+            </w:pPr>
+            <w:r>
+              <w:rPr>
+                <w:rFonts w:hint="eastAsia"/>
+              </w:rPr>
+              <w:t>        "zero_count_rate_display",</w:t>
+            </w:r>
+          </w:p>
+          <w:p>
+            <w:pPr>
+              <w:rPr>
+                <w:rFonts w:hint="eastAsia"/>
+              </w:rPr>
+            </w:pPr>
+            <w:r>
+              <w:rPr>
+                <w:rFonts w:hint="eastAsia"/>
+              </w:rPr>
+              <w:t>    ]</w:t>
+            </w:r>
+          </w:p>
+          <w:p>
+            <w:pPr>
+              <w:rPr>
+                <w:rFonts w:hint="eastAsia"/>
+              </w:rPr>
+            </w:pPr>
+            <w:r>
+              <w:rPr>
+                <w:rFonts w:hint="eastAsia"/>
+              </w:rPr>
+              <w:t>    print(f"\n{'Train Summary (zero_count 내림차순)':^102}")</w:t>
+            </w:r>
+          </w:p>
+          <w:p>
+            <w:pPr>
+              <w:rPr>
+                <w:rFonts w:hint="eastAsia"/>
+              </w:rPr>
+            </w:pPr>
+            <w:r>
+              <w:rPr>
+                <w:rFonts w:hint="eastAsia"/>
+              </w:rPr>
+              <w:t>    print("=" * 102)</w:t>
+            </w:r>
+          </w:p>
+          <w:p>
+            <w:pPr>
+              <w:rPr>
+                <w:rFonts w:hint="eastAsia"/>
+              </w:rPr>
+            </w:pPr>
+            <w:r>
+              <w:rPr>
+                <w:rFonts w:hint="eastAsia"/>
+              </w:rPr>
+              <w:t>    print(</w:t>
+            </w:r>
+          </w:p>
+          <w:p>
+            <w:pPr>
+              <w:rPr>
+                <w:rFonts w:hint="eastAsia"/>
+              </w:rPr>
+            </w:pPr>
+            <w:r>
+              <w:rPr>
+                <w:rFonts w:hint="eastAsia"/>
+              </w:rPr>
+              <w:t>        summary_df[display_cols]</w:t>
+            </w:r>
+          </w:p>
+          <w:p>
+            <w:pPr>
+              <w:rPr>
+                <w:rFonts w:hint="eastAsia"/>
+              </w:rPr>
+            </w:pPr>
+            <w:r>
+              <w:rPr>
+                <w:rFonts w:hint="eastAsia"/>
+              </w:rPr>
+              <w:t>        .sort_values(</w:t>
+            </w:r>
+            <w:r>
+              <w:rPr>
+                <w:rFonts w:hint="eastAsia"/>
+                <w:i/>
+                <w:iCs/>
+              </w:rPr>
+              <w:t>by</w:t>
+            </w:r>
+            <w:r>
+              <w:rPr>
+                <w:rFonts w:hint="eastAsia"/>
+              </w:rPr>
+              <w:t xml:space="preserve">="zero_count", </w:t>
+            </w:r>
+            <w:r>
+              <w:rPr>
+                <w:rFonts w:hint="eastAsia"/>
+                <w:i/>
+                <w:iCs/>
+              </w:rPr>
+              <w:t>ascending</w:t>
+            </w:r>
+            <w:r>
+              <w:rPr>
+                <w:rFonts w:hint="eastAsia"/>
+              </w:rPr>
+              <w:t>=False)</w:t>
+            </w:r>
+          </w:p>
+          <w:p>
+            <w:pPr>
+              <w:rPr>
+                <w:rFonts w:hint="eastAsia"/>
+              </w:rPr>
+            </w:pPr>
+            <w:r>
+              <w:rPr>
+                <w:rFonts w:hint="eastAsia"/>
+              </w:rPr>
+              <w:t>        .to_string(</w:t>
+            </w:r>
+            <w:r>
+              <w:rPr>
+                <w:rFonts w:hint="eastAsia"/>
+                <w:i/>
+                <w:iCs/>
+              </w:rPr>
+              <w:t>index</w:t>
+            </w:r>
+            <w:r>
+              <w:rPr>
+                <w:rFonts w:hint="eastAsia"/>
+              </w:rPr>
+              <w:t>=False)</w:t>
+            </w:r>
+          </w:p>
+          <w:p>
+            <w:pPr>
+              <w:rPr>
+                <w:rFonts w:hint="eastAsia"/>
+              </w:rPr>
+            </w:pPr>
+            <w:r>
+              <w:rPr>
+                <w:rFonts w:hint="eastAsia"/>
+              </w:rPr>
+              <w:t>    )</w:t>
+            </w:r>
+          </w:p>
+          <w:p>
+            <w:pPr>
+              <w:rPr>
+                <w:rFonts w:hint="eastAsia"/>
+              </w:rPr>
+            </w:pPr>
+          </w:p>
+          <w:p>
+            <w:pPr>
+              <w:rPr>
+                <w:rFonts w:hint="eastAsia"/>
+              </w:rPr>
+            </w:pPr>
+            <w:r>
+              <w:rPr>
+                <w:rFonts w:hint="eastAsia"/>
+              </w:rPr>
+              <w:t xml:space="preserve">    # </w:t>
+            </w:r>
+            <w:r>
+              <w:rPr>
+                <w:rFonts w:ascii="Segoe UI Emoji" w:hAnsi="Segoe UI Emoji" w:cs="Segoe UI Emoji"/>
+              </w:rPr>
+              <w:t>✅</w:t>
+            </w:r>
+            <w:r>
+              <w:rPr>
+                <w:rFonts w:hint="eastAsia"/>
+              </w:rPr>
+              <w:t xml:space="preserve"> 간단하게: 이미 만들어진 숫자형으로 바로 비교</w:t>
+            </w:r>
+          </w:p>
+          <w:p>
+            <w:pPr>
+              <w:rPr>
+                <w:rFonts w:hint="eastAsia"/>
+              </w:rPr>
+            </w:pPr>
+            <w:r>
+              <w:rPr>
+                <w:rFonts w:hint="eastAsia"/>
+              </w:rPr>
+              <w:t>    remove_cols = summary_df[summary_df["zero_count_rate"] &gt; threshold_rate][</w:t>
+            </w:r>
+          </w:p>
+          <w:p>
+            <w:pPr>
+              <w:rPr>
+                <w:rFonts w:hint="eastAsia"/>
+              </w:rPr>
+            </w:pPr>
+            <w:r>
+              <w:rPr>
+                <w:rFonts w:hint="eastAsia"/>
+              </w:rPr>
+              <w:t>        "ColumnName"</w:t>
+            </w:r>
+          </w:p>
+          <w:p>
+            <w:pPr>
+              <w:rPr>
+                <w:rFonts w:hint="eastAsia"/>
+              </w:rPr>
+            </w:pPr>
+            <w:r>
+              <w:rPr>
+                <w:rFonts w:hint="eastAsia"/>
+              </w:rPr>
+              <w:t>    ].tolist()</w:t>
+            </w:r>
+          </w:p>
+          <w:p>
+            <w:pPr>
+              <w:rPr>
+                <w:rFonts w:hint="eastAsia"/>
+              </w:rPr>
+            </w:pPr>
+          </w:p>
+          <w:p>
+            <w:pPr>
+              <w:rPr>
+                <w:rFonts w:hint="eastAsia"/>
+              </w:rPr>
+            </w:pPr>
+            <w:r>
+              <w:rPr>
+                <w:rFonts w:hint="eastAsia"/>
+              </w:rPr>
+              <w:t>    # 결과 저장</w:t>
+            </w:r>
+          </w:p>
+          <w:p>
+            <w:pPr>
+              <w:rPr>
+                <w:rFonts w:hint="eastAsia"/>
+              </w:rPr>
+            </w:pPr>
+            <w:r>
+              <w:rPr>
+                <w:rFonts w:hint="eastAsia"/>
+              </w:rPr>
+              <w:t>    if save_report and len(remove_cols) &gt; 0:</w:t>
+            </w:r>
+          </w:p>
+          <w:p>
+            <w:pPr>
+              <w:rPr>
+                <w:rFonts w:hint="eastAsia"/>
+              </w:rPr>
+            </w:pPr>
+            <w:r>
+              <w:rPr>
+                <w:rFonts w:hint="eastAsia"/>
+              </w:rPr>
+              <w:t xml:space="preserve">        os.makedirs("../doc", </w:t>
+            </w:r>
+            <w:r>
+              <w:rPr>
+                <w:rFonts w:hint="eastAsia"/>
+                <w:i/>
+                <w:iCs/>
+              </w:rPr>
+              <w:t>exist_ok</w:t>
+            </w:r>
+            <w:r>
+              <w:rPr>
+                <w:rFonts w:hint="eastAsia"/>
+              </w:rPr>
+              <w:t>=True)</w:t>
+            </w:r>
+          </w:p>
+          <w:p>
+            <w:pPr>
+              <w:rPr>
+                <w:rFonts w:hint="eastAsia"/>
+              </w:rPr>
+            </w:pPr>
+            <w:r>
+              <w:rPr>
+                <w:rFonts w:hint="eastAsia"/>
+              </w:rPr>
+              <w:t>        file_path = f"../doc/remove_cols_train_{threshold_rate}.txt"</w:t>
+            </w:r>
+          </w:p>
+          <w:p>
+            <w:pPr>
+              <w:rPr>
+                <w:rFonts w:hint="eastAsia"/>
+              </w:rPr>
+            </w:pPr>
+          </w:p>
+          <w:p>
+            <w:pPr>
+              <w:rPr>
+                <w:rFonts w:hint="eastAsia"/>
+              </w:rPr>
+            </w:pPr>
+            <w:r>
+              <w:rPr>
+                <w:rFonts w:hint="eastAsia"/>
+              </w:rPr>
+              <w:t xml:space="preserve">        with open(file_path, "w", </w:t>
+            </w:r>
+            <w:r>
+              <w:rPr>
+                <w:rFonts w:hint="eastAsia"/>
+                <w:i/>
+                <w:iCs/>
+              </w:rPr>
+              <w:t>encoding</w:t>
+            </w:r>
+            <w:r>
+              <w:rPr>
+                <w:rFonts w:hint="eastAsia"/>
+              </w:rPr>
+              <w:t>="utf-8") as f:</w:t>
+            </w:r>
+          </w:p>
+          <w:p>
+            <w:pPr>
+              <w:rPr>
+                <w:rFonts w:hint="eastAsia"/>
+              </w:rPr>
+            </w:pPr>
+            <w:r>
+              <w:rPr>
+                <w:rFonts w:hint="eastAsia"/>
+              </w:rPr>
+              <w:t>            f.write("\n".join(remove_cols))</w:t>
+            </w:r>
+          </w:p>
+          <w:p>
+            <w:pPr>
+              <w:rPr>
+                <w:rFonts w:hint="eastAsia"/>
+              </w:rPr>
+            </w:pPr>
+          </w:p>
+          <w:p>
+            <w:pPr>
+              <w:rPr>
+                <w:rFonts w:hint="eastAsia"/>
+              </w:rPr>
+            </w:pPr>
+            <w:r>
+              <w:rPr>
+                <w:rFonts w:hint="eastAsia"/>
+              </w:rPr>
+              <w:t>        print(f"\n제거 대상 컬럼 목록 ({len(remove_cols)}개):")</w:t>
+            </w:r>
+          </w:p>
+          <w:p>
+            <w:pPr>
+              <w:rPr>
+                <w:rFonts w:hint="eastAsia"/>
+              </w:rPr>
+            </w:pPr>
+            <w:r>
+              <w:rPr>
+                <w:rFonts w:hint="eastAsia"/>
+              </w:rPr>
+              <w:t>        print(remove_cols)</w:t>
+            </w:r>
+          </w:p>
+          <w:p>
+            <w:pPr>
+              <w:rPr>
+                <w:rFonts w:hint="eastAsia"/>
+              </w:rPr>
+            </w:pPr>
+            <w:r>
+              <w:rPr>
+                <w:rFonts w:hint="eastAsia"/>
+              </w:rPr>
+              <w:t>        print(f"\n</w:t>
+            </w:r>
+            <w:r>
+              <w:rPr>
+                <w:rFonts w:ascii="Segoe UI Symbol" w:hAnsi="Segoe UI Symbol" w:cs="Segoe UI Symbol"/>
+              </w:rPr>
+              <w:t>✓</w:t>
+            </w:r>
+            <w:r>
+              <w:rPr>
+                <w:rFonts w:hint="eastAsia"/>
+              </w:rPr>
+              <w:t xml:space="preserve"> {len(remove_cols)}개의 컬럼명을 {file_path}에 저장하였습니다.")</w:t>
+            </w:r>
+          </w:p>
+          <w:p>
+            <w:pPr>
+              <w:rPr>
+                <w:rFonts w:hint="eastAsia"/>
+              </w:rPr>
+            </w:pPr>
+          </w:p>
+          <w:p>
+            <w:pPr>
+              <w:rPr>
+                <w:rFonts w:hint="eastAsia"/>
+              </w:rPr>
+            </w:pPr>
+            <w:r>
+              <w:rPr>
+                <w:rFonts w:hint="eastAsia"/>
+              </w:rPr>
+              <w:t>    # Train과 Test에서 동일한 컬럼 제거</w:t>
+            </w:r>
+          </w:p>
+          <w:p>
+            <w:pPr>
+              <w:rPr>
+                <w:rFonts w:hint="eastAsia"/>
+              </w:rPr>
+            </w:pPr>
+            <w:r>
+              <w:rPr>
+                <w:rFonts w:hint="eastAsia"/>
+              </w:rPr>
+              <w:t>    if len(remove_cols) &gt; 0:</w:t>
+            </w:r>
+          </w:p>
+          <w:p>
+            <w:pPr>
+              <w:rPr>
+                <w:rFonts w:hint="eastAsia"/>
+              </w:rPr>
+            </w:pPr>
+            <w:r>
+              <w:rPr>
+                <w:rFonts w:hint="eastAsia"/>
+              </w:rPr>
+              <w:lastRenderedPageBreak/>
+              <w:t xml:space="preserve">        clean_train_df = train_df.drop(remove_cols, </w:t>
+            </w:r>
+            <w:r>
+              <w:rPr>
+                <w:rFonts w:hint="eastAsia"/>
+                <w:i/>
+                <w:iCs/>
+              </w:rPr>
+              <w:t>axis</w:t>
+            </w:r>
+            <w:r>
+              <w:rPr>
+                <w:rFonts w:hint="eastAsia"/>
+              </w:rPr>
+              <w:t>=1)</w:t>
+            </w:r>
+          </w:p>
+          <w:p>
+            <w:pPr>
+              <w:rPr>
+                <w:rFonts w:hint="eastAsia"/>
+              </w:rPr>
+            </w:pPr>
+            <w:r>
+              <w:rPr>
+                <w:rFonts w:hint="eastAsia"/>
+              </w:rPr>
+              <w:t xml:space="preserve">        clean_test_df = test_df.drop(remove_cols, </w:t>
+            </w:r>
+            <w:r>
+              <w:rPr>
+                <w:rFonts w:hint="eastAsia"/>
+                <w:i/>
+                <w:iCs/>
+              </w:rPr>
+              <w:t>axis</w:t>
+            </w:r>
+            <w:r>
+              <w:rPr>
+                <w:rFonts w:hint="eastAsia"/>
+              </w:rPr>
+              <w:t>=1)</w:t>
+            </w:r>
+          </w:p>
+          <w:p>
+            <w:pPr>
+              <w:rPr>
+                <w:rFonts w:hint="eastAsia"/>
+              </w:rPr>
+            </w:pPr>
+          </w:p>
+          <w:p>
+            <w:pPr>
+              <w:rPr>
+                <w:rFonts w:hint="eastAsia"/>
+              </w:rPr>
+            </w:pPr>
+            <w:r>
+              <w:rPr>
+                <w:rFonts w:hint="eastAsia"/>
+              </w:rPr>
+              <w:t>        print(f"\n{'=' * 102}")</w:t>
+            </w:r>
+          </w:p>
+          <w:p>
+            <w:pPr>
+              <w:rPr>
+                <w:rFonts w:hint="eastAsia"/>
+              </w:rPr>
+            </w:pPr>
+            <w:r>
+              <w:rPr>
+                <w:rFonts w:hint="eastAsia"/>
+              </w:rPr>
+              <w:t>        print(f"결과 요약")</w:t>
+            </w:r>
+          </w:p>
+          <w:p>
+            <w:pPr>
+              <w:rPr>
+                <w:rFonts w:hint="eastAsia"/>
+              </w:rPr>
+            </w:pPr>
+            <w:r>
+              <w:rPr>
+                <w:rFonts w:hint="eastAsia"/>
+              </w:rPr>
+              <w:t>        print("=" * 102)</w:t>
+            </w:r>
+          </w:p>
+          <w:p>
+            <w:pPr>
+              <w:rPr>
+                <w:rFonts w:hint="eastAsia"/>
+              </w:rPr>
+            </w:pPr>
+            <w:r>
+              <w:rPr>
+                <w:rFonts w:hint="eastAsia"/>
+              </w:rPr>
+              <w:t>        print(f"Threshold: {threshold_rate * 100}%")</w:t>
+            </w:r>
+          </w:p>
+          <w:p>
+            <w:pPr>
+              <w:rPr>
+                <w:rFonts w:hint="eastAsia"/>
+              </w:rPr>
+            </w:pPr>
+            <w:r>
+              <w:rPr>
+                <w:rFonts w:hint="eastAsia"/>
+              </w:rPr>
+              <w:t>        print(f"제거된 컬럼 수: {len(remove_cols):,}")</w:t>
+            </w:r>
+          </w:p>
+          <w:p>
+            <w:pPr>
+              <w:rPr>
+                <w:rFonts w:hint="eastAsia"/>
+              </w:rPr>
+            </w:pPr>
+            <w:r>
+              <w:rPr>
+                <w:rFonts w:hint="eastAsia"/>
+              </w:rPr>
+              <w:t>        print(f"\nTrain 데이터:")</w:t>
+            </w:r>
+          </w:p>
+          <w:p>
+            <w:pPr>
+              <w:rPr>
+                <w:rFonts w:hint="eastAsia"/>
+              </w:rPr>
+            </w:pPr>
+            <w:r>
+              <w:rPr>
+                <w:rFonts w:hint="eastAsia"/>
+              </w:rPr>
+              <w:t>        print(f"  원본 shape: {train_df.shape}")</w:t>
+            </w:r>
+          </w:p>
+          <w:p>
+            <w:pPr>
+              <w:rPr>
+                <w:rFonts w:hint="eastAsia"/>
+              </w:rPr>
+            </w:pPr>
+            <w:r>
+              <w:rPr>
+                <w:rFonts w:hint="eastAsia"/>
+              </w:rPr>
+              <w:t>        print(f"  정제 후 shape: {clean_train_df.shape}")</w:t>
+            </w:r>
+          </w:p>
+          <w:p>
+            <w:pPr>
+              <w:rPr>
+                <w:rFonts w:hint="eastAsia"/>
+              </w:rPr>
+            </w:pPr>
+            <w:r>
+              <w:rPr>
+                <w:rFonts w:hint="eastAsia"/>
+              </w:rPr>
+              <w:t>        print(f"\nTest 데이터:")</w:t>
+            </w:r>
+          </w:p>
+          <w:p>
+            <w:pPr>
+              <w:rPr>
+                <w:rFonts w:hint="eastAsia"/>
+              </w:rPr>
+            </w:pPr>
+            <w:r>
+              <w:rPr>
+                <w:rFonts w:hint="eastAsia"/>
+              </w:rPr>
+              <w:t>        print(f"  원본 shape: {test_df.shape}")</w:t>
+            </w:r>
+          </w:p>
+          <w:p>
+            <w:pPr>
+              <w:rPr>
+                <w:rFonts w:hint="eastAsia"/>
+              </w:rPr>
+            </w:pPr>
+            <w:r>
+              <w:rPr>
+                <w:rFonts w:hint="eastAsia"/>
+              </w:rPr>
+              <w:t>        print(f"  정제 후 shape: {clean_test_df.shape}")</w:t>
+            </w:r>
+          </w:p>
+          <w:p>
+            <w:pPr>
+              <w:rPr>
+                <w:rFonts w:hint="eastAsia"/>
+              </w:rPr>
+            </w:pPr>
+            <w:r>
+              <w:rPr>
+                <w:rFonts w:hint="eastAsia"/>
+              </w:rPr>
+              <w:t>        print(f"\n제거 비율: {len(remove_cols) / len(train_df.columns) * 100:.2f}%")</w:t>
+            </w:r>
+          </w:p>
+          <w:p>
+            <w:pPr>
+              <w:rPr>
+                <w:rFonts w:hint="eastAsia"/>
+              </w:rPr>
+            </w:pPr>
+            <w:r>
+              <w:rPr>
+                <w:rFonts w:hint="eastAsia"/>
+              </w:rPr>
+              <w:t>        print("=" * 102)</w:t>
+            </w:r>
+          </w:p>
+          <w:p>
+            <w:pPr>
+              <w:rPr>
+                <w:rFonts w:hint="eastAsia"/>
+              </w:rPr>
+            </w:pPr>
+            <w:r>
+              <w:rPr>
+                <w:rFonts w:hint="eastAsia"/>
+              </w:rPr>
+              <w:t>    else:</w:t>
+            </w:r>
+          </w:p>
+          <w:p>
+            <w:pPr>
+              <w:rPr>
+                <w:rFonts w:hint="eastAsia"/>
+              </w:rPr>
+            </w:pPr>
+            <w:r>
+              <w:rPr>
+                <w:rFonts w:hint="eastAsia"/>
+              </w:rPr>
+              <w:t>        print(f"\n</w:t>
+            </w:r>
+            <w:r>
+              <w:rPr>
+                <w:rFonts w:ascii="Segoe UI Symbol" w:hAnsi="Segoe UI Symbol" w:cs="Segoe UI Symbol"/>
+              </w:rPr>
+              <w:t>✓</w:t>
+            </w:r>
+            <w:r>
+              <w:rPr>
+                <w:rFonts w:hint="eastAsia"/>
+              </w:rPr>
+              <w:t xml:space="preserve"> Threshold({threshold_rate * 100}%)를 초과하는 컬럼이 없습니다.")</w:t>
+            </w:r>
+          </w:p>
+          <w:p>
+            <w:pPr>
+              <w:rPr>
+                <w:rFonts w:hint="eastAsia"/>
+              </w:rPr>
+            </w:pPr>
+            <w:r>
+              <w:rPr>
+                <w:rFonts w:hint="eastAsia"/>
+              </w:rPr>
+              <w:t>        clean_train_df = train_df.copy()</w:t>
+            </w:r>
+          </w:p>
+          <w:p>
+            <w:pPr>
+              <w:rPr>
+                <w:rFonts w:hint="eastAsia"/>
+              </w:rPr>
+            </w:pPr>
+            <w:r>
+              <w:rPr>
+                <w:rFonts w:hint="eastAsia"/>
+              </w:rPr>
+              <w:t>        clean_test_df = test_df.copy()</w:t>
+            </w:r>
+          </w:p>
+          <w:p>
+            <w:pPr>
+              <w:rPr>
+                <w:rFonts w:hint="eastAsia"/>
+              </w:rPr>
+            </w:pPr>
+          </w:p>
+          <w:p>
+            <w:pPr>
+              <w:rPr>
+                <w:rFonts w:hint="eastAsia"/>
+              </w:rPr>
+            </w:pPr>
+            <w:r>
+              <w:rPr>
+                <w:rFonts w:hint="eastAsia"/>
+              </w:rPr>
+              <w:t>    return clean_train_df, clean_test_df</w:t>
+            </w:r>
+          </w:p>
+          <w:p/>
+          <w:p/>
+          <w:p>
+            <w:pPr>
+              <w:rPr>
+                <w:rFonts w:hint="eastAsia"/>
+              </w:rPr>
+            </w:pPr>
+            <w:r>
+              <w:rPr>
+                <w:rFonts w:hint="eastAsia"/>
+              </w:rPr>
+              <w:t># zero_count_rate 제거</w:t>
+            </w:r>
+            <w:r>
+              <w:br/>
+            </w:r>
+            <w:r>
+              <w:rPr>
+                <w:rFonts w:hint="eastAsia"/>
+              </w:rPr>
+              <w:t>zcr = 0.99</w:t>
+            </w:r>
+          </w:p>
+          <w:p>
+            <w:pPr>
+              <w:rPr>
+                <w:rFonts w:hint="eastAsia"/>
+              </w:rPr>
+            </w:pPr>
+            <w:r>
+              <w:rPr>
+                <w:rFonts w:hint="eastAsia"/>
+              </w:rPr>
+              <w:t xml:space="preserve">X_features, X_test = remove_zero_columns2(X_features, X_test, </w:t>
+            </w:r>
+            <w:r>
+              <w:rPr>
+                <w:rFonts w:hint="eastAsia"/>
+              </w:rPr>
+              <w:t>zcr</w:t>
+            </w:r>
+            <w:r>
+              <w:rPr>
+                <w:rFonts w:hint="eastAsia"/>
+              </w:rPr>
+              <w:t>)  </w:t>
+            </w:r>
+          </w:p>
+          <w:p>
+            <w:pPr>
+              <w:rPr>
+                <w:rFonts w:hint="eastAsia"/>
+              </w:rPr>
+            </w:pPr>
+            <w:r>
+              <w:rPr>
+                <w:rFonts w:hint="eastAsia"/>
+              </w:rPr>
+              <w:t>print(f"Zero columns 제거 후: {X_features.shape}")</w:t>
             </w:r>
           </w:p>
           <w:p>
@@ -934,130 +2525,30 @@
         </w:tc>
       </w:tr>
     </w:tbl>
+    <w:p/>
     <w:p>
       <w:pPr>
+        <w:pStyle w:val="4"/>
+      </w:pPr>
+      <w:r>
         <w:rPr>
           <w:rFonts w:hint="eastAsia"/>
         </w:rPr>
-      </w:pPr>
+        <w:t xml:space="preserve">2.3.1.3 </w:t>
+      </w:r>
       <w:r>
         <w:rPr>
           <w:rFonts w:hint="eastAsia"/>
         </w:rPr>
-        <w:t>이렇게 삭제된 Features 수는 53</w:t>
-      </w:r>
-      <w:proofErr w:type="gramStart"/>
+        <w:t xml:space="preserve">상관관계 높은 Features 삭제하기 </w:t>
+      </w:r>
+    </w:p>
+    <w:p>
       <w:r>
         <w:rPr>
           <w:rFonts w:hint="eastAsia"/>
         </w:rPr>
-        <w:t>개 이며</w:t>
-      </w:r>
-      <w:proofErr w:type="gramEnd"/>
-      <w:r>
-        <w:rPr>
-          <w:rFonts w:hint="eastAsia"/>
-        </w:rPr>
-        <w:t xml:space="preserve"> 이때 shape은 </w:t>
-      </w:r>
-      <w:r>
-        <w:rPr>
-          <w:rFonts w:hint="eastAsia"/>
-        </w:rPr>
-        <w:t>(76020, 96) (75818, 96)</w:t>
-      </w:r>
-      <w:r>
-        <w:rPr>
-          <w:rFonts w:hint="eastAsia"/>
-        </w:rPr>
-        <w:t xml:space="preserve"> 로 최종 96개의 Feature로 분석을 하기로 함.</w:t>
-      </w:r>
-    </w:p>
-    <w:p>
-      <w:pPr>
-        <w:rPr>
-          <w:rFonts w:hint="eastAsia"/>
-        </w:rPr>
-      </w:pPr>
-    </w:p>
-    <w:p>
-      <w:pPr>
-        <w:pStyle w:val="3"/>
-        <w:rPr>
-          <w:rFonts w:hint="eastAsia"/>
-        </w:rPr>
-      </w:pPr>
-      <w:r>
-        <w:t xml:space="preserve">2.3.2 </w:t>
-      </w:r>
-      <w:r>
-        <w:t>이상치</w:t>
-      </w:r>
-      <w:r>
-        <w:t xml:space="preserve"> 처리</w:t>
-      </w:r>
-    </w:p>
-    <w:p>
-      <w:pPr>
-        <w:pStyle w:val="4"/>
-      </w:pPr>
-      <w:r>
-        <w:t>2.3.2.1 처리 대상 컬럼</w:t>
-      </w:r>
-      <w:r>
-        <w:rPr>
-          <w:rFonts w:hint="eastAsia"/>
-        </w:rPr>
-        <w:t xml:space="preserve"> 및 처리 방법</w:t>
-      </w:r>
-    </w:p>
-    <w:p>
-      <w:pPr>
-        <w:pStyle w:val="5"/>
-      </w:pPr>
-      <w:r>
-        <w:rPr>
-          <w:rFonts w:hint="eastAsia"/>
-        </w:rPr>
-        <w:t xml:space="preserve">- </w:t>
-      </w:r>
-      <w:r>
-        <w:rPr>
-          <w:rFonts w:hint="eastAsia"/>
-        </w:rPr>
-        <w:t>var15 처리</w:t>
-      </w:r>
-    </w:p>
-    <w:p>
-      <w:r>
-        <w:rPr>
-          <w:rFonts w:hint="eastAsia"/>
-        </w:rPr>
-        <w:t xml:space="preserve">해당 </w:t>
-      </w:r>
-      <w:r>
-        <w:rPr>
-          <w:rFonts w:hint="eastAsia"/>
-        </w:rPr>
-        <w:t>Feature</w:t>
-      </w:r>
-      <w:r>
-        <w:rPr>
-          <w:rFonts w:hint="eastAsia"/>
-        </w:rPr>
-        <w:t xml:space="preserve">는 나이로 추정했다. 그런데 100세 이상인 값이 5개 존재했고, 이 부분은 아래와 같이 </w:t>
-      </w:r>
-      <w:r>
-        <w:rPr>
-          <w:rFonts w:hint="eastAsia"/>
-        </w:rPr>
-        <w:t>도메인 지식을 활용하여</w:t>
-      </w:r>
-      <w:r>
-        <w:rPr>
-          <w:rFonts w:hint="eastAsia"/>
-        </w:rPr>
-        <w:t>100으로 설정하였다.</w:t>
+        <w:t>각 Feature간의 상관계수를 파악한 후 상관계수가 0.95 이상인 것들은 삭제하였다.</w:t>
       </w:r>
     </w:p>
     <w:tbl>
@@ -1076,33 +2567,147 @@
           </w:tcPr>
           <w:p>
             <w:r>
+              <w:rPr>
+                <w:rFonts w:hint="eastAsia"/>
+              </w:rPr>
+              <w:t># 상관계수 높은 feature들 삭제하기 default 0.95</w:t>
+            </w:r>
+          </w:p>
+          <w:p>
+            <w:r>
+              <w:rPr>
+                <w:rFonts w:hint="eastAsia"/>
+              </w:rPr>
+              <w:t>X_reduced, to_drop = drop_highly_correlated_features(X_features)</w:t>
+            </w:r>
+          </w:p>
+          <w:p>
+            <w:r>
+              <w:rPr>
+                <w:rFonts w:hint="eastAsia"/>
+              </w:rPr>
+              <w:t>X_test_reduced = X_test.drop(to_drop, axis=1)  </w:t>
+            </w:r>
+          </w:p>
+          <w:p/>
+        </w:tc>
+      </w:tr>
+    </w:tbl>
+    <w:p>
+      <w:r>
+        <w:rPr>
+          <w:rFonts w:hint="eastAsia"/>
+        </w:rPr>
+        <w:t xml:space="preserve">이렇게 삭제된 Features 수는 53개 이며 이때 shape은 </w:t>
+      </w:r>
+      <w:r>
+        <w:rPr>
+          <w:rFonts w:hint="eastAsia"/>
+        </w:rPr>
+        <w:t>(76020, 96) (75818, 96)</w:t>
+      </w:r>
+      <w:r>
+        <w:rPr>
+          <w:rFonts w:hint="eastAsia"/>
+        </w:rPr>
+        <w:t xml:space="preserve"> 로 최종 96개의 Feature로 분석을 하기로 함.</w:t>
+      </w:r>
+    </w:p>
+    <w:p/>
+    <w:p>
+      <w:pPr>
+        <w:pStyle w:val="3"/>
+      </w:pPr>
+      <w:r>
+        <w:lastRenderedPageBreak/>
+        <w:t xml:space="preserve">2.3.2 </w:t>
+      </w:r>
+      <w:r>
+        <w:t>이상치</w:t>
+      </w:r>
+      <w:r>
+        <w:t xml:space="preserve"> 처리</w:t>
+      </w:r>
+    </w:p>
+    <w:p>
+      <w:pPr>
+        <w:pStyle w:val="4"/>
+      </w:pPr>
+      <w:r>
+        <w:t>2.3.2.1 처리 대상 컬럼</w:t>
+      </w:r>
+      <w:r>
+        <w:rPr>
+          <w:rFonts w:hint="eastAsia"/>
+        </w:rPr>
+        <w:t xml:space="preserve"> 및 처리 방법</w:t>
+      </w:r>
+    </w:p>
+    <w:p>
+      <w:pPr>
+        <w:pStyle w:val="5"/>
+      </w:pPr>
+      <w:r>
+        <w:rPr>
+          <w:rFonts w:hint="eastAsia"/>
+        </w:rPr>
+        <w:t>- var15</w:t>
+      </w:r>
+      <w:r>
+        <w:rPr>
+          <w:rFonts w:hint="eastAsia"/>
+        </w:rPr>
+        <w:t>(나이)</w:t>
+      </w:r>
+      <w:r>
+        <w:rPr>
+          <w:rFonts w:hint="eastAsia"/>
+        </w:rPr>
+        <w:t xml:space="preserve"> 처리</w:t>
+      </w:r>
+    </w:p>
+    <w:p>
+      <w:r>
+        <w:rPr>
+          <w:rFonts w:hint="eastAsia"/>
+        </w:rPr>
+        <w:t xml:space="preserve">해당 Feature는 나이로 추정했다. 그런데 100세 이상인 값이 5개 존재했고, </w:t>
+      </w:r>
+      <w:r>
+        <w:rPr>
+          <w:rFonts w:hint="eastAsia"/>
+        </w:rPr>
+        <w:t>비현실적인 값으로 판단하여 상한을</w:t>
+      </w:r>
+      <w:r>
+        <w:rPr>
+          <w:rFonts w:hint="eastAsia"/>
+        </w:rPr>
+        <w:t>100으로 설정하였다.</w:t>
+      </w:r>
+    </w:p>
+    <w:tbl>
+      <w:tblPr>
+        <w:tblStyle w:val="af3"/>
+        <w:tblW w:w="0" w:type="auto"/>
+        <w:tblLook w:val="04A0" w:firstRow="1" w:lastRow="0" w:firstColumn="1" w:lastColumn="0" w:noHBand="0" w:noVBand="1"/>
+      </w:tblPr>
+      <w:tblGrid>
+        <w:gridCol w:w="10456"/>
+      </w:tblGrid>
+      <w:tr>
+        <w:tc>
+          <w:tcPr>
+            <w:tcW w:w="10456" w:type="dxa"/>
+          </w:tcPr>
+          <w:p>
+            <w:r>
               <w:t># var15처리 5개 컬럼</w:t>
             </w:r>
           </w:p>
           <w:p>
-            <w:proofErr w:type="spellStart"/>
-            <w:r>
-              <w:t>X_features</w:t>
-            </w:r>
-            <w:proofErr w:type="spellEnd"/>
-            <w:r>
-              <w:t xml:space="preserve">['var15'] = </w:t>
-            </w:r>
-            <w:proofErr w:type="spellStart"/>
-            <w:r>
-              <w:t>X_features</w:t>
-            </w:r>
-            <w:proofErr w:type="spellEnd"/>
-            <w:r>
-              <w:t>['var15'</w:t>
-            </w:r>
-            <w:proofErr w:type="gramStart"/>
-            <w:r>
-              <w:t>].clip</w:t>
-            </w:r>
-            <w:proofErr w:type="gramEnd"/>
-            <w:r>
-              <w:t>(upper=100)</w:t>
+            <w:r>
+              <w:t>X_features['var15'] = X_features['var15'].clip(upper=100)</w:t>
             </w:r>
           </w:p>
         </w:tc>
@@ -1111,453 +2716,1810 @@
     <w:p/>
     <w:p>
       <w:pPr>
-        <w:pStyle w:val="3"/>
+        <w:pStyle w:val="5"/>
       </w:pPr>
       <w:r>
         <w:rPr>
           <w:rFonts w:hint="eastAsia"/>
         </w:rPr>
-        <w:t>2.3.2.2</w:t>
-      </w:r>
-      <w:r>
-        <w:t xml:space="preserve"> 모델 성능 향상</w:t>
+        <w:t xml:space="preserve">- var38(주거래 상품 잔액) </w:t>
       </w:r>
     </w:p>
-    <w:p/>
     <w:p>
-      <w:pPr>
-        <w:pStyle w:val="3"/>
-      </w:pPr>
+      <w:r>
+        <w:t>이 feature만 별도 처리하지 않고, 삭제 후 남은 features들과 공통으로 standard</w:t>
+      </w:r>
       <w:r>
         <w:rPr>
           <w:rFonts w:hint="eastAsia"/>
         </w:rPr>
-        <w:t>2.3.2.3</w:t>
-      </w:r>
-      <w:r>
-        <w:t xml:space="preserve"> 데이터 품질 개선</w:t>
+        <w:t xml:space="preserve"> s</w:t>
+      </w:r>
+      <w:r>
+        <w:t>cale 처리 하였다.</w:t>
       </w:r>
     </w:p>
+    <w:p>
+      <w:r>
+        <w:t>이러한 이상치 처리를 통해 데이터의 신뢰성을 높이고 모델 성능 저하를 방지하였다.</w:t>
+      </w:r>
+    </w:p>
+    <w:p>
+      <w:pPr>
+        <w:pStyle w:val="3"/>
+      </w:pPr>
+      <w:r>
+        <w:rPr>
+          <w:rFonts w:hint="eastAsia"/>
+        </w:rPr>
+        <w:t>2.3.3 클래스 불균형 처리</w:t>
+      </w:r>
+    </w:p>
+    <w:p>
+      <w:r>
+        <w:rPr>
+          <w:rFonts w:hint="eastAsia"/>
+        </w:rPr>
+        <w:t>타깃</w:t>
+      </w:r>
+      <w:r>
+        <w:t xml:space="preserve"> 변수의 클래스 분포는 만족 고객이 약 94%, 불만족 고객이 약 6%로 극심한 불균형을 보였다. 본 분석에서는 데이터 샘플링 기법을 고려하였다.  </w:t>
+      </w:r>
+    </w:p>
+    <w:p>
+      <w:r>
+        <w:t xml:space="preserve">- </w:t>
+      </w:r>
+      <w:r>
+        <w:rPr>
+          <w:b/>
+          <w:bCs/>
+        </w:rPr>
+        <w:t>언더샘플링</w:t>
+      </w:r>
+      <w:r>
+        <w:t xml:space="preserve">: 다수 클래스(만족 고객)를 줄여 균형을 맞추는 방법.  </w:t>
+      </w:r>
+    </w:p>
+    <w:p>
+      <w:r>
+        <w:t xml:space="preserve">- </w:t>
+      </w:r>
+      <w:r>
+        <w:rPr>
+          <w:b/>
+          <w:bCs/>
+        </w:rPr>
+        <w:t>오버샘플링</w:t>
+      </w:r>
+      <w:r>
+        <w:t xml:space="preserve">: 소수 클래스(불만족 고객)를 복제하여 데이터 균형 확보.  </w:t>
+      </w:r>
+    </w:p>
+    <w:p>
+      <w:pPr>
+        <w:rPr>
+          <w:rFonts w:hint="eastAsia"/>
+        </w:rPr>
+      </w:pPr>
+      <w:r>
+        <w:t xml:space="preserve">- </w:t>
+      </w:r>
+      <w:r>
+        <w:rPr>
+          <w:b/>
+          <w:bCs/>
+        </w:rPr>
+        <w:t>SMOTE</w:t>
+      </w:r>
+      <w:r>
+        <w:t>: 소수 클래스의 새로운 합성 샘플을 생성하여 데이터 다양성 확보.</w:t>
+      </w:r>
+    </w:p>
+    <w:p>
+      <w:pPr>
+        <w:rPr>
+          <w:rFonts w:hint="eastAsia"/>
+        </w:rPr>
+      </w:pPr>
+      <w:r>
+        <w:rPr>
+          <w:rFonts w:hint="eastAsia"/>
+        </w:rPr>
+        <w:t>최종적으로는</w:t>
+      </w:r>
+      <w:r>
+        <w:t xml:space="preserve"> 샘플링 기법을 직접 적용하지 않고 전체 데이터를 활용하되, 평가 지표로 ROC-AUC와 F1-score를 사용하여 불균형 문제를 반영하였다.</w:t>
+      </w:r>
+    </w:p>
+    <w:p>
+      <w:pPr>
+        <w:pStyle w:val="3"/>
+      </w:pPr>
+      <w:r>
+        <w:t>2.3.</w:t>
+      </w:r>
+      <w:r>
+        <w:rPr>
+          <w:rFonts w:hint="eastAsia"/>
+        </w:rPr>
+        <w:t>4</w:t>
+      </w:r>
+      <w:r>
+        <w:t xml:space="preserve"> Feature Engineering</w:t>
+      </w:r>
+    </w:p>
+    <w:p>
+      <w:r>
+        <w:t>데이터의 설명력을 높이기 위해 새로운 특성을 생성하고 기존 변수를 변환</w:t>
+      </w:r>
+      <w:r>
+        <w:rPr>
+          <w:rFonts w:hint="eastAsia"/>
+        </w:rPr>
+        <w:t>하였다</w:t>
+      </w:r>
+      <w:r>
+        <w:t xml:space="preserve">. </w:t>
+      </w:r>
+    </w:p>
+    <w:p>
+      <w:pPr>
+        <w:numPr>
+          <w:ilvl w:val="0"/>
+          <w:numId w:val="44"/>
+        </w:numPr>
+      </w:pPr>
+      <w:r>
+        <w:rPr>
+          <w:b/>
+          <w:bCs/>
+        </w:rPr>
+        <w:t>로그 변환</w:t>
+      </w:r>
+      <w:r>
+        <w:t xml:space="preserve">: </w:t>
+      </w:r>
+      <w:r>
+        <w:rPr>
+          <w:rFonts w:hint="eastAsia"/>
+        </w:rPr>
+        <w:t xml:space="preserve">왜도를 분석하여 </w:t>
+      </w:r>
+      <w:r>
+        <w:t>치우친 분포(var15, saldo 등)</w:t>
+      </w:r>
+      <w:r>
+        <w:rPr>
+          <w:rFonts w:hint="eastAsia"/>
+        </w:rPr>
+        <w:t xml:space="preserve"> 71개 피쳐</w:t>
+      </w:r>
+      <w:r>
+        <w:t xml:space="preserve">를 </w:t>
+      </w:r>
+      <w:r>
+        <w:rPr>
+          <w:rFonts w:hint="eastAsia"/>
+        </w:rPr>
+        <w:t xml:space="preserve">log1p()로 </w:t>
+      </w:r>
+      <w:r>
+        <w:t xml:space="preserve">정규화. </w:t>
+      </w:r>
+      <w:r>
+        <w:rPr>
+          <w:rFonts w:hint="eastAsia"/>
+        </w:rPr>
+        <w:t xml:space="preserve">상세 목록은 </w:t>
+      </w:r>
+      <w:r>
+        <w:t>‘</w:t>
+      </w:r>
+      <w:r>
+        <w:t>Log1pColumns.txt</w:t>
+      </w:r>
+      <w:r>
+        <w:t>’</w:t>
+      </w:r>
+      <w:r>
+        <w:rPr>
+          <w:rFonts w:hint="eastAsia"/>
+        </w:rPr>
+        <w:t xml:space="preserve"> 파일을 별도 첨부한다.</w:t>
+      </w:r>
+      <w:r>
+        <w:rPr>
+          <w:rFonts w:hint="eastAsia"/>
+        </w:rPr>
+        <w:t xml:space="preserve"> 실제 왜도를 측정한 소스 코드는 아래와 같다.</w:t>
+      </w:r>
+    </w:p>
+    <w:tbl>
+      <w:tblPr>
+        <w:tblStyle w:val="af3"/>
+        <w:tblW w:w="0" w:type="auto"/>
+        <w:shd w:val="clear" w:color="auto" w:fill="FFFFFF" w:themeFill="background1"/>
+        <w:tblLook w:val="04A0" w:firstRow="1" w:lastRow="0" w:firstColumn="1" w:lastColumn="0" w:noHBand="0" w:noVBand="1"/>
+      </w:tblPr>
+      <w:tblGrid>
+        <w:gridCol w:w="10456"/>
+      </w:tblGrid>
+      <w:tr>
+        <w:tc>
+          <w:tcPr>
+            <w:tcW w:w="10456" w:type="dxa"/>
+            <w:shd w:val="clear" w:color="auto" w:fill="FFFFFF" w:themeFill="background1"/>
+          </w:tcPr>
+          <w:p>
+            <w:pPr>
+              <w:ind w:left="360"/>
+              <w:rPr>
+                <w:rFonts w:eastAsiaTheme="minorHAnsi"/>
+                <w:szCs w:val="20"/>
+              </w:rPr>
+            </w:pPr>
+            <w:r>
+              <w:rPr>
+                <w:rFonts w:eastAsiaTheme="minorHAnsi"/>
+                <w:szCs w:val="20"/>
+              </w:rPr>
+              <w:t>def analyze_skewness(df, threshold=3.0):</w:t>
+            </w:r>
+          </w:p>
+          <w:p>
+            <w:pPr>
+              <w:ind w:left="360"/>
+              <w:rPr>
+                <w:rFonts w:eastAsiaTheme="minorHAnsi"/>
+                <w:szCs w:val="20"/>
+              </w:rPr>
+            </w:pPr>
+            <w:r>
+              <w:rPr>
+                <w:rFonts w:eastAsiaTheme="minorHAnsi"/>
+                <w:szCs w:val="20"/>
+              </w:rPr>
+              <w:t xml:space="preserve">    """</w:t>
+            </w:r>
+          </w:p>
+          <w:p>
+            <w:pPr>
+              <w:ind w:left="360"/>
+              <w:rPr>
+                <w:rFonts w:eastAsiaTheme="minorHAnsi"/>
+                <w:szCs w:val="20"/>
+              </w:rPr>
+            </w:pPr>
+            <w:r>
+              <w:rPr>
+                <w:rFonts w:eastAsiaTheme="minorHAnsi"/>
+                <w:szCs w:val="20"/>
+              </w:rPr>
+              <w:t xml:space="preserve">    데이터프레임의 왜도를 분석하고 log 변환 필요 여부 판단    </w:t>
+            </w:r>
+          </w:p>
+          <w:p>
+            <w:pPr>
+              <w:ind w:left="360"/>
+              <w:rPr>
+                <w:rFonts w:eastAsiaTheme="minorHAnsi"/>
+                <w:szCs w:val="20"/>
+              </w:rPr>
+            </w:pPr>
+            <w:r>
+              <w:rPr>
+                <w:rFonts w:eastAsiaTheme="minorHAnsi"/>
+                <w:szCs w:val="20"/>
+              </w:rPr>
+              <w:t xml:space="preserve">    Args:</w:t>
+            </w:r>
+          </w:p>
+          <w:p>
+            <w:pPr>
+              <w:ind w:left="360"/>
+              <w:rPr>
+                <w:rFonts w:eastAsiaTheme="minorHAnsi"/>
+                <w:szCs w:val="20"/>
+              </w:rPr>
+            </w:pPr>
+            <w:r>
+              <w:rPr>
+                <w:rFonts w:eastAsiaTheme="minorHAnsi"/>
+                <w:szCs w:val="20"/>
+              </w:rPr>
+              <w:t xml:space="preserve">        df : pd.DataFrame</w:t>
+            </w:r>
+          </w:p>
+          <w:p>
+            <w:pPr>
+              <w:ind w:left="360"/>
+              <w:rPr>
+                <w:rFonts w:eastAsiaTheme="minorHAnsi"/>
+                <w:szCs w:val="20"/>
+              </w:rPr>
+            </w:pPr>
+            <w:r>
+              <w:rPr>
+                <w:rFonts w:eastAsiaTheme="minorHAnsi"/>
+                <w:szCs w:val="20"/>
+              </w:rPr>
+              <w:t xml:space="preserve">        threshold : float, 왜도 기준값</w:t>
+            </w:r>
+          </w:p>
+          <w:p>
+            <w:pPr>
+              <w:ind w:left="360"/>
+              <w:rPr>
+                <w:rFonts w:eastAsiaTheme="minorHAnsi"/>
+                <w:szCs w:val="20"/>
+              </w:rPr>
+            </w:pPr>
+            <w:r>
+              <w:rPr>
+                <w:rFonts w:eastAsiaTheme="minorHAnsi"/>
+                <w:szCs w:val="20"/>
+              </w:rPr>
+              <w:t xml:space="preserve">    """</w:t>
+            </w:r>
+          </w:p>
+          <w:p>
+            <w:pPr>
+              <w:ind w:left="360"/>
+              <w:rPr>
+                <w:rFonts w:eastAsiaTheme="minorHAnsi"/>
+                <w:szCs w:val="20"/>
+              </w:rPr>
+            </w:pPr>
+            <w:r>
+              <w:rPr>
+                <w:rFonts w:eastAsiaTheme="minorHAnsi"/>
+                <w:szCs w:val="20"/>
+              </w:rPr>
+              <w:t xml:space="preserve">    skewness = df.skew().sort_values(ascending=False)</w:t>
+            </w:r>
+          </w:p>
+          <w:p>
+            <w:pPr>
+              <w:ind w:left="360"/>
+              <w:rPr>
+                <w:rFonts w:eastAsiaTheme="minorHAnsi"/>
+                <w:szCs w:val="20"/>
+              </w:rPr>
+            </w:pPr>
+            <w:r>
+              <w:rPr>
+                <w:rFonts w:eastAsiaTheme="minorHAnsi"/>
+                <w:szCs w:val="20"/>
+              </w:rPr>
+              <w:t xml:space="preserve">    </w:t>
+            </w:r>
+          </w:p>
+          <w:p>
+            <w:pPr>
+              <w:ind w:left="360"/>
+              <w:rPr>
+                <w:rFonts w:eastAsiaTheme="minorHAnsi"/>
+                <w:szCs w:val="20"/>
+              </w:rPr>
+            </w:pPr>
+            <w:r>
+              <w:rPr>
+                <w:rFonts w:eastAsiaTheme="minorHAnsi"/>
+                <w:szCs w:val="20"/>
+              </w:rPr>
+              <w:lastRenderedPageBreak/>
+              <w:t xml:space="preserve">    print(f"{'='*80}")</w:t>
+            </w:r>
+          </w:p>
+          <w:p>
+            <w:pPr>
+              <w:ind w:left="360"/>
+              <w:rPr>
+                <w:rFonts w:eastAsiaTheme="minorHAnsi"/>
+                <w:szCs w:val="20"/>
+              </w:rPr>
+            </w:pPr>
+            <w:r>
+              <w:rPr>
+                <w:rFonts w:eastAsiaTheme="minorHAnsi"/>
+                <w:szCs w:val="20"/>
+              </w:rPr>
+              <w:t xml:space="preserve">    print(f"왜도(Skewness) 분석")</w:t>
+            </w:r>
+          </w:p>
+          <w:p>
+            <w:pPr>
+              <w:ind w:left="360"/>
+              <w:rPr>
+                <w:rFonts w:eastAsiaTheme="minorHAnsi"/>
+                <w:szCs w:val="20"/>
+              </w:rPr>
+            </w:pPr>
+            <w:r>
+              <w:rPr>
+                <w:rFonts w:eastAsiaTheme="minorHAnsi"/>
+                <w:szCs w:val="20"/>
+              </w:rPr>
+              <w:t xml:space="preserve">    print(f"{'='*80}")</w:t>
+            </w:r>
+          </w:p>
+          <w:p>
+            <w:pPr>
+              <w:ind w:left="360"/>
+              <w:rPr>
+                <w:rFonts w:eastAsiaTheme="minorHAnsi"/>
+                <w:szCs w:val="20"/>
+              </w:rPr>
+            </w:pPr>
+            <w:r>
+              <w:rPr>
+                <w:rFonts w:eastAsiaTheme="minorHAnsi"/>
+                <w:szCs w:val="20"/>
+              </w:rPr>
+              <w:t xml:space="preserve">    print(f"전체 컬럼 수: {len(df.columns)}")</w:t>
+            </w:r>
+          </w:p>
+          <w:p>
+            <w:pPr>
+              <w:ind w:left="360"/>
+              <w:rPr>
+                <w:rFonts w:eastAsiaTheme="minorHAnsi"/>
+                <w:szCs w:val="20"/>
+              </w:rPr>
+            </w:pPr>
+            <w:r>
+              <w:rPr>
+                <w:rFonts w:eastAsiaTheme="minorHAnsi"/>
+                <w:szCs w:val="20"/>
+              </w:rPr>
+              <w:t xml:space="preserve">    print(f"왜도 &gt; {threshold}: {len(skewness[abs(skewness) &gt; threshold])}개")</w:t>
+            </w:r>
+          </w:p>
+          <w:p>
+            <w:pPr>
+              <w:ind w:left="360"/>
+              <w:rPr>
+                <w:rFonts w:eastAsiaTheme="minorHAnsi"/>
+                <w:szCs w:val="20"/>
+              </w:rPr>
+            </w:pPr>
+            <w:r>
+              <w:rPr>
+                <w:rFonts w:eastAsiaTheme="minorHAnsi"/>
+                <w:szCs w:val="20"/>
+              </w:rPr>
+              <w:t xml:space="preserve">    print(f"왜도 &gt; 5: {len(skewness[abs(skewness) &gt; 5])}개")</w:t>
+            </w:r>
+          </w:p>
+          <w:p>
+            <w:pPr>
+              <w:ind w:left="360"/>
+              <w:rPr>
+                <w:rFonts w:eastAsiaTheme="minorHAnsi"/>
+                <w:szCs w:val="20"/>
+              </w:rPr>
+            </w:pPr>
+            <w:r>
+              <w:rPr>
+                <w:rFonts w:eastAsiaTheme="minorHAnsi"/>
+                <w:szCs w:val="20"/>
+              </w:rPr>
+              <w:t xml:space="preserve">    print(f"왜도 &gt; 10: {len(skewness[abs(skewness) &gt; 10])}개")</w:t>
+            </w:r>
+          </w:p>
+          <w:p>
+            <w:pPr>
+              <w:ind w:left="360"/>
+              <w:rPr>
+                <w:rFonts w:eastAsiaTheme="minorHAnsi"/>
+                <w:szCs w:val="20"/>
+              </w:rPr>
+            </w:pPr>
+            <w:r>
+              <w:rPr>
+                <w:rFonts w:eastAsiaTheme="minorHAnsi"/>
+                <w:szCs w:val="20"/>
+              </w:rPr>
+              <w:t xml:space="preserve">    </w:t>
+            </w:r>
+          </w:p>
+          <w:p>
+            <w:pPr>
+              <w:ind w:left="360"/>
+              <w:rPr>
+                <w:rFonts w:eastAsiaTheme="minorHAnsi"/>
+                <w:szCs w:val="20"/>
+              </w:rPr>
+            </w:pPr>
+            <w:r>
+              <w:rPr>
+                <w:rFonts w:eastAsiaTheme="minorHAnsi"/>
+                <w:szCs w:val="20"/>
+              </w:rPr>
+              <w:t xml:space="preserve">    print(f"\n상위 20개 컬럼:")</w:t>
+            </w:r>
+          </w:p>
+          <w:p>
+            <w:pPr>
+              <w:ind w:left="360"/>
+              <w:rPr>
+                <w:rFonts w:eastAsiaTheme="minorHAnsi"/>
+                <w:szCs w:val="20"/>
+              </w:rPr>
+            </w:pPr>
+            <w:r>
+              <w:rPr>
+                <w:rFonts w:eastAsiaTheme="minorHAnsi"/>
+                <w:szCs w:val="20"/>
+              </w:rPr>
+              <w:t xml:space="preserve">    print(f"{'-'*80}")</w:t>
+            </w:r>
+          </w:p>
+          <w:p>
+            <w:pPr>
+              <w:ind w:left="360"/>
+              <w:rPr>
+                <w:rFonts w:eastAsiaTheme="minorHAnsi"/>
+                <w:szCs w:val="20"/>
+              </w:rPr>
+            </w:pPr>
+            <w:r>
+              <w:rPr>
+                <w:rFonts w:eastAsiaTheme="minorHAnsi"/>
+                <w:szCs w:val="20"/>
+              </w:rPr>
+              <w:t xml:space="preserve">    print(f"{'순위':&gt;4} {'컬럼명':20} {'왜도':&gt;10} {'최소값':&gt;12} {'최대값':&gt;12} {'Log변환':&gt;10}")</w:t>
+            </w:r>
+          </w:p>
+          <w:p>
+            <w:pPr>
+              <w:ind w:left="360"/>
+              <w:rPr>
+                <w:rFonts w:eastAsiaTheme="minorHAnsi"/>
+                <w:szCs w:val="20"/>
+              </w:rPr>
+            </w:pPr>
+            <w:r>
+              <w:rPr>
+                <w:rFonts w:eastAsiaTheme="minorHAnsi"/>
+                <w:szCs w:val="20"/>
+              </w:rPr>
+              <w:t xml:space="preserve">    print(f"{'-'*80}")</w:t>
+            </w:r>
+          </w:p>
+          <w:p>
+            <w:pPr>
+              <w:ind w:left="360"/>
+              <w:rPr>
+                <w:rFonts w:eastAsiaTheme="minorHAnsi"/>
+                <w:szCs w:val="20"/>
+              </w:rPr>
+            </w:pPr>
+            <w:r>
+              <w:rPr>
+                <w:rFonts w:eastAsiaTheme="minorHAnsi"/>
+                <w:szCs w:val="20"/>
+              </w:rPr>
+              <w:t xml:space="preserve">    </w:t>
+            </w:r>
+          </w:p>
+          <w:p>
+            <w:pPr>
+              <w:ind w:left="360"/>
+              <w:rPr>
+                <w:rFonts w:eastAsiaTheme="minorHAnsi"/>
+                <w:szCs w:val="20"/>
+              </w:rPr>
+            </w:pPr>
+            <w:r>
+              <w:rPr>
+                <w:rFonts w:eastAsiaTheme="minorHAnsi"/>
+                <w:szCs w:val="20"/>
+              </w:rPr>
+              <w:t xml:space="preserve">    for i, (col, skew_val) in enumerate(skewness.head(20).items(), 1):</w:t>
+            </w:r>
+          </w:p>
+          <w:p>
+            <w:pPr>
+              <w:ind w:left="360"/>
+              <w:rPr>
+                <w:rFonts w:eastAsiaTheme="minorHAnsi"/>
+                <w:szCs w:val="20"/>
+              </w:rPr>
+            </w:pPr>
+            <w:r>
+              <w:rPr>
+                <w:rFonts w:eastAsiaTheme="minorHAnsi"/>
+                <w:szCs w:val="20"/>
+              </w:rPr>
+              <w:t xml:space="preserve">        min_val = df[col].min()</w:t>
+            </w:r>
+          </w:p>
+          <w:p>
+            <w:pPr>
+              <w:ind w:left="360"/>
+              <w:rPr>
+                <w:rFonts w:eastAsiaTheme="minorHAnsi"/>
+                <w:szCs w:val="20"/>
+              </w:rPr>
+            </w:pPr>
+            <w:r>
+              <w:rPr>
+                <w:rFonts w:eastAsiaTheme="minorHAnsi"/>
+                <w:szCs w:val="20"/>
+              </w:rPr>
+              <w:t xml:space="preserve">        max_val = df[col].max()</w:t>
+            </w:r>
+          </w:p>
+          <w:p>
+            <w:pPr>
+              <w:ind w:left="360"/>
+              <w:rPr>
+                <w:rFonts w:eastAsiaTheme="minorHAnsi"/>
+                <w:szCs w:val="20"/>
+              </w:rPr>
+            </w:pPr>
+            <w:r>
+              <w:rPr>
+                <w:rFonts w:eastAsiaTheme="minorHAnsi"/>
+                <w:szCs w:val="20"/>
+              </w:rPr>
+              <w:t xml:space="preserve">        log_ok = "가능" if min_val &gt;= 0 else "불가(음수)"</w:t>
+            </w:r>
+          </w:p>
+          <w:p>
+            <w:pPr>
+              <w:ind w:left="360"/>
+              <w:rPr>
+                <w:rFonts w:eastAsiaTheme="minorHAnsi"/>
+                <w:szCs w:val="20"/>
+              </w:rPr>
+            </w:pPr>
+            <w:r>
+              <w:rPr>
+                <w:rFonts w:eastAsiaTheme="minorHAnsi"/>
+                <w:szCs w:val="20"/>
+              </w:rPr>
+              <w:t xml:space="preserve">        </w:t>
+            </w:r>
+          </w:p>
+          <w:p>
+            <w:pPr>
+              <w:ind w:left="360"/>
+              <w:rPr>
+                <w:rFonts w:eastAsiaTheme="minorHAnsi"/>
+                <w:szCs w:val="20"/>
+              </w:rPr>
+            </w:pPr>
+            <w:r>
+              <w:rPr>
+                <w:rFonts w:eastAsiaTheme="minorHAnsi"/>
+                <w:szCs w:val="20"/>
+              </w:rPr>
+              <w:t xml:space="preserve">        print(f"{i:4d} {col:20s} {skew_val:10.2f} {min_val:12.2f} {max_val:12.2f} {log_ok:&gt;10}")</w:t>
+            </w:r>
+          </w:p>
+          <w:p>
+            <w:pPr>
+              <w:ind w:left="360"/>
+              <w:rPr>
+                <w:rFonts w:eastAsiaTheme="minorHAnsi"/>
+                <w:szCs w:val="20"/>
+              </w:rPr>
+            </w:pPr>
+            <w:r>
+              <w:rPr>
+                <w:rFonts w:eastAsiaTheme="minorHAnsi"/>
+                <w:szCs w:val="20"/>
+              </w:rPr>
+              <w:t xml:space="preserve">    </w:t>
+            </w:r>
+          </w:p>
+          <w:p>
+            <w:pPr>
+              <w:ind w:left="360"/>
+              <w:rPr>
+                <w:rFonts w:eastAsiaTheme="minorHAnsi"/>
+                <w:szCs w:val="20"/>
+              </w:rPr>
+            </w:pPr>
+            <w:r>
+              <w:rPr>
+                <w:rFonts w:eastAsiaTheme="minorHAnsi"/>
+                <w:szCs w:val="20"/>
+              </w:rPr>
+              <w:t xml:space="preserve">    print(f"{'='*80}\n")</w:t>
+            </w:r>
+          </w:p>
+          <w:p>
+            <w:pPr>
+              <w:ind w:left="360"/>
+              <w:rPr>
+                <w:rFonts w:eastAsiaTheme="minorHAnsi"/>
+                <w:szCs w:val="20"/>
+              </w:rPr>
+            </w:pPr>
+            <w:r>
+              <w:rPr>
+                <w:rFonts w:eastAsiaTheme="minorHAnsi"/>
+                <w:szCs w:val="20"/>
+              </w:rPr>
+              <w:t xml:space="preserve">    </w:t>
+            </w:r>
+          </w:p>
+          <w:p>
+            <w:pPr>
+              <w:ind w:left="360"/>
+              <w:rPr>
+                <w:rFonts w:eastAsiaTheme="minorHAnsi"/>
+                <w:szCs w:val="20"/>
+              </w:rPr>
+            </w:pPr>
+            <w:r>
+              <w:rPr>
+                <w:rFonts w:eastAsiaTheme="minorHAnsi"/>
+                <w:szCs w:val="20"/>
+              </w:rPr>
+              <w:t xml:space="preserve">    # 음수 값 분석</w:t>
+            </w:r>
+          </w:p>
+          <w:p>
+            <w:pPr>
+              <w:ind w:left="360"/>
+              <w:rPr>
+                <w:rFonts w:eastAsiaTheme="minorHAnsi"/>
+                <w:szCs w:val="20"/>
+              </w:rPr>
+            </w:pPr>
+            <w:r>
+              <w:rPr>
+                <w:rFonts w:eastAsiaTheme="minorHAnsi"/>
+                <w:szCs w:val="20"/>
+              </w:rPr>
+              <w:t xml:space="preserve">    negative_cols = [col for col in df.columns if (df[col] &lt; 0).any()]</w:t>
+            </w:r>
+          </w:p>
+          <w:p>
+            <w:pPr>
+              <w:ind w:left="360"/>
+              <w:rPr>
+                <w:rFonts w:eastAsiaTheme="minorHAnsi"/>
+                <w:szCs w:val="20"/>
+              </w:rPr>
+            </w:pPr>
+            <w:r>
+              <w:rPr>
+                <w:rFonts w:eastAsiaTheme="minorHAnsi"/>
+                <w:szCs w:val="20"/>
+              </w:rPr>
+              <w:t xml:space="preserve">    print(f"음수 값이 있는 컬럼: {len(negative_cols)}개")</w:t>
+            </w:r>
+          </w:p>
+          <w:p>
+            <w:pPr>
+              <w:ind w:left="360"/>
+              <w:rPr>
+                <w:rFonts w:eastAsiaTheme="minorHAnsi"/>
+                <w:szCs w:val="20"/>
+              </w:rPr>
+            </w:pPr>
+            <w:r>
+              <w:rPr>
+                <w:rFonts w:eastAsiaTheme="minorHAnsi"/>
+                <w:szCs w:val="20"/>
+              </w:rPr>
+              <w:t xml:space="preserve">    if len(negative_cols) &gt; 0:</w:t>
+            </w:r>
+          </w:p>
+          <w:p>
+            <w:pPr>
+              <w:ind w:left="360"/>
+              <w:rPr>
+                <w:rFonts w:eastAsiaTheme="minorHAnsi"/>
+                <w:szCs w:val="20"/>
+              </w:rPr>
+            </w:pPr>
+            <w:r>
+              <w:rPr>
+                <w:rFonts w:eastAsiaTheme="minorHAnsi"/>
+                <w:szCs w:val="20"/>
+              </w:rPr>
+              <w:t xml:space="preserve">        print(f"  예시: {negative_cols[:5]}")</w:t>
+            </w:r>
+          </w:p>
+          <w:p>
+            <w:pPr>
+              <w:ind w:left="360"/>
+              <w:rPr>
+                <w:rFonts w:eastAsiaTheme="minorHAnsi"/>
+                <w:szCs w:val="20"/>
+              </w:rPr>
+            </w:pPr>
+            <w:r>
+              <w:rPr>
+                <w:rFonts w:eastAsiaTheme="minorHAnsi" w:hint="eastAsia"/>
+                <w:szCs w:val="20"/>
+              </w:rPr>
+              <w:t># 사용</w:t>
+            </w:r>
+          </w:p>
+          <w:p>
+            <w:pPr>
+              <w:ind w:left="360"/>
+              <w:rPr>
+                <w:rFonts w:eastAsiaTheme="minorHAnsi" w:hint="eastAsia"/>
+                <w:szCs w:val="20"/>
+              </w:rPr>
+            </w:pPr>
+            <w:r>
+              <w:rPr>
+                <w:rFonts w:eastAsiaTheme="minorHAnsi" w:hint="eastAsia"/>
+                <w:szCs w:val="20"/>
+              </w:rPr>
+              <w:t>train, test = load_data()</w:t>
+            </w:r>
+          </w:p>
+          <w:p>
+            <w:pPr>
+              <w:ind w:left="360"/>
+              <w:rPr>
+                <w:rFonts w:eastAsiaTheme="minorHAnsi" w:hint="eastAsia"/>
+                <w:szCs w:val="20"/>
+              </w:rPr>
+            </w:pPr>
+            <w:r>
+              <w:rPr>
+                <w:rFonts w:eastAsiaTheme="minorHAnsi" w:hint="eastAsia"/>
+                <w:szCs w:val="20"/>
+              </w:rPr>
+              <w:t>X_features, y_labels = split_features_target(train)</w:t>
+            </w:r>
+          </w:p>
+          <w:p>
+            <w:pPr>
+              <w:ind w:left="360"/>
+              <w:rPr>
+                <w:rFonts w:eastAsiaTheme="minorHAnsi" w:hint="eastAsia"/>
+                <w:szCs w:val="20"/>
+              </w:rPr>
+            </w:pPr>
+            <w:r>
+              <w:rPr>
+                <w:rFonts w:eastAsiaTheme="minorHAnsi" w:hint="eastAsia"/>
+                <w:szCs w:val="20"/>
+              </w:rPr>
+              <w:t xml:space="preserve">analyze_skewness(X_features, </w:t>
+            </w:r>
+            <w:r>
+              <w:rPr>
+                <w:rFonts w:eastAsiaTheme="minorHAnsi" w:hint="eastAsia"/>
+                <w:i/>
+                <w:iCs/>
+                <w:szCs w:val="20"/>
+              </w:rPr>
+              <w:t>threshold</w:t>
+            </w:r>
+            <w:r>
+              <w:rPr>
+                <w:rFonts w:eastAsiaTheme="minorHAnsi" w:hint="eastAsia"/>
+                <w:szCs w:val="20"/>
+              </w:rPr>
+              <w:t>=3.0)</w:t>
+            </w:r>
+          </w:p>
+          <w:p>
+            <w:pPr>
+              <w:ind w:left="360"/>
+              <w:rPr>
+                <w:rFonts w:eastAsiaTheme="minorHAnsi" w:hint="eastAsia"/>
+              </w:rPr>
+            </w:pPr>
+          </w:p>
+        </w:tc>
+      </w:tr>
+    </w:tbl>
     <w:p/>
     <w:p>
       <w:pPr>
         <w:pStyle w:val="3"/>
       </w:pPr>
       <w:r>
-        <w:t>2.3.3 Feature Engineering</w:t>
+        <w:t>2.3.</w:t>
+      </w:r>
+      <w:r>
+        <w:rPr>
+          <w:rFonts w:hint="eastAsia"/>
+        </w:rPr>
+        <w:t>5</w:t>
+      </w:r>
+      <w:r>
+        <w:t xml:space="preserve"> 다중공선성 처리</w:t>
       </w:r>
     </w:p>
+    <w:p>
+      <w:pPr>
+        <w:rPr>
+          <w:szCs w:val="20"/>
+        </w:rPr>
+      </w:pPr>
+      <w:r>
+        <w:t xml:space="preserve">피처 간 상관관계를 분석한 결과, 상관계수가 0.95 이상인 변수들이 다수 확인되었다. 이들은 다중공선성 문제를 유발할 수 있어 </w:t>
+      </w:r>
+      <w:r>
+        <w:rPr>
+          <w:rFonts w:hint="eastAsia"/>
+        </w:rPr>
+        <w:t xml:space="preserve">아래와 같은 함수로 </w:t>
+      </w:r>
+      <w:r>
+        <w:t>제거하였다. 최종적으로 53개의 피처가 삭제되었으며, 분석에 사용된 데이터셋은 96개의 피처로 축소되었다.</w:t>
+      </w:r>
+      <w:r>
+        <w:rPr>
+          <w:rFonts w:hint="eastAsia"/>
+        </w:rPr>
+        <w:t xml:space="preserve"> </w:t>
+      </w:r>
+      <w:r>
+        <w:br/>
+      </w:r>
+    </w:p>
+    <w:tbl>
+      <w:tblPr>
+        <w:tblStyle w:val="af3"/>
+        <w:tblW w:w="0" w:type="auto"/>
+        <w:tblLook w:val="04A0" w:firstRow="1" w:lastRow="0" w:firstColumn="1" w:lastColumn="0" w:noHBand="0" w:noVBand="1"/>
+      </w:tblPr>
+      <w:tblGrid>
+        <w:gridCol w:w="10456"/>
+      </w:tblGrid>
+      <w:tr>
+        <w:tc>
+          <w:tcPr>
+            <w:tcW w:w="10456" w:type="dxa"/>
+          </w:tcPr>
+          <w:p>
+            <w:pPr>
+              <w:rPr>
+                <w:szCs w:val="20"/>
+              </w:rPr>
+            </w:pPr>
+            <w:r>
+              <w:rPr>
+                <w:rFonts w:hint="eastAsia"/>
+                <w:szCs w:val="20"/>
+              </w:rPr>
+              <w:t>def drop_highly_correlated_features(</w:t>
+            </w:r>
+            <w:r>
+              <w:rPr>
+                <w:rFonts w:hint="eastAsia"/>
+                <w:i/>
+                <w:iCs/>
+                <w:szCs w:val="20"/>
+              </w:rPr>
+              <w:t>df</w:t>
+            </w:r>
+            <w:r>
+              <w:rPr>
+                <w:rFonts w:hint="eastAsia"/>
+                <w:szCs w:val="20"/>
+              </w:rPr>
+              <w:t xml:space="preserve">, </w:t>
+            </w:r>
+            <w:r>
+              <w:rPr>
+                <w:rFonts w:hint="eastAsia"/>
+                <w:i/>
+                <w:iCs/>
+                <w:szCs w:val="20"/>
+              </w:rPr>
+              <w:t>threshold</w:t>
+            </w:r>
+            <w:r>
+              <w:rPr>
+                <w:rFonts w:hint="eastAsia"/>
+                <w:szCs w:val="20"/>
+              </w:rPr>
+              <w:t>=0.95):</w:t>
+            </w:r>
+          </w:p>
+          <w:p>
+            <w:pPr>
+              <w:rPr>
+                <w:rFonts w:hint="eastAsia"/>
+                <w:szCs w:val="20"/>
+              </w:rPr>
+            </w:pPr>
+            <w:r>
+              <w:rPr>
+                <w:rFonts w:hint="eastAsia"/>
+                <w:szCs w:val="20"/>
+              </w:rPr>
+              <w:t>    corr_matrix = df.corr().abs()</w:t>
+            </w:r>
+          </w:p>
+          <w:p>
+            <w:pPr>
+              <w:rPr>
+                <w:rFonts w:hint="eastAsia"/>
+                <w:szCs w:val="20"/>
+              </w:rPr>
+            </w:pPr>
+            <w:r>
+              <w:rPr>
+                <w:rFonts w:hint="eastAsia"/>
+                <w:szCs w:val="20"/>
+              </w:rPr>
+              <w:t xml:space="preserve">    upper = corr_matrix.where(np.triu(np.ones(corr_matrix.shape), </w:t>
+            </w:r>
+            <w:r>
+              <w:rPr>
+                <w:rFonts w:hint="eastAsia"/>
+                <w:i/>
+                <w:iCs/>
+                <w:szCs w:val="20"/>
+              </w:rPr>
+              <w:t>k</w:t>
+            </w:r>
+            <w:r>
+              <w:rPr>
+                <w:rFonts w:hint="eastAsia"/>
+                <w:szCs w:val="20"/>
+              </w:rPr>
+              <w:t>=1).astype(bool))</w:t>
+            </w:r>
+          </w:p>
+          <w:p>
+            <w:pPr>
+              <w:rPr>
+                <w:rFonts w:hint="eastAsia"/>
+                <w:szCs w:val="20"/>
+              </w:rPr>
+            </w:pPr>
+            <w:r>
+              <w:rPr>
+                <w:rFonts w:hint="eastAsia"/>
+                <w:szCs w:val="20"/>
+              </w:rPr>
+              <w:lastRenderedPageBreak/>
+              <w:t>    to_drop = [column for column in upper.columns if any(upper[column] &gt; threshold)]</w:t>
+            </w:r>
+          </w:p>
+          <w:p>
+            <w:pPr>
+              <w:rPr>
+                <w:rFonts w:hint="eastAsia"/>
+                <w:szCs w:val="20"/>
+              </w:rPr>
+            </w:pPr>
+            <w:r>
+              <w:rPr>
+                <w:rFonts w:hint="eastAsia"/>
+                <w:szCs w:val="20"/>
+              </w:rPr>
+              <w:t>    return df.drop(</w:t>
+            </w:r>
+            <w:r>
+              <w:rPr>
+                <w:rFonts w:hint="eastAsia"/>
+                <w:i/>
+                <w:iCs/>
+                <w:szCs w:val="20"/>
+              </w:rPr>
+              <w:t>columns</w:t>
+            </w:r>
+            <w:r>
+              <w:rPr>
+                <w:rFonts w:hint="eastAsia"/>
+                <w:szCs w:val="20"/>
+              </w:rPr>
+              <w:t>=to_drop), to_drop</w:t>
+            </w:r>
+          </w:p>
+          <w:p>
+            <w:pPr>
+              <w:rPr>
+                <w:szCs w:val="20"/>
+              </w:rPr>
+            </w:pPr>
+          </w:p>
+          <w:p>
+            <w:pPr>
+              <w:rPr>
+                <w:szCs w:val="20"/>
+              </w:rPr>
+            </w:pPr>
+            <w:r>
+              <w:rPr>
+                <w:rFonts w:hint="eastAsia"/>
+                <w:szCs w:val="20"/>
+              </w:rPr>
+              <w:t>    # 상관계수 높은 feature들 삭제하기</w:t>
+            </w:r>
+          </w:p>
+          <w:p>
+            <w:pPr>
+              <w:rPr>
+                <w:rFonts w:hint="eastAsia"/>
+                <w:szCs w:val="20"/>
+              </w:rPr>
+            </w:pPr>
+            <w:r>
+              <w:rPr>
+                <w:rFonts w:hint="eastAsia"/>
+                <w:szCs w:val="20"/>
+              </w:rPr>
+              <w:t>    X_reduced, to_drop = drop_highly_correlated_features(X_features)</w:t>
+            </w:r>
+          </w:p>
+          <w:p>
+            <w:pPr>
+              <w:rPr>
+                <w:rFonts w:hint="eastAsia"/>
+                <w:szCs w:val="20"/>
+              </w:rPr>
+            </w:pPr>
+            <w:r>
+              <w:rPr>
+                <w:rFonts w:hint="eastAsia"/>
+                <w:szCs w:val="20"/>
+              </w:rPr>
+              <w:t xml:space="preserve">    X_test_reduced = X_test.drop(to_drop, </w:t>
+            </w:r>
+            <w:r>
+              <w:rPr>
+                <w:rFonts w:hint="eastAsia"/>
+                <w:i/>
+                <w:iCs/>
+                <w:szCs w:val="20"/>
+              </w:rPr>
+              <w:t>axis</w:t>
+            </w:r>
+            <w:r>
+              <w:rPr>
+                <w:rFonts w:hint="eastAsia"/>
+                <w:szCs w:val="20"/>
+              </w:rPr>
+              <w:t>=1)  </w:t>
+            </w:r>
+          </w:p>
+          <w:p>
+            <w:pPr>
+              <w:rPr>
+                <w:rFonts w:hint="eastAsia"/>
+                <w:szCs w:val="20"/>
+              </w:rPr>
+            </w:pPr>
+            <w:r>
+              <w:rPr>
+                <w:rFonts w:hint="eastAsia"/>
+                <w:szCs w:val="20"/>
+              </w:rPr>
+              <w:t>    print(f"상관계수 높은 컬럼 제거 후: {X_reduced.shape}, {X_test_reduced.shape}")</w:t>
+            </w:r>
+          </w:p>
+          <w:p>
+            <w:pPr>
+              <w:rPr>
+                <w:rFonts w:hint="eastAsia"/>
+                <w:szCs w:val="20"/>
+              </w:rPr>
+            </w:pPr>
+            <w:r>
+              <w:rPr>
+                <w:rFonts w:hint="eastAsia"/>
+                <w:szCs w:val="20"/>
+              </w:rPr>
+              <w:t>    print(f"삭제된 컬럼 개수: {len(to_drop)}")</w:t>
+            </w:r>
+          </w:p>
+          <w:p>
+            <w:pPr>
+              <w:rPr>
+                <w:rFonts w:hint="eastAsia"/>
+                <w:szCs w:val="20"/>
+              </w:rPr>
+            </w:pPr>
+          </w:p>
+        </w:tc>
+      </w:tr>
+    </w:tbl>
+    <w:p>
+      <w:pPr>
+        <w:rPr>
+          <w:rFonts w:hint="eastAsia"/>
+          <w:szCs w:val="20"/>
+        </w:rPr>
+      </w:pPr>
+    </w:p>
+    <w:p>
+      <w:pPr>
+        <w:pStyle w:val="3"/>
+      </w:pPr>
+      <w:r>
+        <w:t>2.3.6 인코딩</w:t>
+      </w:r>
+    </w:p>
+    <w:p>
+      <w:r>
+        <w:rPr>
+          <w:rFonts w:hint="eastAsia"/>
+        </w:rPr>
+        <w:t>데이터셋은</w:t>
+      </w:r>
+      <w:r>
+        <w:t xml:space="preserve"> 대부분 수치형 변수로 구성되어 있으나, 범주형 변수가 존재할 경우 One-Hot Encoding 또는 Label Encoding을 적용하여 모델 학습에 적합한 형태로 변환</w:t>
+      </w:r>
+      <w:r>
+        <w:rPr>
+          <w:rFonts w:hint="eastAsia"/>
+        </w:rPr>
+        <w:t>하는 방법이 있으나, 우리 팀에서는 적용하지 않았다.</w:t>
+      </w:r>
+    </w:p>
+    <w:p>
+      <w:pPr>
+        <w:pStyle w:val="3"/>
+      </w:pPr>
+      <w:r>
+        <w:t>2.3.7 스케일링</w:t>
+      </w:r>
+    </w:p>
+    <w:p>
+      <w:r>
+        <w:rPr>
+          <w:rFonts w:hint="eastAsia"/>
+        </w:rPr>
+        <w:t>트리</w:t>
+      </w:r>
+      <w:r>
+        <w:t xml:space="preserve"> 계열 모델은 스케일링에 민감하지 않으나, 로지스틱 회귀, SVM 등 다른 모델 비교를 위해 </w:t>
+      </w:r>
+      <w:r>
+        <w:rPr>
+          <w:rFonts w:hint="eastAsia"/>
+        </w:rPr>
+        <w:t>아래와 같이</w:t>
+      </w:r>
+      <w:r>
+        <w:t>StandardScaler를 적용하였다. 이를 통해 모델 간 성능 비교의 공정성을 확보하였다.</w:t>
+      </w:r>
+    </w:p>
+    <w:tbl>
+      <w:tblPr>
+        <w:tblStyle w:val="af3"/>
+        <w:tblW w:w="0" w:type="auto"/>
+        <w:tblLook w:val="04A0" w:firstRow="1" w:lastRow="0" w:firstColumn="1" w:lastColumn="0" w:noHBand="0" w:noVBand="1"/>
+      </w:tblPr>
+      <w:tblGrid>
+        <w:gridCol w:w="10456"/>
+      </w:tblGrid>
+      <w:tr>
+        <w:tc>
+          <w:tcPr>
+            <w:tcW w:w="10456" w:type="dxa"/>
+          </w:tcPr>
+          <w:p>
+            <w:r>
+              <w:rPr>
+                <w:rFonts w:hint="eastAsia"/>
+              </w:rPr>
+              <w:t>def scale_data(</w:t>
+            </w:r>
+            <w:r>
+              <w:rPr>
+                <w:rFonts w:hint="eastAsia"/>
+                <w:i/>
+                <w:iCs/>
+              </w:rPr>
+              <w:t>X_train</w:t>
+            </w:r>
+            <w:r>
+              <w:rPr>
+                <w:rFonts w:hint="eastAsia"/>
+              </w:rPr>
+              <w:t xml:space="preserve">, </w:t>
+            </w:r>
+            <w:r>
+              <w:rPr>
+                <w:rFonts w:hint="eastAsia"/>
+                <w:i/>
+                <w:iCs/>
+              </w:rPr>
+              <w:t>X_test</w:t>
+            </w:r>
+            <w:r>
+              <w:rPr>
+                <w:rFonts w:hint="eastAsia"/>
+              </w:rPr>
+              <w:t>):</w:t>
+            </w:r>
+          </w:p>
+          <w:p>
+            <w:pPr>
+              <w:rPr>
+                <w:rFonts w:hint="eastAsia"/>
+              </w:rPr>
+            </w:pPr>
+            <w:r>
+              <w:rPr>
+                <w:rFonts w:hint="eastAsia"/>
+              </w:rPr>
+              <w:t>    """</w:t>
+            </w:r>
+          </w:p>
+          <w:p>
+            <w:pPr>
+              <w:rPr>
+                <w:rFonts w:hint="eastAsia"/>
+              </w:rPr>
+            </w:pPr>
+            <w:r>
+              <w:rPr>
+                <w:rFonts w:hint="eastAsia"/>
+              </w:rPr>
+              <w:t>    학습용 데이터와 테스트 데이터를 StandardScaler로 정규화합니다.</w:t>
+            </w:r>
+          </w:p>
+          <w:p>
+            <w:pPr>
+              <w:rPr>
+                <w:rFonts w:hint="eastAsia"/>
+              </w:rPr>
+            </w:pPr>
+            <w:r>
+              <w:rPr>
+                <w:rFonts w:hint="eastAsia"/>
+              </w:rPr>
+              <w:t>    이 함수는 학습 데이터에 대해 StandardScaler를 학습(fit)하여</w:t>
+            </w:r>
+          </w:p>
+          <w:p>
+            <w:pPr>
+              <w:rPr>
+                <w:rFonts w:hint="eastAsia"/>
+              </w:rPr>
+            </w:pPr>
+            <w:r>
+              <w:rPr>
+                <w:rFonts w:hint="eastAsia"/>
+              </w:rPr>
+              <w:t>    평균과 표준편차를 계산한 뒤, 학습 데이터와 테스트 데이터 모두에</w:t>
+            </w:r>
+          </w:p>
+          <w:p>
+            <w:pPr>
+              <w:rPr>
+                <w:rFonts w:hint="eastAsia"/>
+              </w:rPr>
+            </w:pPr>
+            <w:r>
+              <w:rPr>
+                <w:rFonts w:hint="eastAsia"/>
+              </w:rPr>
+              <w:t>    동일한 변환을 적용합니다. 이를 통해 테스트 데이터가 학습 데이터와</w:t>
+            </w:r>
+          </w:p>
+          <w:p>
+            <w:pPr>
+              <w:rPr>
+                <w:rFonts w:hint="eastAsia"/>
+              </w:rPr>
+            </w:pPr>
+            <w:r>
+              <w:rPr>
+                <w:rFonts w:hint="eastAsia"/>
+              </w:rPr>
+              <w:t>    같은 기준으로 스케일링되도록 보장합니다.</w:t>
+            </w:r>
+          </w:p>
+          <w:p>
+            <w:pPr>
+              <w:rPr>
+                <w:rFonts w:hint="eastAsia"/>
+              </w:rPr>
+            </w:pPr>
+            <w:r>
+              <w:rPr>
+                <w:rFonts w:hint="eastAsia"/>
+              </w:rPr>
+              <w:t>    매개변수</w:t>
+            </w:r>
+          </w:p>
+          <w:p>
+            <w:pPr>
+              <w:rPr>
+                <w:rFonts w:hint="eastAsia"/>
+              </w:rPr>
+            </w:pPr>
+            <w:r>
+              <w:rPr>
+                <w:rFonts w:hint="eastAsia"/>
+              </w:rPr>
+              <w:t>    ----------</w:t>
+            </w:r>
+          </w:p>
+          <w:p>
+            <w:pPr>
+              <w:rPr>
+                <w:rFonts w:hint="eastAsia"/>
+              </w:rPr>
+            </w:pPr>
+            <w:r>
+              <w:rPr>
+                <w:rFonts w:hint="eastAsia"/>
+              </w:rPr>
+              <w:t>    X_train : array-like, shape (n_samples, n_features)</w:t>
+            </w:r>
+          </w:p>
+          <w:p>
+            <w:pPr>
+              <w:rPr>
+                <w:rFonts w:hint="eastAsia"/>
+              </w:rPr>
+            </w:pPr>
+            <w:r>
+              <w:rPr>
+                <w:rFonts w:hint="eastAsia"/>
+              </w:rPr>
+              <w:t>        학습용 데이터. 스케일러를 학습(fit)하고 변환(transform)하는 데 사용됩니다.</w:t>
+            </w:r>
+          </w:p>
+          <w:p>
+            <w:pPr>
+              <w:rPr>
+                <w:rFonts w:hint="eastAsia"/>
+              </w:rPr>
+            </w:pPr>
+            <w:r>
+              <w:rPr>
+                <w:rFonts w:hint="eastAsia"/>
+              </w:rPr>
+              <w:t>    X_test : array-like, shape (n_samples, n_features)</w:t>
+            </w:r>
+          </w:p>
+          <w:p>
+            <w:pPr>
+              <w:rPr>
+                <w:rFonts w:hint="eastAsia"/>
+              </w:rPr>
+            </w:pPr>
+            <w:r>
+              <w:rPr>
+                <w:rFonts w:hint="eastAsia"/>
+              </w:rPr>
+              <w:t>        테스트 데이터. 학습된 스케일러로 변환(transform)됩니다.</w:t>
+            </w:r>
+          </w:p>
+          <w:p>
+            <w:pPr>
+              <w:rPr>
+                <w:rFonts w:hint="eastAsia"/>
+              </w:rPr>
+            </w:pPr>
+          </w:p>
+          <w:p>
+            <w:pPr>
+              <w:rPr>
+                <w:rFonts w:hint="eastAsia"/>
+              </w:rPr>
+            </w:pPr>
+            <w:r>
+              <w:rPr>
+                <w:rFonts w:hint="eastAsia"/>
+              </w:rPr>
+              <w:t>    반환값</w:t>
+            </w:r>
+          </w:p>
+          <w:p>
+            <w:pPr>
+              <w:rPr>
+                <w:rFonts w:hint="eastAsia"/>
+              </w:rPr>
+            </w:pPr>
+            <w:r>
+              <w:rPr>
+                <w:rFonts w:hint="eastAsia"/>
+              </w:rPr>
+              <w:t>    -------</w:t>
+            </w:r>
+          </w:p>
+          <w:p>
+            <w:pPr>
+              <w:rPr>
+                <w:rFonts w:hint="eastAsia"/>
+              </w:rPr>
+            </w:pPr>
+            <w:r>
+              <w:rPr>
+                <w:rFonts w:hint="eastAsia"/>
+              </w:rPr>
+              <w:t>    X_train_scaled : ndarray, shape (n_samples, n_features)</w:t>
+            </w:r>
+          </w:p>
+          <w:p>
+            <w:pPr>
+              <w:rPr>
+                <w:rFonts w:hint="eastAsia"/>
+              </w:rPr>
+            </w:pPr>
+            <w:r>
+              <w:rPr>
+                <w:rFonts w:hint="eastAsia"/>
+              </w:rPr>
+              <w:t>        스케일링된 학습 데이터.</w:t>
+            </w:r>
+          </w:p>
+          <w:p>
+            <w:pPr>
+              <w:rPr>
+                <w:rFonts w:hint="eastAsia"/>
+              </w:rPr>
+            </w:pPr>
+            <w:r>
+              <w:rPr>
+                <w:rFonts w:hint="eastAsia"/>
+              </w:rPr>
+              <w:t>    X_test_scaled : ndarray, shape (n_samples, n_features)</w:t>
+            </w:r>
+          </w:p>
+          <w:p>
+            <w:pPr>
+              <w:rPr>
+                <w:rFonts w:hint="eastAsia"/>
+              </w:rPr>
+            </w:pPr>
+            <w:r>
+              <w:rPr>
+                <w:rFonts w:hint="eastAsia"/>
+              </w:rPr>
+              <w:t>        스케일링된 테스트 데이터.</w:t>
+            </w:r>
+          </w:p>
+          <w:p>
+            <w:pPr>
+              <w:rPr>
+                <w:rFonts w:hint="eastAsia"/>
+              </w:rPr>
+            </w:pPr>
+            <w:r>
+              <w:rPr>
+                <w:rFonts w:hint="eastAsia"/>
+              </w:rPr>
+              <w:t>    scaler : StandardScaler 객체</w:t>
+            </w:r>
+          </w:p>
+          <w:p>
+            <w:pPr>
+              <w:rPr>
+                <w:rFonts w:hint="eastAsia"/>
+              </w:rPr>
+            </w:pPr>
+            <w:r>
+              <w:rPr>
+                <w:rFonts w:hint="eastAsia"/>
+              </w:rPr>
+              <w:t>        학습된 StandardScaler 인스턴스. 새로운 데이터 변환 시 재사용할 수 있습니다.</w:t>
+            </w:r>
+          </w:p>
+          <w:p>
+            <w:pPr>
+              <w:rPr>
+                <w:rFonts w:hint="eastAsia"/>
+              </w:rPr>
+            </w:pPr>
+            <w:r>
+              <w:rPr>
+                <w:rFonts w:hint="eastAsia"/>
+              </w:rPr>
+              <w:t>    """</w:t>
+            </w:r>
+          </w:p>
+          <w:p>
+            <w:pPr>
+              <w:rPr>
+                <w:rFonts w:hint="eastAsia"/>
+              </w:rPr>
+            </w:pPr>
+            <w:r>
+              <w:rPr>
+                <w:rFonts w:hint="eastAsia"/>
+              </w:rPr>
+              <w:t>    scaler = StandardScaler()</w:t>
+            </w:r>
+          </w:p>
+          <w:p>
+            <w:pPr>
+              <w:rPr>
+                <w:rFonts w:hint="eastAsia"/>
+              </w:rPr>
+            </w:pPr>
+            <w:r>
+              <w:rPr>
+                <w:rFonts w:hint="eastAsia"/>
+              </w:rPr>
+              <w:lastRenderedPageBreak/>
+              <w:t>    X_train_scaled = scaler.fit_transform(X_train)</w:t>
+            </w:r>
+          </w:p>
+          <w:p>
+            <w:pPr>
+              <w:rPr>
+                <w:rFonts w:hint="eastAsia"/>
+              </w:rPr>
+            </w:pPr>
+            <w:r>
+              <w:rPr>
+                <w:rFonts w:hint="eastAsia"/>
+              </w:rPr>
+              <w:t>    X_test_scaled = scaler.transform(X_test)</w:t>
+            </w:r>
+          </w:p>
+          <w:p>
+            <w:pPr>
+              <w:rPr>
+                <w:rFonts w:hint="eastAsia"/>
+              </w:rPr>
+            </w:pPr>
+          </w:p>
+          <w:p>
+            <w:pPr>
+              <w:rPr>
+                <w:rFonts w:hint="eastAsia"/>
+              </w:rPr>
+            </w:pPr>
+            <w:r>
+              <w:rPr>
+                <w:rFonts w:hint="eastAsia"/>
+              </w:rPr>
+              <w:t>    return X_train_scaled, X_test_scaled, scaler</w:t>
+            </w:r>
+          </w:p>
+          <w:p>
+            <w:pPr>
+              <w:rPr>
+                <w:rFonts w:hint="eastAsia"/>
+              </w:rPr>
+            </w:pPr>
+            <w:r>
+              <w:rPr>
+                <w:rFonts w:hint="eastAsia"/>
+              </w:rPr>
+              <w:t># eof ----------------------------------------------------------- #</w:t>
+            </w:r>
+          </w:p>
+          <w:p/>
+          <w:p/>
+          <w:p>
+            <w:r>
+              <w:rPr>
+                <w:rFonts w:hint="eastAsia"/>
+              </w:rPr>
+              <w:t># 스케일링 (log 변환 후)</w:t>
+            </w:r>
+          </w:p>
+          <w:p>
+            <w:pPr>
+              <w:rPr>
+                <w:rFonts w:hint="eastAsia"/>
+              </w:rPr>
+            </w:pPr>
+            <w:r>
+              <w:rPr>
+                <w:rFonts w:hint="eastAsia"/>
+              </w:rPr>
+              <w:t xml:space="preserve">X_train_scaled, X_test_scaled, scaler = scale_data(X_reduced, X_test_reduced) </w:t>
+            </w:r>
+          </w:p>
+          <w:p>
+            <w:pPr>
+              <w:rPr>
+                <w:rFonts w:hint="eastAsia"/>
+              </w:rPr>
+            </w:pPr>
+          </w:p>
+        </w:tc>
+      </w:tr>
+    </w:tbl>
     <w:p/>
     <w:p>
       <w:pPr>
-        <w:pStyle w:val="4"/>
-      </w:pPr>
-      <w:r>
-        <w:t>2.3.3.1 새로운 특성 생성</w:t>
+        <w:pStyle w:val="3"/>
+      </w:pPr>
+      <w:r>
+        <w:t>2.3.</w:t>
+      </w:r>
+      <w:r>
+        <w:rPr>
+          <w:rFonts w:hint="eastAsia"/>
+        </w:rPr>
+        <w:t>8</w:t>
+      </w:r>
+      <w:r>
+        <w:t xml:space="preserve"> 최종 특성 목록</w:t>
       </w:r>
     </w:p>
-    <w:p/>
     <w:p>
-      <w:proofErr w:type="gramStart"/>
+      <w:r>
+        <w:t>train.csv 를 읽어서 371개의 Feature중</w:t>
+      </w:r>
+    </w:p>
+    <w:p>
+      <w:r>
+        <w:t>1. ID와 TARGET Feature 삭제</w:t>
+      </w:r>
+    </w:p>
+    <w:p>
+      <w:r>
+        <w:t>2. 각 Feature의 값들의 zero_count_rate &gt; 99%인 Feature 삭제 : 220개 - remove_cols_0.99.txt</w:t>
+      </w:r>
+    </w:p>
+    <w:p>
+      <w:r>
+        <w:t>3. 결측치로 예상되는 Feature "var3" 는  최빈값인 '2' 로 치환</w:t>
+      </w:r>
+      <w:r>
+        <w:rPr>
+          <w:rFonts w:hint="eastAsia"/>
+        </w:rPr>
+        <w:t>,</w:t>
+      </w:r>
+      <w:r>
+        <w:t xml:space="preserve"> </w:t>
+      </w:r>
+      <w:r>
+        <w:t>“</w:t>
+      </w:r>
+      <w:r>
+        <w:t>var15</w:t>
+      </w:r>
+      <w:r>
+        <w:t>”</w:t>
+      </w:r>
+      <w:r>
+        <w:rPr>
+          <w:rFonts w:hint="eastAsia"/>
+        </w:rPr>
+        <w:t>는 상한값 100으로 치환</w:t>
+      </w:r>
+    </w:p>
+    <w:p>
+      <w:r>
+        <w:t>4. 각 Feataure긴 상관관계 계산해서 &gt; 95% 이상인 Feature 삭제 : 283개 - remove_train_0.95.txt</w:t>
+      </w:r>
+    </w:p>
+    <w:p>
+      <w:r>
+        <w:t>5. 이상치 값들이 있는 Features 중에 왜도를 계산해서 &gt; 10 큰 컬럼 71개 log1p로 변환 - Log1pColumns.txt</w:t>
+      </w:r>
+    </w:p>
+    <w:p>
+      <w:r>
+        <w:t>6. StandardScaler 적용</w:t>
+      </w:r>
       <w:r>
         <w:rPr>
           <w:rFonts w:hint="eastAsia"/>
         </w:rPr>
         <w:t>·</w:t>
       </w:r>
-      <w:r>
-        <w:t xml:space="preserve">  활동성</w:t>
-      </w:r>
-      <w:proofErr w:type="gramEnd"/>
-      <w:r>
-        <w:t xml:space="preserve"> </w:t>
-      </w:r>
-      <w:proofErr w:type="gramStart"/>
-      <w:r>
-        <w:t>지표 :</w:t>
-      </w:r>
-      <w:proofErr w:type="gramEnd"/>
-      <w:r>
-        <w:t xml:space="preserve"> 0값의 개수를 세어</w:t>
-      </w:r>
     </w:p>
     <w:p>
-      <w:r>
+      <w:pPr>
         <w:rPr>
           <w:rFonts w:hint="eastAsia"/>
         </w:rPr>
-        <w:lastRenderedPageBreak/>
-        <w:t>고객의</w:t>
-      </w:r>
-      <w:r>
-        <w:t xml:space="preserve"> 은행 서비스 이용도 측정</w:t>
-      </w:r>
-    </w:p>
-    <w:p/>
-    <w:p>
-      <w:proofErr w:type="gramStart"/>
+      </w:pPr>
       <w:r>
         <w:rPr>
           <w:rFonts w:hint="eastAsia"/>
         </w:rPr>
-        <w:t>·</w:t>
-      </w:r>
-      <w:r>
-        <w:t xml:space="preserve">  총</w:t>
-      </w:r>
-      <w:proofErr w:type="gramEnd"/>
-      <w:r>
-        <w:t xml:space="preserve"> </w:t>
-      </w:r>
-      <w:proofErr w:type="gramStart"/>
-      <w:r>
-        <w:t>잔액 :</w:t>
-      </w:r>
-      <w:proofErr w:type="gramEnd"/>
-      <w:r>
-        <w:t xml:space="preserve"> </w:t>
-      </w:r>
-      <w:proofErr w:type="spellStart"/>
-      <w:r>
-        <w:t>saldo</w:t>
-      </w:r>
-      <w:proofErr w:type="spellEnd"/>
-      <w:r>
-        <w:t xml:space="preserve"> 관련 피처 합산</w:t>
+        <w:t>하였다.</w:t>
       </w:r>
     </w:p>
     <w:p/>
-    <w:p>
-      <w:proofErr w:type="gramStart"/>
-      <w:r>
-        <w:rPr>
-          <w:rFonts w:hint="eastAsia"/>
-        </w:rPr>
-        <w:t>·</w:t>
-      </w:r>
-      <w:r>
-        <w:t xml:space="preserve">  거래</w:t>
-      </w:r>
-      <w:proofErr w:type="gramEnd"/>
-      <w:r>
-        <w:t xml:space="preserve"> </w:t>
-      </w:r>
-      <w:proofErr w:type="gramStart"/>
-      <w:r>
-        <w:t>빈도 :</w:t>
-      </w:r>
-      <w:proofErr w:type="gramEnd"/>
-      <w:r>
-        <w:t xml:space="preserve"> num 관련 피처 합산</w:t>
-      </w:r>
-    </w:p>
-    <w:p/>
-    <w:p>
-      <w:proofErr w:type="gramStart"/>
-      <w:r>
-        <w:rPr>
-          <w:rFonts w:hint="eastAsia"/>
-        </w:rPr>
-        <w:t>·</w:t>
-      </w:r>
-      <w:r>
-        <w:t xml:space="preserve">  거래</w:t>
-      </w:r>
-      <w:proofErr w:type="gramEnd"/>
-      <w:r>
-        <w:t xml:space="preserve"> </w:t>
-      </w:r>
-      <w:proofErr w:type="gramStart"/>
-      <w:r>
-        <w:t>규모 :</w:t>
-      </w:r>
-      <w:proofErr w:type="gramEnd"/>
-      <w:r>
-        <w:t xml:space="preserve"> imp 관련 피처 합산</w:t>
-      </w:r>
-    </w:p>
-    <w:p/>
-    <w:p>
-      <w:proofErr w:type="gramStart"/>
-      <w:r>
-        <w:rPr>
-          <w:rFonts w:hint="eastAsia"/>
-        </w:rPr>
-        <w:t>·</w:t>
-      </w:r>
-      <w:r>
-        <w:t xml:space="preserve">  비율</w:t>
-      </w:r>
-      <w:proofErr w:type="gramEnd"/>
-      <w:r>
-        <w:t xml:space="preserve"> </w:t>
-      </w:r>
-      <w:proofErr w:type="gramStart"/>
-      <w:r>
-        <w:t>변수 :</w:t>
-      </w:r>
-      <w:proofErr w:type="gramEnd"/>
-      <w:r>
-        <w:t xml:space="preserve"> 특정 상품 </w:t>
-      </w:r>
-      <w:proofErr w:type="gramStart"/>
-      <w:r>
-        <w:t>잔액 /</w:t>
-      </w:r>
-      <w:proofErr w:type="gramEnd"/>
-      <w:r>
-        <w:t xml:space="preserve"> 총 잔액</w:t>
-      </w:r>
-    </w:p>
-    <w:p/>
-    <w:p>
-      <w:r>
-        <w:t>관련 문서:</w:t>
-      </w:r>
-    </w:p>
-    <w:p/>
-    <w:p>
-      <w:r>
-        <w:rPr>
-          <w:rFonts w:hint="eastAsia"/>
-        </w:rPr>
-        <w:t>·</w:t>
-      </w:r>
-      <w:r>
-        <w:t xml:space="preserve"> 11.07 Machine Learning Day10.docx - Alternative Data 개념</w:t>
-      </w:r>
-    </w:p>
-    <w:p/>
-    <w:p>
-      <w:r>
-        <w:rPr>
-          <w:rFonts w:hint="eastAsia"/>
-        </w:rPr>
-        <w:t>·</w:t>
-      </w:r>
-      <w:r>
-        <w:t xml:space="preserve"> 기존 피처를 가공하여 새로운 피처 생성</w:t>
-      </w:r>
-    </w:p>
-    <w:p/>
-    <w:p>
-      <w:pPr>
-        <w:pStyle w:val="4"/>
-      </w:pPr>
-      <w:r>
-        <w:t>2.3.3.2 피처 변환</w:t>
-      </w:r>
-    </w:p>
-    <w:p/>
-    <w:p>
-      <w:proofErr w:type="gramStart"/>
-      <w:r>
-        <w:rPr>
-          <w:rFonts w:hint="eastAsia"/>
-        </w:rPr>
-        <w:t>·</w:t>
-      </w:r>
-      <w:r>
-        <w:t xml:space="preserve">  로그</w:t>
-      </w:r>
-      <w:proofErr w:type="gramEnd"/>
-      <w:r>
-        <w:t xml:space="preserve"> </w:t>
-      </w:r>
-      <w:proofErr w:type="gramStart"/>
-      <w:r>
-        <w:t>변환 :</w:t>
-      </w:r>
-      <w:proofErr w:type="gramEnd"/>
-      <w:r>
-        <w:t xml:space="preserve"> 치우친 분포(var15, </w:t>
-      </w:r>
-      <w:proofErr w:type="spellStart"/>
-      <w:r>
-        <w:t>saldo</w:t>
-      </w:r>
-      <w:proofErr w:type="spellEnd"/>
-      <w:r>
-        <w:t>) 정규화</w:t>
-      </w:r>
-    </w:p>
-    <w:p/>
-    <w:p>
-      <w:proofErr w:type="gramStart"/>
-      <w:r>
-        <w:rPr>
-          <w:rFonts w:hint="eastAsia"/>
-        </w:rPr>
-        <w:t>·</w:t>
-      </w:r>
-      <w:r>
-        <w:t xml:space="preserve">  표준화</w:t>
-      </w:r>
-      <w:proofErr w:type="gramEnd"/>
-      <w:r>
-        <w:t>(Standardization</w:t>
-      </w:r>
-      <w:proofErr w:type="gramStart"/>
-      <w:r>
-        <w:t>) :</w:t>
-      </w:r>
-      <w:proofErr w:type="gramEnd"/>
-      <w:r>
-        <w:t xml:space="preserve"> 트리 계열에는 불필요하지만, 다른 모델 비교 시 필요</w:t>
-      </w:r>
-    </w:p>
-    <w:p/>
-    <w:p>
-      <w:pPr>
-        <w:pStyle w:val="3"/>
-      </w:pPr>
-      <w:r>
-        <w:t xml:space="preserve">2.3.4 </w:t>
-      </w:r>
-      <w:proofErr w:type="spellStart"/>
-      <w:r>
-        <w:t>다중공선성</w:t>
-      </w:r>
-      <w:proofErr w:type="spellEnd"/>
-      <w:r>
-        <w:t xml:space="preserve"> 처리</w:t>
-      </w:r>
-    </w:p>
-    <w:p/>
-    <w:p>
-      <w:r>
-        <w:rPr>
-          <w:rFonts w:hint="eastAsia"/>
-        </w:rPr>
-        <w:t>·</w:t>
-      </w:r>
-      <w:r>
-        <w:t xml:space="preserve"> 트리 계열 모델은 </w:t>
-      </w:r>
-      <w:proofErr w:type="spellStart"/>
-      <w:r>
-        <w:t>다중공선성에</w:t>
-      </w:r>
-      <w:proofErr w:type="spellEnd"/>
-      <w:r>
-        <w:t xml:space="preserve"> 민감하지 않음</w:t>
-      </w:r>
-    </w:p>
-    <w:p/>
-    <w:p>
-      <w:r>
-        <w:rPr>
-          <w:rFonts w:hint="eastAsia"/>
-        </w:rPr>
-        <w:t>·</w:t>
-      </w:r>
-      <w:r>
-        <w:t xml:space="preserve"> VIF(Variance Inflation Factor) 확인 (다른 모델 사용 시)</w:t>
-      </w:r>
-    </w:p>
-    <w:p/>
-    <w:p>
-      <w:r>
-        <w:rPr>
-          <w:rFonts w:hint="eastAsia"/>
-        </w:rPr>
-        <w:t>·</w:t>
-      </w:r>
-      <w:r>
-        <w:t xml:space="preserve"> 상관계수 높은 피처 제거 고려</w:t>
-      </w:r>
-    </w:p>
-    <w:p/>
-    <w:p>
-      <w:pPr>
-        <w:pStyle w:val="3"/>
-      </w:pPr>
-      <w:r>
-        <w:t>2.3.</w:t>
-      </w:r>
-      <w:r>
-        <w:rPr>
-          <w:rFonts w:hint="eastAsia"/>
-        </w:rPr>
-        <w:t>4</w:t>
-      </w:r>
-      <w:r>
-        <w:t xml:space="preserve"> 스케일링</w:t>
-      </w:r>
-    </w:p>
-    <w:p/>
-    <w:p>
-      <w:r>
-        <w:rPr>
-          <w:rFonts w:hint="eastAsia"/>
-        </w:rPr>
-        <w:t>·</w:t>
-      </w:r>
-      <w:r>
-        <w:t xml:space="preserve"> 트리 계열 모델에는 불필요</w:t>
-      </w:r>
-    </w:p>
-    <w:p/>
-    <w:p>
-      <w:r>
-        <w:rPr>
-          <w:rFonts w:hint="eastAsia"/>
-        </w:rPr>
-        <w:t>·</w:t>
-      </w:r>
-      <w:r>
-        <w:t xml:space="preserve"> 로지스틱 회귀, SVM 등 다른 모델 비교 시 필요</w:t>
-      </w:r>
-    </w:p>
-    <w:p/>
-    <w:p>
-      <w:pPr>
-        <w:pStyle w:val="3"/>
-      </w:pPr>
-      <w:r>
-        <w:t>2.3.7 최종 특성 목록</w:t>
-      </w:r>
-    </w:p>
-    <w:p/>
-    <w:p>
-      <w:r>
-        <w:rPr>
-          <w:rFonts w:hint="eastAsia"/>
-        </w:rPr>
-        <w:t>·</w:t>
-      </w:r>
-      <w:r>
-        <w:t xml:space="preserve"> </w:t>
-      </w:r>
-      <w:proofErr w:type="spellStart"/>
-      <w:r>
-        <w:t>전처리</w:t>
-      </w:r>
-      <w:proofErr w:type="spellEnd"/>
-      <w:r>
-        <w:t xml:space="preserve"> 전: 370개 피처</w:t>
-      </w:r>
-    </w:p>
-    <w:p/>
-    <w:p>
-      <w:r>
-        <w:rPr>
-          <w:rFonts w:hint="eastAsia"/>
-        </w:rPr>
-        <w:t>·</w:t>
-      </w:r>
-      <w:r>
-        <w:t xml:space="preserve"> </w:t>
-      </w:r>
-      <w:proofErr w:type="spellStart"/>
-      <w:r>
-        <w:t>전처리</w:t>
-      </w:r>
-      <w:proofErr w:type="spellEnd"/>
-      <w:r>
-        <w:t xml:space="preserve"> 후: N개 피처 (Feature Engineering 후 변동)</w:t>
-      </w:r>
-    </w:p>
     <w:sectPr>
       <w:pgSz w:w="11906" w:h="16838"/>
       <w:pgMar w:top="720" w:right="720" w:bottom="720" w:left="720" w:header="851" w:footer="992" w:gutter="0"/>
@@ -2073,6 +5035,155 @@
     </w:lvl>
   </w:abstractNum>
   <w:abstractNum w:abstractNumId="4" w15:restartNumberingAfterBreak="0">
+    <w:nsid w:val="05391BD7"/>
+    <w:multiLevelType w:val="multilevel"/>
+    <w:tmpl w:val="7A360B42"/>
+    <w:lvl w:ilvl="0">
+      <w:start w:val="1"/>
+      <w:numFmt w:val="bullet"/>
+      <w:lvlText w:val=""/>
+      <w:lvlJc w:val="left"/>
+      <w:pPr>
+        <w:tabs>
+          <w:tab w:val="num" w:pos="720"/>
+        </w:tabs>
+        <w:ind w:left="720" w:hanging="360"/>
+      </w:pPr>
+      <w:rPr>
+        <w:rFonts w:ascii="Wingdings" w:hAnsi="Wingdings" w:hint="default"/>
+        <w:sz w:val="20"/>
+      </w:rPr>
+    </w:lvl>
+    <w:lvl w:ilvl="1" w:tentative="1">
+      <w:start w:val="1"/>
+      <w:numFmt w:val="bullet"/>
+      <w:lvlText w:val=""/>
+      <w:lvlJc w:val="left"/>
+      <w:pPr>
+        <w:tabs>
+          <w:tab w:val="num" w:pos="1440"/>
+        </w:tabs>
+        <w:ind w:left="1440" w:hanging="360"/>
+      </w:pPr>
+      <w:rPr>
+        <w:rFonts w:ascii="Wingdings" w:hAnsi="Wingdings" w:hint="default"/>
+        <w:sz w:val="20"/>
+      </w:rPr>
+    </w:lvl>
+    <w:lvl w:ilvl="2" w:tentative="1">
+      <w:start w:val="1"/>
+      <w:numFmt w:val="bullet"/>
+      <w:lvlText w:val=""/>
+      <w:lvlJc w:val="left"/>
+      <w:pPr>
+        <w:tabs>
+          <w:tab w:val="num" w:pos="2160"/>
+        </w:tabs>
+        <w:ind w:left="2160" w:hanging="360"/>
+      </w:pPr>
+      <w:rPr>
+        <w:rFonts w:ascii="Wingdings" w:hAnsi="Wingdings" w:hint="default"/>
+        <w:sz w:val="20"/>
+      </w:rPr>
+    </w:lvl>
+    <w:lvl w:ilvl="3" w:tentative="1">
+      <w:start w:val="1"/>
+      <w:numFmt w:val="bullet"/>
+      <w:lvlText w:val=""/>
+      <w:lvlJc w:val="left"/>
+      <w:pPr>
+        <w:tabs>
+          <w:tab w:val="num" w:pos="2880"/>
+        </w:tabs>
+        <w:ind w:left="2880" w:hanging="360"/>
+      </w:pPr>
+      <w:rPr>
+        <w:rFonts w:ascii="Wingdings" w:hAnsi="Wingdings" w:hint="default"/>
+        <w:sz w:val="20"/>
+      </w:rPr>
+    </w:lvl>
+    <w:lvl w:ilvl="4" w:tentative="1">
+      <w:start w:val="1"/>
+      <w:numFmt w:val="bullet"/>
+      <w:lvlText w:val=""/>
+      <w:lvlJc w:val="left"/>
+      <w:pPr>
+        <w:tabs>
+          <w:tab w:val="num" w:pos="3600"/>
+        </w:tabs>
+        <w:ind w:left="3600" w:hanging="360"/>
+      </w:pPr>
+      <w:rPr>
+        <w:rFonts w:ascii="Wingdings" w:hAnsi="Wingdings" w:hint="default"/>
+        <w:sz w:val="20"/>
+      </w:rPr>
+    </w:lvl>
+    <w:lvl w:ilvl="5" w:tentative="1">
+      <w:start w:val="1"/>
+      <w:numFmt w:val="bullet"/>
+      <w:lvlText w:val=""/>
+      <w:lvlJc w:val="left"/>
+      <w:pPr>
+        <w:tabs>
+          <w:tab w:val="num" w:pos="4320"/>
+        </w:tabs>
+        <w:ind w:left="4320" w:hanging="360"/>
+      </w:pPr>
+      <w:rPr>
+        <w:rFonts w:ascii="Wingdings" w:hAnsi="Wingdings" w:hint="default"/>
+        <w:sz w:val="20"/>
+      </w:rPr>
+    </w:lvl>
+    <w:lvl w:ilvl="6" w:tentative="1">
+      <w:start w:val="1"/>
+      <w:numFmt w:val="bullet"/>
+      <w:lvlText w:val=""/>
+      <w:lvlJc w:val="left"/>
+      <w:pPr>
+        <w:tabs>
+          <w:tab w:val="num" w:pos="5040"/>
+        </w:tabs>
+        <w:ind w:left="5040" w:hanging="360"/>
+      </w:pPr>
+      <w:rPr>
+        <w:rFonts w:ascii="Wingdings" w:hAnsi="Wingdings" w:hint="default"/>
+        <w:sz w:val="20"/>
+      </w:rPr>
+    </w:lvl>
+    <w:lvl w:ilvl="7" w:tentative="1">
+      <w:start w:val="1"/>
+      <w:numFmt w:val="bullet"/>
+      <w:lvlText w:val=""/>
+      <w:lvlJc w:val="left"/>
+      <w:pPr>
+        <w:tabs>
+          <w:tab w:val="num" w:pos="5760"/>
+        </w:tabs>
+        <w:ind w:left="5760" w:hanging="360"/>
+      </w:pPr>
+      <w:rPr>
+        <w:rFonts w:ascii="Wingdings" w:hAnsi="Wingdings" w:hint="default"/>
+        <w:sz w:val="20"/>
+      </w:rPr>
+    </w:lvl>
+    <w:lvl w:ilvl="8" w:tentative="1">
+      <w:start w:val="1"/>
+      <w:numFmt w:val="bullet"/>
+      <w:lvlText w:val=""/>
+      <w:lvlJc w:val="left"/>
+      <w:pPr>
+        <w:tabs>
+          <w:tab w:val="num" w:pos="6480"/>
+        </w:tabs>
+        <w:ind w:left="6480" w:hanging="360"/>
+      </w:pPr>
+      <w:rPr>
+        <w:rFonts w:ascii="Wingdings" w:hAnsi="Wingdings" w:hint="default"/>
+        <w:sz w:val="20"/>
+      </w:rPr>
+    </w:lvl>
+  </w:abstractNum>
+  <w:abstractNum w:abstractNumId="5" w15:restartNumberingAfterBreak="0">
     <w:nsid w:val="0D15199F"/>
     <w:multiLevelType w:val="multilevel"/>
     <w:tmpl w:val="5F3C114A"/>
@@ -2185,7 +5296,7 @@
       </w:rPr>
     </w:lvl>
   </w:abstractNum>
-  <w:abstractNum w:abstractNumId="5" w15:restartNumberingAfterBreak="0">
+  <w:abstractNum w:abstractNumId="6" w15:restartNumberingAfterBreak="0">
     <w:nsid w:val="10A00518"/>
     <w:multiLevelType w:val="multilevel"/>
     <w:tmpl w:val="46B62410"/>
@@ -2298,7 +5409,7 @@
       </w:rPr>
     </w:lvl>
   </w:abstractNum>
-  <w:abstractNum w:abstractNumId="6" w15:restartNumberingAfterBreak="0">
+  <w:abstractNum w:abstractNumId="7" w15:restartNumberingAfterBreak="0">
     <w:nsid w:val="11867E7F"/>
     <w:multiLevelType w:val="multilevel"/>
     <w:tmpl w:val="2526AF00"/>
@@ -2411,7 +5522,7 @@
       </w:rPr>
     </w:lvl>
   </w:abstractNum>
-  <w:abstractNum w:abstractNumId="7" w15:restartNumberingAfterBreak="0">
+  <w:abstractNum w:abstractNumId="8" w15:restartNumberingAfterBreak="0">
     <w:nsid w:val="127E269A"/>
     <w:multiLevelType w:val="multilevel"/>
     <w:tmpl w:val="22B86422"/>
@@ -2524,7 +5635,7 @@
       </w:rPr>
     </w:lvl>
   </w:abstractNum>
-  <w:abstractNum w:abstractNumId="8" w15:restartNumberingAfterBreak="0">
+  <w:abstractNum w:abstractNumId="9" w15:restartNumberingAfterBreak="0">
     <w:nsid w:val="14AA7E96"/>
     <w:multiLevelType w:val="multilevel"/>
     <w:tmpl w:val="2A1497FE"/>
@@ -2637,7 +5748,7 @@
       </w:rPr>
     </w:lvl>
   </w:abstractNum>
-  <w:abstractNum w:abstractNumId="9" w15:restartNumberingAfterBreak="0">
+  <w:abstractNum w:abstractNumId="10" w15:restartNumberingAfterBreak="0">
     <w:nsid w:val="16D46EBF"/>
     <w:multiLevelType w:val="multilevel"/>
     <w:tmpl w:val="AE765D84"/>
@@ -2750,7 +5861,7 @@
       </w:rPr>
     </w:lvl>
   </w:abstractNum>
-  <w:abstractNum w:abstractNumId="10" w15:restartNumberingAfterBreak="0">
+  <w:abstractNum w:abstractNumId="11" w15:restartNumberingAfterBreak="0">
     <w:nsid w:val="1BDB5003"/>
     <w:multiLevelType w:val="multilevel"/>
     <w:tmpl w:val="7B9477C6"/>
@@ -2863,7 +5974,7 @@
       </w:rPr>
     </w:lvl>
   </w:abstractNum>
-  <w:abstractNum w:abstractNumId="11" w15:restartNumberingAfterBreak="0">
+  <w:abstractNum w:abstractNumId="12" w15:restartNumberingAfterBreak="0">
     <w:nsid w:val="1EE158ED"/>
     <w:multiLevelType w:val="multilevel"/>
     <w:tmpl w:val="A9CA5906"/>
@@ -2976,7 +6087,7 @@
       </w:rPr>
     </w:lvl>
   </w:abstractNum>
-  <w:abstractNum w:abstractNumId="12" w15:restartNumberingAfterBreak="0">
+  <w:abstractNum w:abstractNumId="13" w15:restartNumberingAfterBreak="0">
     <w:nsid w:val="1F5545A2"/>
     <w:multiLevelType w:val="multilevel"/>
     <w:tmpl w:val="20D0115C"/>
@@ -3089,7 +6200,7 @@
       </w:rPr>
     </w:lvl>
   </w:abstractNum>
-  <w:abstractNum w:abstractNumId="13" w15:restartNumberingAfterBreak="0">
+  <w:abstractNum w:abstractNumId="14" w15:restartNumberingAfterBreak="0">
     <w:nsid w:val="26344A1D"/>
     <w:multiLevelType w:val="multilevel"/>
     <w:tmpl w:val="FA98351A"/>
@@ -3202,7 +6313,7 @@
       </w:rPr>
     </w:lvl>
   </w:abstractNum>
-  <w:abstractNum w:abstractNumId="14" w15:restartNumberingAfterBreak="0">
+  <w:abstractNum w:abstractNumId="15" w15:restartNumberingAfterBreak="0">
     <w:nsid w:val="274942BC"/>
     <w:multiLevelType w:val="multilevel"/>
     <w:tmpl w:val="C748C888"/>
@@ -3315,7 +6426,7 @@
       </w:rPr>
     </w:lvl>
   </w:abstractNum>
-  <w:abstractNum w:abstractNumId="15" w15:restartNumberingAfterBreak="0">
+  <w:abstractNum w:abstractNumId="16" w15:restartNumberingAfterBreak="0">
     <w:nsid w:val="274A0B03"/>
     <w:multiLevelType w:val="multilevel"/>
     <w:tmpl w:val="5226E306"/>
@@ -3428,7 +6539,7 @@
       </w:rPr>
     </w:lvl>
   </w:abstractNum>
-  <w:abstractNum w:abstractNumId="16" w15:restartNumberingAfterBreak="0">
+  <w:abstractNum w:abstractNumId="17" w15:restartNumberingAfterBreak="0">
     <w:nsid w:val="296D64A2"/>
     <w:multiLevelType w:val="multilevel"/>
     <w:tmpl w:val="A8F680A8"/>
@@ -3541,7 +6652,7 @@
       </w:rPr>
     </w:lvl>
   </w:abstractNum>
-  <w:abstractNum w:abstractNumId="17" w15:restartNumberingAfterBreak="0">
+  <w:abstractNum w:abstractNumId="18" w15:restartNumberingAfterBreak="0">
     <w:nsid w:val="2A205A8C"/>
     <w:multiLevelType w:val="multilevel"/>
     <w:tmpl w:val="CCFC7210"/>
@@ -3654,7 +6765,7 @@
       </w:rPr>
     </w:lvl>
   </w:abstractNum>
-  <w:abstractNum w:abstractNumId="18" w15:restartNumberingAfterBreak="0">
+  <w:abstractNum w:abstractNumId="19" w15:restartNumberingAfterBreak="0">
     <w:nsid w:val="2BF354CB"/>
     <w:multiLevelType w:val="multilevel"/>
     <w:tmpl w:val="866A0BBA"/>
@@ -3767,7 +6878,7 @@
       </w:rPr>
     </w:lvl>
   </w:abstractNum>
-  <w:abstractNum w:abstractNumId="19" w15:restartNumberingAfterBreak="0">
+  <w:abstractNum w:abstractNumId="20" w15:restartNumberingAfterBreak="0">
     <w:nsid w:val="2C5E4C22"/>
     <w:multiLevelType w:val="multilevel"/>
     <w:tmpl w:val="1272E71E"/>
@@ -3880,7 +6991,7 @@
       </w:rPr>
     </w:lvl>
   </w:abstractNum>
-  <w:abstractNum w:abstractNumId="20" w15:restartNumberingAfterBreak="0">
+  <w:abstractNum w:abstractNumId="21" w15:restartNumberingAfterBreak="0">
     <w:nsid w:val="2DFF3C1C"/>
     <w:multiLevelType w:val="multilevel"/>
     <w:tmpl w:val="8B76A10C"/>
@@ -3993,7 +7104,7 @@
       </w:rPr>
     </w:lvl>
   </w:abstractNum>
-  <w:abstractNum w:abstractNumId="21" w15:restartNumberingAfterBreak="0">
+  <w:abstractNum w:abstractNumId="22" w15:restartNumberingAfterBreak="0">
     <w:nsid w:val="32B4545C"/>
     <w:multiLevelType w:val="multilevel"/>
     <w:tmpl w:val="089EF376"/>
@@ -4138,7 +7249,7 @@
       </w:rPr>
     </w:lvl>
   </w:abstractNum>
-  <w:abstractNum w:abstractNumId="22" w15:restartNumberingAfterBreak="0">
+  <w:abstractNum w:abstractNumId="23" w15:restartNumberingAfterBreak="0">
     <w:nsid w:val="33E63B2B"/>
     <w:multiLevelType w:val="multilevel"/>
     <w:tmpl w:val="3E56D05E"/>
@@ -4251,7 +7362,7 @@
       </w:rPr>
     </w:lvl>
   </w:abstractNum>
-  <w:abstractNum w:abstractNumId="23" w15:restartNumberingAfterBreak="0">
+  <w:abstractNum w:abstractNumId="24" w15:restartNumberingAfterBreak="0">
     <w:nsid w:val="352B657B"/>
     <w:multiLevelType w:val="multilevel"/>
     <w:tmpl w:val="B7A6127C"/>
@@ -4364,7 +7475,7 @@
       </w:rPr>
     </w:lvl>
   </w:abstractNum>
-  <w:abstractNum w:abstractNumId="24" w15:restartNumberingAfterBreak="0">
+  <w:abstractNum w:abstractNumId="25" w15:restartNumberingAfterBreak="0">
     <w:nsid w:val="36C73493"/>
     <w:multiLevelType w:val="multilevel"/>
     <w:tmpl w:val="5AFCD9BC"/>
@@ -4513,7 +7624,7 @@
       </w:rPr>
     </w:lvl>
   </w:abstractNum>
-  <w:abstractNum w:abstractNumId="25" w15:restartNumberingAfterBreak="0">
+  <w:abstractNum w:abstractNumId="26" w15:restartNumberingAfterBreak="0">
     <w:nsid w:val="3BD63B6F"/>
     <w:multiLevelType w:val="hybridMultilevel"/>
     <w:tmpl w:val="892254C2"/>
@@ -4602,7 +7713,7 @@
       </w:pPr>
     </w:lvl>
   </w:abstractNum>
-  <w:abstractNum w:abstractNumId="26" w15:restartNumberingAfterBreak="0">
+  <w:abstractNum w:abstractNumId="27" w15:restartNumberingAfterBreak="0">
     <w:nsid w:val="407B7D11"/>
     <w:multiLevelType w:val="multilevel"/>
     <w:tmpl w:val="8EF83546"/>
@@ -4715,7 +7826,7 @@
       </w:rPr>
     </w:lvl>
   </w:abstractNum>
-  <w:abstractNum w:abstractNumId="27" w15:restartNumberingAfterBreak="0">
+  <w:abstractNum w:abstractNumId="28" w15:restartNumberingAfterBreak="0">
     <w:nsid w:val="440E06F7"/>
     <w:multiLevelType w:val="multilevel"/>
     <w:tmpl w:val="C7A6D616"/>
@@ -4828,7 +7939,7 @@
       </w:rPr>
     </w:lvl>
   </w:abstractNum>
-  <w:abstractNum w:abstractNumId="28" w15:restartNumberingAfterBreak="0">
+  <w:abstractNum w:abstractNumId="29" w15:restartNumberingAfterBreak="0">
     <w:nsid w:val="44F52C2F"/>
     <w:multiLevelType w:val="multilevel"/>
     <w:tmpl w:val="9ADA1E0C"/>
@@ -4977,7 +8088,7 @@
       </w:rPr>
     </w:lvl>
   </w:abstractNum>
-  <w:abstractNum w:abstractNumId="29" w15:restartNumberingAfterBreak="0">
+  <w:abstractNum w:abstractNumId="30" w15:restartNumberingAfterBreak="0">
     <w:nsid w:val="4A38175C"/>
     <w:multiLevelType w:val="multilevel"/>
     <w:tmpl w:val="22A46AC4"/>
@@ -5090,7 +8201,7 @@
       </w:rPr>
     </w:lvl>
   </w:abstractNum>
-  <w:abstractNum w:abstractNumId="30" w15:restartNumberingAfterBreak="0">
+  <w:abstractNum w:abstractNumId="31" w15:restartNumberingAfterBreak="0">
     <w:nsid w:val="4B08338D"/>
     <w:multiLevelType w:val="multilevel"/>
     <w:tmpl w:val="C32851E0"/>
@@ -5203,7 +8314,7 @@
       </w:rPr>
     </w:lvl>
   </w:abstractNum>
-  <w:abstractNum w:abstractNumId="31" w15:restartNumberingAfterBreak="0">
+  <w:abstractNum w:abstractNumId="32" w15:restartNumberingAfterBreak="0">
     <w:nsid w:val="4D5168C1"/>
     <w:multiLevelType w:val="hybridMultilevel"/>
     <w:tmpl w:val="1CC05BB0"/>
@@ -5292,7 +8403,7 @@
       </w:pPr>
     </w:lvl>
   </w:abstractNum>
-  <w:abstractNum w:abstractNumId="32" w15:restartNumberingAfterBreak="0">
+  <w:abstractNum w:abstractNumId="33" w15:restartNumberingAfterBreak="0">
     <w:nsid w:val="4EC051B9"/>
     <w:multiLevelType w:val="multilevel"/>
     <w:tmpl w:val="FD7AFA18"/>
@@ -5405,7 +8516,7 @@
       </w:rPr>
     </w:lvl>
   </w:abstractNum>
-  <w:abstractNum w:abstractNumId="33" w15:restartNumberingAfterBreak="0">
+  <w:abstractNum w:abstractNumId="34" w15:restartNumberingAfterBreak="0">
     <w:nsid w:val="4F874405"/>
     <w:multiLevelType w:val="multilevel"/>
     <w:tmpl w:val="480C65A8"/>
@@ -5518,7 +8629,7 @@
       </w:rPr>
     </w:lvl>
   </w:abstractNum>
-  <w:abstractNum w:abstractNumId="34" w15:restartNumberingAfterBreak="0">
+  <w:abstractNum w:abstractNumId="35" w15:restartNumberingAfterBreak="0">
     <w:nsid w:val="51FA2F2B"/>
     <w:multiLevelType w:val="multilevel"/>
     <w:tmpl w:val="605AB292"/>
@@ -5631,7 +8742,7 @@
       </w:rPr>
     </w:lvl>
   </w:abstractNum>
-  <w:abstractNum w:abstractNumId="35" w15:restartNumberingAfterBreak="0">
+  <w:abstractNum w:abstractNumId="36" w15:restartNumberingAfterBreak="0">
     <w:nsid w:val="553C2741"/>
     <w:multiLevelType w:val="multilevel"/>
     <w:tmpl w:val="313646EA"/>
@@ -5744,7 +8855,7 @@
       </w:rPr>
     </w:lvl>
   </w:abstractNum>
-  <w:abstractNum w:abstractNumId="36" w15:restartNumberingAfterBreak="0">
+  <w:abstractNum w:abstractNumId="37" w15:restartNumberingAfterBreak="0">
     <w:nsid w:val="5EF241E9"/>
     <w:multiLevelType w:val="multilevel"/>
     <w:tmpl w:val="A9966C46"/>
@@ -5857,7 +8968,7 @@
       </w:rPr>
     </w:lvl>
   </w:abstractNum>
-  <w:abstractNum w:abstractNumId="37" w15:restartNumberingAfterBreak="0">
+  <w:abstractNum w:abstractNumId="38" w15:restartNumberingAfterBreak="0">
     <w:nsid w:val="6151371B"/>
     <w:multiLevelType w:val="hybridMultilevel"/>
     <w:tmpl w:val="DD3C0B62"/>
@@ -5946,7 +9057,7 @@
       </w:pPr>
     </w:lvl>
   </w:abstractNum>
-  <w:abstractNum w:abstractNumId="38" w15:restartNumberingAfterBreak="0">
+  <w:abstractNum w:abstractNumId="39" w15:restartNumberingAfterBreak="0">
     <w:nsid w:val="6A44007B"/>
     <w:multiLevelType w:val="multilevel"/>
     <w:tmpl w:val="569AAAC0"/>
@@ -6059,7 +9170,7 @@
       </w:rPr>
     </w:lvl>
   </w:abstractNum>
-  <w:abstractNum w:abstractNumId="39" w15:restartNumberingAfterBreak="0">
+  <w:abstractNum w:abstractNumId="40" w15:restartNumberingAfterBreak="0">
     <w:nsid w:val="6D4667EA"/>
     <w:multiLevelType w:val="multilevel"/>
     <w:tmpl w:val="8286BBFC"/>
@@ -6172,7 +9283,7 @@
       </w:rPr>
     </w:lvl>
   </w:abstractNum>
-  <w:abstractNum w:abstractNumId="40" w15:restartNumberingAfterBreak="0">
+  <w:abstractNum w:abstractNumId="41" w15:restartNumberingAfterBreak="0">
     <w:nsid w:val="70E711C6"/>
     <w:multiLevelType w:val="multilevel"/>
     <w:tmpl w:val="2164484C"/>
@@ -6285,7 +9396,156 @@
       </w:rPr>
     </w:lvl>
   </w:abstractNum>
-  <w:abstractNum w:abstractNumId="41" w15:restartNumberingAfterBreak="0">
+  <w:abstractNum w:abstractNumId="42" w15:restartNumberingAfterBreak="0">
+    <w:nsid w:val="75EC20F8"/>
+    <w:multiLevelType w:val="multilevel"/>
+    <w:tmpl w:val="FD4AB330"/>
+    <w:lvl w:ilvl="0">
+      <w:start w:val="1"/>
+      <w:numFmt w:val="bullet"/>
+      <w:lvlText w:val=""/>
+      <w:lvlJc w:val="left"/>
+      <w:pPr>
+        <w:tabs>
+          <w:tab w:val="num" w:pos="720"/>
+        </w:tabs>
+        <w:ind w:left="720" w:hanging="360"/>
+      </w:pPr>
+      <w:rPr>
+        <w:rFonts w:ascii="Wingdings" w:hAnsi="Wingdings" w:hint="default"/>
+        <w:sz w:val="20"/>
+      </w:rPr>
+    </w:lvl>
+    <w:lvl w:ilvl="1" w:tentative="1">
+      <w:start w:val="1"/>
+      <w:numFmt w:val="bullet"/>
+      <w:lvlText w:val=""/>
+      <w:lvlJc w:val="left"/>
+      <w:pPr>
+        <w:tabs>
+          <w:tab w:val="num" w:pos="1440"/>
+        </w:tabs>
+        <w:ind w:left="1440" w:hanging="360"/>
+      </w:pPr>
+      <w:rPr>
+        <w:rFonts w:ascii="Wingdings" w:hAnsi="Wingdings" w:hint="default"/>
+        <w:sz w:val="20"/>
+      </w:rPr>
+    </w:lvl>
+    <w:lvl w:ilvl="2" w:tentative="1">
+      <w:start w:val="1"/>
+      <w:numFmt w:val="bullet"/>
+      <w:lvlText w:val=""/>
+      <w:lvlJc w:val="left"/>
+      <w:pPr>
+        <w:tabs>
+          <w:tab w:val="num" w:pos="2160"/>
+        </w:tabs>
+        <w:ind w:left="2160" w:hanging="360"/>
+      </w:pPr>
+      <w:rPr>
+        <w:rFonts w:ascii="Wingdings" w:hAnsi="Wingdings" w:hint="default"/>
+        <w:sz w:val="20"/>
+      </w:rPr>
+    </w:lvl>
+    <w:lvl w:ilvl="3" w:tentative="1">
+      <w:start w:val="1"/>
+      <w:numFmt w:val="bullet"/>
+      <w:lvlText w:val=""/>
+      <w:lvlJc w:val="left"/>
+      <w:pPr>
+        <w:tabs>
+          <w:tab w:val="num" w:pos="2880"/>
+        </w:tabs>
+        <w:ind w:left="2880" w:hanging="360"/>
+      </w:pPr>
+      <w:rPr>
+        <w:rFonts w:ascii="Wingdings" w:hAnsi="Wingdings" w:hint="default"/>
+        <w:sz w:val="20"/>
+      </w:rPr>
+    </w:lvl>
+    <w:lvl w:ilvl="4" w:tentative="1">
+      <w:start w:val="1"/>
+      <w:numFmt w:val="bullet"/>
+      <w:lvlText w:val=""/>
+      <w:lvlJc w:val="left"/>
+      <w:pPr>
+        <w:tabs>
+          <w:tab w:val="num" w:pos="3600"/>
+        </w:tabs>
+        <w:ind w:left="3600" w:hanging="360"/>
+      </w:pPr>
+      <w:rPr>
+        <w:rFonts w:ascii="Wingdings" w:hAnsi="Wingdings" w:hint="default"/>
+        <w:sz w:val="20"/>
+      </w:rPr>
+    </w:lvl>
+    <w:lvl w:ilvl="5" w:tentative="1">
+      <w:start w:val="1"/>
+      <w:numFmt w:val="bullet"/>
+      <w:lvlText w:val=""/>
+      <w:lvlJc w:val="left"/>
+      <w:pPr>
+        <w:tabs>
+          <w:tab w:val="num" w:pos="4320"/>
+        </w:tabs>
+        <w:ind w:left="4320" w:hanging="360"/>
+      </w:pPr>
+      <w:rPr>
+        <w:rFonts w:ascii="Wingdings" w:hAnsi="Wingdings" w:hint="default"/>
+        <w:sz w:val="20"/>
+      </w:rPr>
+    </w:lvl>
+    <w:lvl w:ilvl="6" w:tentative="1">
+      <w:start w:val="1"/>
+      <w:numFmt w:val="bullet"/>
+      <w:lvlText w:val=""/>
+      <w:lvlJc w:val="left"/>
+      <w:pPr>
+        <w:tabs>
+          <w:tab w:val="num" w:pos="5040"/>
+        </w:tabs>
+        <w:ind w:left="5040" w:hanging="360"/>
+      </w:pPr>
+      <w:rPr>
+        <w:rFonts w:ascii="Wingdings" w:hAnsi="Wingdings" w:hint="default"/>
+        <w:sz w:val="20"/>
+      </w:rPr>
+    </w:lvl>
+    <w:lvl w:ilvl="7" w:tentative="1">
+      <w:start w:val="1"/>
+      <w:numFmt w:val="bullet"/>
+      <w:lvlText w:val=""/>
+      <w:lvlJc w:val="left"/>
+      <w:pPr>
+        <w:tabs>
+          <w:tab w:val="num" w:pos="5760"/>
+        </w:tabs>
+        <w:ind w:left="5760" w:hanging="360"/>
+      </w:pPr>
+      <w:rPr>
+        <w:rFonts w:ascii="Wingdings" w:hAnsi="Wingdings" w:hint="default"/>
+        <w:sz w:val="20"/>
+      </w:rPr>
+    </w:lvl>
+    <w:lvl w:ilvl="8" w:tentative="1">
+      <w:start w:val="1"/>
+      <w:numFmt w:val="bullet"/>
+      <w:lvlText w:val=""/>
+      <w:lvlJc w:val="left"/>
+      <w:pPr>
+        <w:tabs>
+          <w:tab w:val="num" w:pos="6480"/>
+        </w:tabs>
+        <w:ind w:left="6480" w:hanging="360"/>
+      </w:pPr>
+      <w:rPr>
+        <w:rFonts w:ascii="Wingdings" w:hAnsi="Wingdings" w:hint="default"/>
+        <w:sz w:val="20"/>
+      </w:rPr>
+    </w:lvl>
+  </w:abstractNum>
+  <w:abstractNum w:abstractNumId="43" w15:restartNumberingAfterBreak="0">
     <w:nsid w:val="7C5B0B74"/>
     <w:multiLevelType w:val="multilevel"/>
     <w:tmpl w:val="476E9A9E"/>
@@ -6398,7 +9658,7 @@
       </w:rPr>
     </w:lvl>
   </w:abstractNum>
-  <w:abstractNum w:abstractNumId="42" w15:restartNumberingAfterBreak="0">
+  <w:abstractNum w:abstractNumId="44" w15:restartNumberingAfterBreak="0">
     <w:nsid w:val="7EC10415"/>
     <w:multiLevelType w:val="multilevel"/>
     <w:tmpl w:val="97C2610A"/>
@@ -6548,133 +9808,139 @@
     </w:lvl>
   </w:abstractNum>
   <w:num w:numId="1" w16cid:durableId="1161002362">
-    <w:abstractNumId w:val="31"/>
+    <w:abstractNumId w:val="32"/>
   </w:num>
   <w:num w:numId="2" w16cid:durableId="646665901">
-    <w:abstractNumId w:val="25"/>
+    <w:abstractNumId w:val="26"/>
   </w:num>
   <w:num w:numId="3" w16cid:durableId="579220518">
-    <w:abstractNumId w:val="37"/>
+    <w:abstractNumId w:val="38"/>
   </w:num>
   <w:num w:numId="4" w16cid:durableId="103500681">
-    <w:abstractNumId w:val="29"/>
+    <w:abstractNumId w:val="30"/>
   </w:num>
   <w:num w:numId="5" w16cid:durableId="617296083">
-    <w:abstractNumId w:val="20"/>
+    <w:abstractNumId w:val="21"/>
   </w:num>
   <w:num w:numId="6" w16cid:durableId="2052149824">
-    <w:abstractNumId w:val="7"/>
+    <w:abstractNumId w:val="8"/>
   </w:num>
   <w:num w:numId="7" w16cid:durableId="402222522">
-    <w:abstractNumId w:val="38"/>
+    <w:abstractNumId w:val="39"/>
   </w:num>
   <w:num w:numId="8" w16cid:durableId="1647200662">
     <w:abstractNumId w:val="3"/>
   </w:num>
   <w:num w:numId="9" w16cid:durableId="1682121071">
+    <w:abstractNumId w:val="43"/>
+  </w:num>
+  <w:num w:numId="10" w16cid:durableId="246695865">
+    <w:abstractNumId w:val="13"/>
+  </w:num>
+  <w:num w:numId="11" w16cid:durableId="2141993432">
+    <w:abstractNumId w:val="40"/>
+  </w:num>
+  <w:num w:numId="12" w16cid:durableId="641038559">
+    <w:abstractNumId w:val="23"/>
+  </w:num>
+  <w:num w:numId="13" w16cid:durableId="1611089610">
+    <w:abstractNumId w:val="9"/>
+  </w:num>
+  <w:num w:numId="14" w16cid:durableId="1505780277">
+    <w:abstractNumId w:val="24"/>
+  </w:num>
+  <w:num w:numId="15" w16cid:durableId="1285043431">
+    <w:abstractNumId w:val="37"/>
+  </w:num>
+  <w:num w:numId="16" w16cid:durableId="60640942">
+    <w:abstractNumId w:val="27"/>
+  </w:num>
+  <w:num w:numId="17" w16cid:durableId="1933391165">
+    <w:abstractNumId w:val="17"/>
+  </w:num>
+  <w:num w:numId="18" w16cid:durableId="493376280">
+    <w:abstractNumId w:val="19"/>
+  </w:num>
+  <w:num w:numId="19" w16cid:durableId="128474687">
+    <w:abstractNumId w:val="12"/>
+  </w:num>
+  <w:num w:numId="20" w16cid:durableId="2080013416">
     <w:abstractNumId w:val="41"/>
   </w:num>
-  <w:num w:numId="10" w16cid:durableId="246695865">
-    <w:abstractNumId w:val="12"/>
-  </w:num>
-  <w:num w:numId="11" w16cid:durableId="2141993432">
-    <w:abstractNumId w:val="39"/>
-  </w:num>
-  <w:num w:numId="12" w16cid:durableId="641038559">
-    <w:abstractNumId w:val="22"/>
-  </w:num>
-  <w:num w:numId="13" w16cid:durableId="1611089610">
-    <w:abstractNumId w:val="8"/>
-  </w:num>
-  <w:num w:numId="14" w16cid:durableId="1505780277">
-    <w:abstractNumId w:val="23"/>
-  </w:num>
-  <w:num w:numId="15" w16cid:durableId="1285043431">
-    <w:abstractNumId w:val="36"/>
-  </w:num>
-  <w:num w:numId="16" w16cid:durableId="60640942">
-    <w:abstractNumId w:val="26"/>
-  </w:num>
-  <w:num w:numId="17" w16cid:durableId="1933391165">
+  <w:num w:numId="21" w16cid:durableId="1864705951">
     <w:abstractNumId w:val="16"/>
   </w:num>
-  <w:num w:numId="18" w16cid:durableId="493376280">
-    <w:abstractNumId w:val="18"/>
-  </w:num>
-  <w:num w:numId="19" w16cid:durableId="128474687">
-    <w:abstractNumId w:val="11"/>
-  </w:num>
-  <w:num w:numId="20" w16cid:durableId="2080013416">
-    <w:abstractNumId w:val="40"/>
-  </w:num>
-  <w:num w:numId="21" w16cid:durableId="1864705951">
-    <w:abstractNumId w:val="15"/>
-  </w:num>
   <w:num w:numId="22" w16cid:durableId="1466965471">
-    <w:abstractNumId w:val="32"/>
+    <w:abstractNumId w:val="33"/>
   </w:num>
   <w:num w:numId="23" w16cid:durableId="232741186">
-    <w:abstractNumId w:val="34"/>
+    <w:abstractNumId w:val="35"/>
   </w:num>
   <w:num w:numId="24" w16cid:durableId="1743454208">
-    <w:abstractNumId w:val="10"/>
+    <w:abstractNumId w:val="11"/>
   </w:num>
   <w:num w:numId="25" w16cid:durableId="249390905">
     <w:abstractNumId w:val="1"/>
   </w:num>
   <w:num w:numId="26" w16cid:durableId="1428041549">
-    <w:abstractNumId w:val="19"/>
+    <w:abstractNumId w:val="20"/>
   </w:num>
   <w:num w:numId="27" w16cid:durableId="1168205411">
-    <w:abstractNumId w:val="30"/>
+    <w:abstractNumId w:val="31"/>
   </w:num>
   <w:num w:numId="28" w16cid:durableId="847213060">
-    <w:abstractNumId w:val="33"/>
+    <w:abstractNumId w:val="34"/>
   </w:num>
   <w:num w:numId="29" w16cid:durableId="461116745">
-    <w:abstractNumId w:val="4"/>
+    <w:abstractNumId w:val="5"/>
   </w:num>
   <w:num w:numId="30" w16cid:durableId="780611823">
-    <w:abstractNumId w:val="21"/>
+    <w:abstractNumId w:val="22"/>
   </w:num>
   <w:num w:numId="31" w16cid:durableId="560598764">
-    <w:abstractNumId w:val="42"/>
+    <w:abstractNumId w:val="44"/>
   </w:num>
   <w:num w:numId="32" w16cid:durableId="1577281594">
-    <w:abstractNumId w:val="24"/>
+    <w:abstractNumId w:val="25"/>
   </w:num>
   <w:num w:numId="33" w16cid:durableId="219678338">
+    <w:abstractNumId w:val="29"/>
+  </w:num>
+  <w:num w:numId="34" w16cid:durableId="1347437688">
+    <w:abstractNumId w:val="15"/>
+  </w:num>
+  <w:num w:numId="35" w16cid:durableId="176117207">
+    <w:abstractNumId w:val="10"/>
+  </w:num>
+  <w:num w:numId="36" w16cid:durableId="60299312">
     <w:abstractNumId w:val="28"/>
   </w:num>
-  <w:num w:numId="34" w16cid:durableId="1347437688">
-    <w:abstractNumId w:val="14"/>
-  </w:num>
-  <w:num w:numId="35" w16cid:durableId="176117207">
-    <w:abstractNumId w:val="9"/>
-  </w:num>
-  <w:num w:numId="36" w16cid:durableId="60299312">
-    <w:abstractNumId w:val="27"/>
-  </w:num>
   <w:num w:numId="37" w16cid:durableId="132262369">
-    <w:abstractNumId w:val="6"/>
+    <w:abstractNumId w:val="7"/>
   </w:num>
   <w:num w:numId="38" w16cid:durableId="35011990">
     <w:abstractNumId w:val="0"/>
   </w:num>
   <w:num w:numId="39" w16cid:durableId="1096949523">
-    <w:abstractNumId w:val="5"/>
+    <w:abstractNumId w:val="6"/>
   </w:num>
   <w:num w:numId="40" w16cid:durableId="2057505569">
-    <w:abstractNumId w:val="17"/>
+    <w:abstractNumId w:val="18"/>
   </w:num>
   <w:num w:numId="41" w16cid:durableId="1611353309">
     <w:abstractNumId w:val="2"/>
   </w:num>
   <w:num w:numId="42" w16cid:durableId="258223712">
-    <w:abstractNumId w:val="13"/>
+    <w:abstractNumId w:val="14"/>
   </w:num>
   <w:num w:numId="43" w16cid:durableId="1978870285">
-    <w:abstractNumId w:val="35"/>
+    <w:abstractNumId w:val="36"/>
+  </w:num>
+  <w:num w:numId="44" w16cid:durableId="565576443">
+    <w:abstractNumId w:val="4"/>
+  </w:num>
+  <w:num w:numId="45" w16cid:durableId="1570072252">
+    <w:abstractNumId w:val="42"/>
   </w:num>
 </w:numbering>
 </file>
@@ -7077,7 +10343,10 @@
   <w:style w:type="paragraph" w:default="1" w:styleId="a">
     <w:name w:val="Normal"/>
     <w:qFormat/>
-    <w:rsid w:val="00660AD6"/>
+    <w:rsid w:val="00586549"/>
+    <w:rPr>
+      <w:sz w:val="20"/>
+    </w:rPr>
   </w:style>
   <w:style w:type="paragraph" w:styleId="1">
     <w:name w:val="heading 1"/>
